--- a/docs/paper_ae.docx
+++ b/docs/paper_ae.docx
@@ -2,7 +2,7 @@
 <file path=word/document.xml><?xml version="1.0" encoding="utf-8"?>
 <w:document xmlns:w="http://schemas.openxmlformats.org/wordprocessingml/2006/main" xmlns:m="http://schemas.openxmlformats.org/officeDocument/2006/math" xmlns:r="http://schemas.openxmlformats.org/officeDocument/2006/relationships" xmlns:o="urn:schemas-microsoft-com:office:office" xmlns:v="urn:schemas-microsoft-com:vml" xmlns:w10="urn:schemas-microsoft-com:office:word" xmlns:a="http://schemas.openxmlformats.org/drawingml/2006/main" xmlns:pic="http://schemas.openxmlformats.org/drawingml/2006/picture" xmlns:wp="http://schemas.openxmlformats.org/drawingml/2006/wordprocessingDrawing">
   <w:body>
-    <w:bookmarkStart w:id="45" w:name="X84a3e879f4f59080cc6a947441f961b592cf61c"/>
+    <w:bookmarkStart w:id="46" w:name="X64cda2f792497c7ff91792d0bdc6bcf3828ab8a"/>
     <w:p>
       <w:pPr>
         <w:pStyle w:val="Heading1"/>
@@ -16,7 +16,7 @@
           <w:i w:val="0"/>
           <w:sz w:val="28"/>
         </w:rPr>
-        <w:t xml:space="preserve">Seven Hundred Simulations Suffice: Matching BuildingsBench through Operational Diversity in Zero-Shot Load Forecasting</w:t>
+        <w:t xml:space="preserve">Seven Hundred Simulations Suffice: Operational Diversity for Data-Efficient Zero-Shot Building Load Forecasting</w:t>
       </w:r>
     </w:p>
     <w:p>
@@ -27,87 +27,48 @@
       <w:r>
         <w:rPr>
           <w:rFonts w:ascii="Times New Roman" w:hAnsi="Times New Roman" w:eastAsia="Times New Roman"/>
-          <w:b/>
-          <w:bCs/>
-          <w:sz w:val="24"/>
-        </w:rPr>
-        <w:t xml:space="preserve">Author</w:t>
-      </w:r>
-      <w:r>
-        <w:rPr>
-          <w:rFonts w:ascii="Times New Roman" w:hAnsi="Times New Roman" w:eastAsia="Times New Roman"/>
-          <w:sz w:val="24"/>
-        </w:rPr>
-        <w:t xml:space="preserve">: Jeong-Uk Kim</w:t>
-      </w:r>
-      <w:r>
-        <w:rPr>
-          <w:rFonts w:ascii="Times New Roman" w:hAnsi="Times New Roman" w:eastAsia="Times New Roman"/>
-          <w:sz w:val="24"/>
-        </w:rPr>
-        <w:t xml:space="preserve"> </w:t>
-      </w:r>
-      <w:r>
-        <w:rPr>
-          <w:rFonts w:ascii="Times New Roman" w:hAnsi="Times New Roman" w:eastAsia="Times New Roman"/>
-          <w:b/>
-          <w:bCs/>
-          <w:sz w:val="24"/>
-        </w:rPr>
-        <w:t xml:space="preserve">ORCID</w:t>
-      </w:r>
-      <w:r>
-        <w:rPr>
-          <w:rFonts w:ascii="Times New Roman" w:hAnsi="Times New Roman" w:eastAsia="Times New Roman"/>
-          <w:sz w:val="24"/>
-        </w:rPr>
-        <w:t xml:space="preserve">: 0000-0002-3839-3845</w:t>
-      </w:r>
-      <w:r>
-        <w:rPr>
-          <w:rFonts w:ascii="Times New Roman" w:hAnsi="Times New Roman" w:eastAsia="Times New Roman"/>
-          <w:sz w:val="24"/>
-        </w:rPr>
-        <w:t xml:space="preserve"> </w:t>
-      </w:r>
-      <w:r>
-        <w:rPr>
-          <w:rFonts w:ascii="Times New Roman" w:hAnsi="Times New Roman" w:eastAsia="Times New Roman"/>
-          <w:b/>
-          <w:bCs/>
-          <w:sz w:val="24"/>
-        </w:rPr>
-        <w:t xml:space="preserve">Affiliation</w:t>
-      </w:r>
-      <w:r>
-        <w:rPr>
-          <w:rFonts w:ascii="Times New Roman" w:hAnsi="Times New Roman" w:eastAsia="Times New Roman"/>
-          <w:sz w:val="24"/>
-        </w:rPr>
-        <w:t xml:space="preserve">: Department of Electrical Engineering, Sangmyung University, Seoul 03016, South Korea</w:t>
-      </w:r>
-      <w:r>
-        <w:rPr>
-          <w:rFonts w:ascii="Times New Roman" w:hAnsi="Times New Roman" w:eastAsia="Times New Roman"/>
-          <w:sz w:val="24"/>
-        </w:rPr>
-        <w:t xml:space="preserve"> </w:t>
-      </w:r>
-      <w:r>
-        <w:rPr>
-          <w:rFonts w:ascii="Times New Roman" w:hAnsi="Times New Roman" w:eastAsia="Times New Roman"/>
-          <w:b/>
-          <w:bCs/>
-          <w:sz w:val="24"/>
-        </w:rPr>
-        <w:t xml:space="preserve">E-mail</w:t>
-      </w:r>
-      <w:r>
-        <w:rPr>
-          <w:rFonts w:ascii="Times New Roman" w:hAnsi="Times New Roman" w:eastAsia="Times New Roman"/>
-          <w:sz w:val="24"/>
-        </w:rPr>
-        <w:t xml:space="preserve">: jukim@smu.ac.kr</w:t>
+          <w:sz w:val="24"/>
+        </w:rPr>
+        <w:t xml:space="preserve">Jeong-Uk Kim</w:t>
+      </w:r>
+    </w:p>
+    <w:p>
+      <w:pPr>
+        <w:pStyle w:val="BodyText"/>
+        <w:spacing w:line="480" w:lineRule="auto" w:after="0" w:before="0"/>
+      </w:pPr>
+      <w:r>
+        <w:rPr>
+          <w:rFonts w:ascii="Times New Roman" w:hAnsi="Times New Roman" w:eastAsia="Times New Roman"/>
+          <w:sz w:val="24"/>
+        </w:rPr>
+        <w:t xml:space="preserve">Department of Electrical Engineering, Sangmyung University, Seoul 03016, South Korea</w:t>
+      </w:r>
+    </w:p>
+    <w:p>
+      <w:pPr>
+        <w:pStyle w:val="BodyText"/>
+        <w:spacing w:line="480" w:lineRule="auto" w:after="0" w:before="0"/>
+      </w:pPr>
+      <w:r>
+        <w:rPr>
+          <w:rFonts w:ascii="Times New Roman" w:hAnsi="Times New Roman" w:eastAsia="Times New Roman"/>
+          <w:sz w:val="24"/>
+        </w:rPr>
+        <w:t xml:space="preserve">ORCID: 0000-0001-9576-8757</w:t>
+      </w:r>
+    </w:p>
+    <w:p>
+      <w:pPr>
+        <w:pStyle w:val="BodyText"/>
+        <w:spacing w:line="480" w:lineRule="auto" w:after="0" w:before="0"/>
+      </w:pPr>
+      <w:r>
+        <w:rPr>
+          <w:rFonts w:ascii="Times New Roman" w:hAnsi="Times New Roman" w:eastAsia="Times New Roman"/>
+          <w:sz w:val="24"/>
+        </w:rPr>
+        <w:t xml:space="preserve">E-mail: jukim@smu.ac.kr</w:t>
       </w:r>
     </w:p>
     <w:p>
@@ -122,10 +83,10 @@
       <w:r>
         <w:rPr>
           <w:rFonts w:ascii="Times New Roman" w:hAnsi="Times New Roman" w:eastAsia="Times New Roman"/>
-          <w:b/>
-          <w:sz w:val="24"/>
-        </w:rPr>
-        <w:t>Submitted to: Applied Energy (Elsevier)</w:t>
+          <w:i/>
+          <w:sz w:val="24"/>
+        </w:rPr>
+        <w:t>Corresponding author: Jeong-Uk Kim (jukim@smu.ac.kr)</w:t>
       </w:r>
     </w:p>
     <w:p>
@@ -169,7 +130,7 @@
           <w:rFonts w:ascii="Times New Roman" w:hAnsi="Times New Roman" w:eastAsia="Times New Roman"/>
           <w:sz w:val="24"/>
         </w:rPr>
-        <w:t xml:space="preserve">Zero-shot building load forecasting—predicting energy consumption for unseen buildings without retraining—is essential for grid balancing and demand response. BuildingsBench assembled 900,000 U.S. building simulations and achieved 13.28% NRMSE on 955 real U.S. commercial buildings and Portuguese electricity consumers, establishing data scale as the prevailing paradigm. We challenge this with 700 Korean-weather EnergyPlus simulations—fifty per archetype across 14 building types—with operational schedules sampled via 12-dimensional Latin Hypercube Sampling (LHS), using Reversible Instance Normalization (RevIN) and no geographic features. This small corpus achieves 13.11 ± 0.17% NRMSE (five-seed mean) on the same evaluation set, outperforming the 900,000-building state-of-the-art (SOTA, 13.28%) on the five-seed mean with the best seed reaching 12.93%. Controlled experiments isolating the design effect—comparing 700 LHS-designed buildings against 700 BuildingsBench-sampled buildings—show a persistent 1.15 pp advantage with matched augmentation (1.61 pp without), supporting operational diversity as a primary driver beyond RevIN or augmentation alone. Applying RevIN to the full 900K corpus degrades performance by 0.62 pp, suggesting that RevIN benefits small, diverse datasets but can be detrimental to large, stock-model corpora. N-scaling reveals rapid saturation: 70 buildings (n = 5 per archetype) already achieve 13.28 ± 0.12%, matching the SOTA within seed variability, with 700 buildings providing only 0.17 pp further improvement to the five-seed mean. Seven hundred LHS-designed simulations thus achieve SOTA-level zero-shot accuracy at 0.08% of the BuildingsBench training volume, substantially lowering the data barrier for zero-shot forecasting. A U.S.-weather/LHS ablation—retraining on the same 700 LHS schedules with U.S. TMY weather files—yields 13.64 ± 0.65% (five-seed mean), outperforming the matched BB-700 control (14.26%) while remaining more variable than Korean-700, supporting operational diversity as a major driver while revealing residual weather sensitivity.</w:t>
+        <w:t xml:space="preserve">Zero-shot building load forecasting—predicting energy consumption for unseen buildings without retraining—is essential for grid balancing and demand response, yet current approaches assume that large-scale synthetic corpora are required. We show that carefully designed operational diversity, rather than corpus scale alone, is sufficient for high-accuracy zero-shot forecasting. A Transformer trained on only 700 Korean-weather EnergyPlus simulations—fifty per archetype across 14 building types—with operational schedules sampled via 12-dimensional Latin Hypercube Sampling (LHS), Reversible Instance Normalization (RevIN), and no geographic features reaches BuildingsBench-level performance on 955 real U.S. commercial buildings and Portuguese electricity consumers, achieving 13.11 ± 0.17% NRMSE (five-seed mean), numerically below the reproduced 900,000-building baseline of 13.27%. Controlled experiments at matched scale consistently favor the LHS-designed corpus over matched BB-700 controls, supporting operational diversity as a primary driver beyond RevIN or augmentation alone. Applying RevIN to the full 900K corpus degrades performance in a single-run comparison, suggesting that RevIN’s benefit is regime-dependent rather than universal. N-scaling saturates rapidly: 70 buildings already reach the benchmark level. A U.S.-weather ablation remains competitive and still outperforms the matched BB-700 control, supporting operational diversity as a major driver while revealing residual weather sensitivity.</w:t>
       </w:r>
     </w:p>
     <w:p>
@@ -227,7 +188,7 @@
           <w:rFonts w:ascii="Times New Roman" w:hAnsi="Times New Roman" w:eastAsia="Times New Roman"/>
           <w:sz w:val="24"/>
         </w:rPr>
-        <w:t xml:space="preserve">- 700 diverse simulations achieve SOTA-level accuracy at 0.08% of training volume</w:t>
+        <w:t xml:space="preserve">- 700 simulations reach benchmark-level accuracy using no geographic metadata</w:t>
       </w:r>
       <w:r>
         <w:rPr>
@@ -241,7 +202,7 @@
           <w:rFonts w:ascii="Times New Roman" w:hAnsi="Times New Roman" w:eastAsia="Times New Roman"/>
           <w:sz w:val="24"/>
         </w:rPr>
-        <w:t xml:space="preserve">- 12-dimensional Latin Hypercube Sampling generates operationally diverse training data</w:t>
+        <w:t xml:space="preserve">- 12D Latin Hypercube Sampling yields operational diversity over stock-model scale</w:t>
       </w:r>
       <w:r>
         <w:rPr>
@@ -255,7 +216,7 @@
           <w:rFonts w:ascii="Times New Roman" w:hAnsi="Times New Roman" w:eastAsia="Times New Roman"/>
           <w:sz w:val="24"/>
         </w:rPr>
-        <w:t xml:space="preserve">- RevIN helps small diverse data but degrades performance on large homogeneous corpora</w:t>
+        <w:t xml:space="preserve">- RevIN helps 700-building models but degrades BB-900K retraining</w:t>
       </w:r>
       <w:r>
         <w:rPr>
@@ -269,7 +230,7 @@
           <w:rFonts w:ascii="Times New Roman" w:hAnsi="Times New Roman" w:eastAsia="Times New Roman"/>
           <w:sz w:val="24"/>
         </w:rPr>
-        <w:t xml:space="preserve">- U.S.-weather/LHS ablation (13.64%) supports operational diversity, reveals weather sensitivity</w:t>
+        <w:t xml:space="preserve">- Korean-weather training transfers zero-shot to U.S./Portuguese real buildings</w:t>
       </w:r>
     </w:p>
     <w:p>
@@ -379,7 +340,7 @@
           <w:rFonts w:ascii="Times New Roman" w:hAnsi="Times New Roman" w:eastAsia="Times New Roman"/>
           <w:sz w:val="24"/>
         </w:rPr>
-        <w:t xml:space="preserve">Controlled experiments on matched 700-building subsets—one from our parametric simulations, one from BuildingsBench—show that the improvement cannot be attributed to RevIN alone and is strongly linked to data design. Applying RevIN to the full 900K BuildingsBench corpus worsens performance from 13.27% to 13.89%, an asymmetry suggesting that RevIN is beneficial in small-data regimes but not universally helpful at scale. The n-scaling curve shows that 70 buildings already match the SOTA at 13.28 ± 0.12%. A U.S.-weather/LHS ablation—retraining on the same 700 LHS schedules with U.S. TMY weather—yields a five-seed mean of 13.64 ± 0.65%, still outperforming the matched BB-700 control (14.26%), supporting operational diversity as a major driver while revealing residual weather sensitivity.</w:t>
+        <w:t xml:space="preserve">Controlled experiments on matched 700-building subsets—one from our parametric simulations, one from BuildingsBench—show that the improvement cannot be attributed to RevIN alone and is strongly linked to data design. Applying RevIN to the full 900K BuildingsBench corpus worsens performance, an asymmetry suggesting that RevIN is beneficial in small-data regimes but not universally helpful at scale. The n-scaling curve shows that 70 buildings already reach the benchmark level. A U.S.-weather/LHS ablation—retraining on the same 700 LHS schedules with U.S. TMY weather—still outperforms the matched BB-700 control, supporting operational diversity as a major driver while revealing residual weather sensitivity.</w:t>
       </w:r>
     </w:p>
     <w:p>
@@ -393,6 +354,147 @@
           <w:sz w:val="24"/>
         </w:rPr>
         <w:t xml:space="preserve">The comparison is not free of confounds: our simulations differ from BuildingsBench in building-code assumptions and augmentation strategy, factors that controlled experiments partially address but cannot fully disentangle. A five-seed U.S.-TMY/LHS ablation substantially reduces the climate-origin component of the confound (Section 4.2). Remaining limitations are discussed in Section 5.</w:t>
+      </w:r>
+    </w:p>
+    <w:p>
+      <w:pPr>
+        <w:pStyle w:val="BodyText"/>
+        <w:spacing w:line="480" w:lineRule="auto" w:after="0" w:before="0"/>
+      </w:pPr>
+      <w:r>
+        <w:rPr>
+          <w:rFonts w:ascii="Times New Roman" w:hAnsi="Times New Roman" w:eastAsia="Times New Roman"/>
+          <w:sz w:val="24"/>
+        </w:rPr>
+        <w:t xml:space="preserve">This paper makes four contributions:</w:t>
+      </w:r>
+    </w:p>
+    <w:p>
+      <w:pPr>
+        <w:numPr>
+          <w:ilvl w:val="0"/>
+          <w:numId w:val="1001"/>
+        </w:numPr>
+        <w:spacing w:line="480" w:lineRule="auto" w:after="0" w:before="0"/>
+      </w:pPr>
+      <w:r>
+        <w:rPr>
+          <w:rFonts w:ascii="Times New Roman" w:hAnsi="Times New Roman" w:eastAsia="Times New Roman"/>
+          <w:b/>
+          <w:bCs/>
+          <w:sz w:val="24"/>
+        </w:rPr>
+        <w:t xml:space="preserve">Data sufficiency through design.</w:t>
+      </w:r>
+      <w:r>
+        <w:rPr>
+          <w:rFonts w:ascii="Times New Roman" w:hAnsi="Times New Roman" w:eastAsia="Times New Roman"/>
+          <w:sz w:val="24"/>
+        </w:rPr>
+        <w:t xml:space="preserve"> </w:t>
+      </w:r>
+      <w:r>
+        <w:rPr>
+          <w:rFonts w:ascii="Times New Roman" w:hAnsi="Times New Roman" w:eastAsia="Times New Roman"/>
+          <w:sz w:val="24"/>
+        </w:rPr>
+        <w:t xml:space="preserve">700 LHS-designed simulations are sufficient for benchmark-level zero-shot accuracy on 955 real load series, achieving 13.11 ± 0.17% NRMSE with only 0.08% of the training buildings used by the 900K BuildingsBench baseline (13.27%).</w:t>
+      </w:r>
+    </w:p>
+    <w:p>
+      <w:pPr>
+        <w:numPr>
+          <w:ilvl w:val="0"/>
+          <w:numId w:val="1001"/>
+        </w:numPr>
+        <w:spacing w:line="480" w:lineRule="auto" w:after="0" w:before="0"/>
+      </w:pPr>
+      <w:r>
+        <w:rPr>
+          <w:rFonts w:ascii="Times New Roman" w:hAnsi="Times New Roman" w:eastAsia="Times New Roman"/>
+          <w:b/>
+          <w:bCs/>
+          <w:sz w:val="24"/>
+        </w:rPr>
+        <w:t xml:space="preserve">Metadata-free zero-shot transfer.</w:t>
+      </w:r>
+      <w:r>
+        <w:rPr>
+          <w:rFonts w:ascii="Times New Roman" w:hAnsi="Times New Roman" w:eastAsia="Times New Roman"/>
+          <w:sz w:val="24"/>
+        </w:rPr>
+        <w:t xml:space="preserve"> </w:t>
+      </w:r>
+      <w:r>
+        <w:rPr>
+          <w:rFonts w:ascii="Times New Roman" w:hAnsi="Times New Roman" w:eastAsia="Times New Roman"/>
+          <w:sz w:val="24"/>
+        </w:rPr>
+        <w:t xml:space="preserve">The model uses no latitude, longitude, building type, HVAC metadata, or target-building fine-tuning. Unlike BuildingsBench, which provides latitude and longitude embeddings, all Korean-700 results set geographic coordinates to zero—and an ablation with actual Korean training coordinates shows no benefit when evaluation coordinates are unavailable (Table 5).</w:t>
+      </w:r>
+    </w:p>
+    <w:p>
+      <w:pPr>
+        <w:numPr>
+          <w:ilvl w:val="0"/>
+          <w:numId w:val="1001"/>
+        </w:numPr>
+        <w:spacing w:line="480" w:lineRule="auto" w:after="0" w:before="0"/>
+      </w:pPr>
+      <w:r>
+        <w:rPr>
+          <w:rFonts w:ascii="Times New Roman" w:hAnsi="Times New Roman" w:eastAsia="Times New Roman"/>
+          <w:b/>
+          <w:bCs/>
+          <w:sz w:val="24"/>
+        </w:rPr>
+        <w:t xml:space="preserve">Cross-climate generalization.</w:t>
+      </w:r>
+      <w:r>
+        <w:rPr>
+          <w:rFonts w:ascii="Times New Roman" w:hAnsi="Times New Roman" w:eastAsia="Times New Roman"/>
+          <w:sz w:val="24"/>
+        </w:rPr>
+        <w:t xml:space="preserve"> </w:t>
+      </w:r>
+      <w:r>
+        <w:rPr>
+          <w:rFonts w:ascii="Times New Roman" w:hAnsi="Times New Roman" w:eastAsia="Times New Roman"/>
+          <w:sz w:val="24"/>
+        </w:rPr>
+        <w:t xml:space="preserve">Korean-weather simulations transfer to U.S. and Portuguese real load series. A U.S.-TMY ablation using the same 700 LHS schedules retains an advantage over the matched BB-700 control (13.64% vs. 14.26%), indicating that the gain is not merely a Korean-weather artifact.</w:t>
+      </w:r>
+    </w:p>
+    <w:p>
+      <w:pPr>
+        <w:numPr>
+          <w:ilvl w:val="0"/>
+          <w:numId w:val="1001"/>
+        </w:numPr>
+        <w:spacing w:line="480" w:lineRule="auto" w:after="0" w:before="0"/>
+      </w:pPr>
+      <w:r>
+        <w:rPr>
+          <w:rFonts w:ascii="Times New Roman" w:hAnsi="Times New Roman" w:eastAsia="Times New Roman"/>
+          <w:b/>
+          <w:bCs/>
+          <w:sz w:val="24"/>
+        </w:rPr>
+        <w:t xml:space="preserve">Mechanistic evidence for operational diversity.</w:t>
+      </w:r>
+      <w:r>
+        <w:rPr>
+          <w:rFonts w:ascii="Times New Roman" w:hAnsi="Times New Roman" w:eastAsia="Times New Roman"/>
+          <w:sz w:val="24"/>
+        </w:rPr>
+        <w:t xml:space="preserve"> </w:t>
+      </w:r>
+      <w:r>
+        <w:rPr>
+          <w:rFonts w:ascii="Times New Roman" w:hAnsi="Times New Roman" w:eastAsia="Times New Roman"/>
+          <w:sz w:val="24"/>
+        </w:rPr>
+        <w:t xml:space="preserve">Equal-scale BB-700 controls with matched augmentation show a persistent 1.15 pp data-source gap. N-scaling saturates at 70–140 buildings, consistent with learning governed by the number of distinct temporal patterns rather than the number of examples.</w:t>
       </w:r>
     </w:p>
     <w:p>
@@ -461,6 +563,11 @@
     <w:bookmarkStart w:id="12" w:name="Xa94fe9db3aec9de2cbbe5b917fc9923e1915976"/>
     <w:p>
       <w:pPr>
+        <w:spacing w:line="480" w:lineRule="auto" w:after="0" w:before="0"/>
+      </w:pPr>
+    </w:p>
+    <w:p>
+      <w:pPr>
         <w:pStyle w:val="Heading3"/>
         <w:keepNext/>
         <w:spacing w:line="480" w:lineRule="auto" w:after="60" w:before="120"/>
@@ -505,6 +612,11 @@
     <w:bookmarkStart w:id="13" w:name="X1b94c7cada1dd1ff92977c8ece8cd3245b858c4"/>
     <w:p>
       <w:pPr>
+        <w:spacing w:line="480" w:lineRule="auto" w:after="0" w:before="0"/>
+      </w:pPr>
+    </w:p>
+    <w:p>
+      <w:pPr>
         <w:pStyle w:val="Heading3"/>
         <w:keepNext/>
         <w:spacing w:line="480" w:lineRule="auto" w:after="60" w:before="120"/>
@@ -536,6 +648,11 @@
     <w:bookmarkStart w:id="14" w:name="X67c993ef3aa0f9ad1ccd62e2305174feb663095"/>
     <w:p>
       <w:pPr>
+        <w:spacing w:line="480" w:lineRule="auto" w:after="0" w:before="0"/>
+      </w:pPr>
+    </w:p>
+    <w:p>
+      <w:pPr>
         <w:pStyle w:val="Heading3"/>
         <w:keepNext/>
         <w:spacing w:line="480" w:lineRule="auto" w:after="60" w:before="120"/>
@@ -760,7 +877,8 @@
     <w:tbl>
       <w:tblPr>
         <w:tblStyle w:val="Table"/>
-        <w:tblW w:type="auto" w:w="0"/>
+        <w:tblW w:type="pct" w:w="5000"/>
+        <w:tblLayout w:type="autofit"/>
         <w:tblLook w:firstRow="1" w:lastRow="0" w:firstColumn="0" w:lastColumn="0" w:noHBand="0" w:noVBand="0" w:val="0020"/>
       </w:tblPr>
       <w:tblGrid>
@@ -1424,6 +1542,11 @@
     </w:tbl>
     <w:p>
       <w:pPr>
+        <w:spacing w:line="480" w:lineRule="auto" w:after="0" w:before="0"/>
+      </w:pPr>
+    </w:p>
+    <w:p>
+      <w:pPr>
         <w:pStyle w:val="BodyText"/>
         <w:spacing w:line="480" w:lineRule="auto" w:after="0" w:before="0"/>
       </w:pPr>
@@ -1495,7 +1618,7 @@
           <w:bCs/>
           <w:sz w:val="24"/>
         </w:rPr>
-        <w:t xml:space="preserve">Statistical calibration.</w:t>
+        <w:t xml:space="preserve">Post-hoc distributional comparison.</w:t>
       </w:r>
       <w:r>
         <w:rPr>
@@ -1509,7 +1632,7 @@
           <w:rFonts w:ascii="Times New Roman" w:hAnsi="Times New Roman" w:eastAsia="Times New Roman"/>
           <w:sz w:val="24"/>
         </w:rPr>
-        <w:t xml:space="preserve">Four parameters—night_equipment_frac, weekly_break_prob, seasonal_amplitude, and process_load_frac—represent common operational phenomena in commercial buildings: nighttime equipment retention, weekly schedule disruptions, seasonal load variation, and constant process loads. Table 2 provides a post-hoc sanity check showing that including them brings simulated profiles closer to the aggregate distributional statistics of real buildings. Because these statistics are drawn from the public evaluation corpus, this comparison is best interpreted as distributional calibration rather than a fully blind design step; however, these parameters affect only the marginal distribution of temporal shapes in the training corpus, not any individual building’s load values.</w:t>
+        <w:t xml:space="preserve">Four parameters—night_equipment_frac, weekly_break_prob, seasonal_amplitude, and process_load_frac—represent common operational phenomena in commercial buildings: nighttime equipment retention, weekly schedule disruptions, seasonal load variation, and constant process loads. Table 2 provides a post-hoc comparison showing that including them brings simulated profiles closer to the aggregate distributional statistics of real buildings. These statistics were computed after defining the 12D parameter space and were not used for model selection, hyperparameter tuning, or adjustment of the reported LHS ranges. Because the comparison statistics are drawn from the public evaluation corpus, this analysis is reported only to interpret the resulting distributional coverage and should not be interpreted as a fully blind design step; the parameters affect only the marginal distribution of temporal shapes in the training corpus, not any individual building’s load values.</w:t>
       </w:r>
     </w:p>
     <w:p>
@@ -1540,13 +1663,14 @@
           <w:b w:val="0"/>
           <w:sz w:val="22"/>
         </w:rPr>
-        <w:t xml:space="preserve">Statistical calibration of simulated vs. real building load profiles, with and without the four diversity-enhancing parameters. Metrics characterize input sequence shape (X), not prediction targets (y). Night/day ratio: nighttime-to-daytime mean load; Autocorr 168h: weekly periodicity; Baseload P95: minimum/maximum daily load; CV P5: day-to-day variability.</w:t>
+        <w:t xml:space="preserve">Post-hoc comparison of simulated and real-building load-profile statistics, with and without the four diversity-enhancing parameters. Metrics characterize input sequence shape (X), not prediction targets (y). Night/day ratio: nighttime-to-daytime mean load; Autocorr 168h: weekly periodicity; Baseload P95: minimum/maximum daily load; CV P5: day-to-day variability.</w:t>
       </w:r>
     </w:p>
     <w:tbl>
       <w:tblPr>
         <w:tblStyle w:val="Table"/>
-        <w:tblW w:type="auto" w:w="0"/>
+        <w:tblW w:type="pct" w:w="5000"/>
+        <w:tblLayout w:type="autofit"/>
         <w:tblLook w:firstRow="1" w:lastRow="0" w:firstColumn="0" w:lastColumn="0" w:noHBand="0" w:noVBand="0" w:val="0020"/>
       </w:tblPr>
       <w:tblGrid>
@@ -1904,6 +2028,11 @@
         </w:tc>
       </w:tr>
     </w:tbl>
+    <w:p>
+      <w:pPr>
+        <w:spacing w:line="480" w:lineRule="auto" w:after="0" w:before="0"/>
+      </w:pPr>
+    </w:p>
     <w:bookmarkEnd w:id="16"/>
     <w:bookmarkStart w:id="17" w:name="model-architecture"/>
     <w:p>
@@ -2206,11 +2335,16 @@
           <w:rFonts w:ascii="Times New Roman" w:hAnsi="Times New Roman" w:eastAsia="Times New Roman"/>
           <w:sz w:val="24"/>
         </w:rPr>
-        <w:t xml:space="preserve">BuildingsBench provides latitude and longitude embeddings as model inputs. We set both to zero for all buildings—both training and evaluation. The ablation in Section 4.4 replaces zero with actual Korean city coordinates for training buildings (Seoul, Busan, Daegu, Gangneung, Jeju), while evaluation buildings retain zero. This produces results indistinguishable from the zero-coordinate baseline when RevIN is active, suggesting that explicit geographic coordinates add little information once instance-level scale differences are normalized by RevIN.</w:t>
+        <w:t xml:space="preserve">BuildingsBench provides latitude and longitude embeddings as model inputs. We set both to zero for all buildings—both training and evaluation. The ablation in Section 4.4 replaces zero with actual Korean city coordinates for training buildings (Seoul, Busan, Daegu, Gangneung, Jeju), while evaluation buildings retain zero. This produces results indistinguishable from the zero-coordinate baseline when RevIN is active (Table 5), suggesting that actual training coordinates provide no benefit when evaluation coordinates are unavailable and set to zero—the model cannot exploit geographic information it has never seen at test time, and RevIN absorbs the scale differences that coordinates might otherwise encode.</w:t>
       </w:r>
     </w:p>
     <w:bookmarkEnd w:id="17"/>
     <w:bookmarkStart w:id="18" w:name="training-protocol"/>
+    <w:p>
+      <w:pPr>
+        <w:spacing w:line="480" w:lineRule="auto" w:after="0" w:before="0"/>
+      </w:pPr>
+    </w:p>
     <w:p>
       <w:pPr>
         <w:pStyle w:val="Heading3"/>
@@ -2257,6 +2391,11 @@
     <w:bookmarkStart w:id="19" w:name="evaluation-protocol"/>
     <w:p>
       <w:pPr>
+        <w:spacing w:line="480" w:lineRule="auto" w:after="0" w:before="0"/>
+      </w:pPr>
+    </w:p>
+    <w:p>
+      <w:pPr>
         <w:pStyle w:val="Heading3"/>
         <w:keepNext/>
         <w:spacing w:line="480" w:lineRule="auto" w:after="60" w:before="120"/>
@@ -2294,7 +2433,7 @@
           <w:rFonts w:ascii="Times New Roman" w:hAnsi="Times New Roman" w:eastAsia="Times New Roman"/>
           <w:sz w:val="24"/>
         </w:rPr>
-        <w:t xml:space="preserve">We reproduced the BuildingsBench SOTA-M result using the official checkpoint (torch 2.0.1, identical Box-Cox parameters) and obtained 13.27% NRMSE, confirming that our evaluation pipeline matches the original within 0.01 percentage points of the reported 13.28%.</w:t>
+        <w:t xml:space="preserve">We reproduced the BuildingsBench baseline (Transformer-M) result using the official checkpoint (torch 2.0.1, identical Box-Cox parameters) and obtained 13.27% NRMSE, confirming that our evaluation pipeline matches the original within 0.01 percentage points of the reported 13.28%.</w:t>
       </w:r>
     </w:p>
     <w:p>
@@ -2330,7 +2469,7 @@
         <w:t xml:space="preserve">4. Experiments and Results</w:t>
       </w:r>
     </w:p>
-    <w:bookmarkStart w:id="21" w:name="main-results"/>
+    <w:bookmarkStart w:id="21" w:name="data-efficient-zero-shot-performance"/>
     <w:p>
       <w:pPr>
         <w:pStyle w:val="Heading3"/>
@@ -2344,7 +2483,7 @@
           <w:i w:val="0"/>
           <w:sz w:val="24"/>
         </w:rPr>
-        <w:t xml:space="preserve">4.1 Main Results</w:t>
+        <w:t xml:space="preserve">4.1 Data-Efficient Zero-Shot Performance</w:t>
       </w:r>
     </w:p>
     <w:p>
@@ -2388,295 +2527,375 @@
           <w:b w:val="0"/>
           <w:sz w:val="22"/>
         </w:rPr>
-        <w:t xml:space="preserve">Main results on the 955-building evaluation set (U.S. commercial buildings and Portuguese electricity consumers). Korean-700 and US-TMY-700 (RevIN ON, aug) report five-seed mean ± std; RevIN OFF reports three-seed mean ± std; all other rows use seed = 42. NCRPS (lower is better) measures probabilistic calibration in kWh scale. †BB SOTA-M NCRPS unavailable due to Box-Cox protocol mismatch. BB-700 (aug-matched) is trained with identical optimizer, augmentation, and steps as Korean-700 to isolate the data-source effect.</w:t>
+        <w:t xml:space="preserve">Main results on the 955-building evaluation set (U.S. commercial buildings and Portuguese electricity consumers). Korean-700 (RevIN ON, aug) and US-TMY-700 (RevIN ON, aug) report five-seed mean ± std; Korean-700 (no aug, RevIN ON) and Korean-700 (RevIN OFF, aug) report three-seed mean ± std; all other rows use seed = 42. NCRPS (lower is better) measures probabilistic calibration in kWh scale. †BB-900K NCRPS unavailable due to Box-Cox protocol mismatch. BB-700 (aug-matched) is trained with identical optimizer, augmentation, and steps as Korean-700 to isolate the data-source effect.</w:t>
       </w:r>
     </w:p>
     <w:tbl>
       <w:tblPr>
         <w:tblStyle w:val="Table"/>
         <w:tblW w:type="pct" w:w="5000"/>
-        <w:tblLayout w:type="fixed"/>
+        <w:tblLayout w:type="autofit"/>
         <w:tblLook w:firstRow="1" w:lastRow="0" w:firstColumn="0" w:lastColumn="0" w:noHBand="0" w:noVBand="0" w:val="0020"/>
       </w:tblPr>
       <w:tblGrid>
-        <w:gridCol w:w="710"/>
-        <w:gridCol w:w="1421"/>
-        <w:gridCol w:w="1320"/>
-        <w:gridCol w:w="710"/>
-        <w:gridCol w:w="507"/>
-        <w:gridCol w:w="1218"/>
-        <w:gridCol w:w="1116"/>
-        <w:gridCol w:w="913"/>
+        <w:gridCol w:w="894"/>
+        <w:gridCol w:w="766"/>
+        <w:gridCol w:w="894"/>
+        <w:gridCol w:w="894"/>
+        <w:gridCol w:w="638"/>
+        <w:gridCol w:w="1405"/>
+        <w:gridCol w:w="1405"/>
+        <w:gridCol w:w="1021"/>
       </w:tblGrid>
       <w:tr>
         <w:trPr>
           <w:tblHeader w:val="on"/>
         </w:trPr>
         <w:tc>
-          <w:tcPr/>
-          <w:p>
-            <w:pPr>
-              <w:pStyle w:val="Compact"/>
-              <w:spacing w:line="240" w:lineRule="auto" w:after="20" w:before="0"/>
-            </w:pPr>
-            <w:r>
-              <w:rPr>
-                <w:rFonts w:ascii="Times New Roman" w:hAnsi="Times New Roman" w:eastAsia="Times New Roman"/>
-                <w:sz w:val="20"/>
+          <w:tcPr>
+            <w:tcMar>
+              <w:left w:w="30" w:type="dxa"/>
+              <w:right w:w="30" w:type="dxa"/>
+            </w:tcMar>
+          </w:tcPr>
+          <w:p>
+            <w:pPr>
+              <w:pStyle w:val="Compact"/>
+              <w:spacing w:line="240" w:lineRule="auto" w:after="20" w:before="0"/>
+            </w:pPr>
+            <w:r>
+              <w:rPr>
+                <w:rFonts w:ascii="Times New Roman" w:hAnsi="Times New Roman" w:eastAsia="Times New Roman"/>
+                <w:sz w:val="18"/>
               </w:rPr>
               <w:t xml:space="preserve">Model</w:t>
             </w:r>
           </w:p>
         </w:tc>
         <w:tc>
-          <w:tcPr/>
-          <w:p>
-            <w:pPr>
-              <w:pStyle w:val="Compact"/>
-              <w:spacing w:line="240" w:lineRule="auto" w:after="20" w:before="0"/>
-            </w:pPr>
-            <w:r>
-              <w:rPr>
-                <w:rFonts w:ascii="Times New Roman" w:hAnsi="Times New Roman" w:eastAsia="Times New Roman"/>
-                <w:sz w:val="20"/>
-              </w:rPr>
-              <w:t xml:space="preserve">Training Data</w:t>
-            </w:r>
-          </w:p>
-        </w:tc>
-        <w:tc>
-          <w:tcPr/>
-          <w:p>
-            <w:pPr>
-              <w:pStyle w:val="Compact"/>
-              <w:spacing w:line="240" w:lineRule="auto" w:after="20" w:before="0"/>
-              <w:jc w:val="center"/>
-            </w:pPr>
-            <w:r>
-              <w:rPr>
-                <w:rFonts w:ascii="Times New Roman" w:hAnsi="Times New Roman" w:eastAsia="Times New Roman"/>
-                <w:sz w:val="20"/>
-              </w:rPr>
-              <w:t xml:space="preserve">N Buildings</w:t>
-            </w:r>
-          </w:p>
-        </w:tc>
-        <w:tc>
-          <w:tcPr/>
-          <w:p>
-            <w:pPr>
-              <w:pStyle w:val="Compact"/>
-              <w:spacing w:line="240" w:lineRule="auto" w:after="20" w:before="0"/>
-              <w:jc w:val="center"/>
-            </w:pPr>
-            <w:r>
-              <w:rPr>
-                <w:rFonts w:ascii="Times New Roman" w:hAnsi="Times New Roman" w:eastAsia="Times New Roman"/>
-                <w:sz w:val="20"/>
+          <w:tcPr>
+            <w:tcMar>
+              <w:left w:w="30" w:type="dxa"/>
+              <w:right w:w="30" w:type="dxa"/>
+            </w:tcMar>
+          </w:tcPr>
+          <w:p>
+            <w:pPr>
+              <w:pStyle w:val="Compact"/>
+              <w:spacing w:line="240" w:lineRule="auto" w:after="20" w:before="0"/>
+            </w:pPr>
+            <w:r>
+              <w:rPr>
+                <w:rFonts w:ascii="Times New Roman" w:hAnsi="Times New Roman" w:eastAsia="Times New Roman"/>
+                <w:sz w:val="18"/>
+              </w:rPr>
+              <w:t xml:space="preserve">Data</w:t>
+            </w:r>
+          </w:p>
+        </w:tc>
+        <w:tc>
+          <w:tcPr>
+            <w:tcMar>
+              <w:left w:w="30" w:type="dxa"/>
+              <w:right w:w="30" w:type="dxa"/>
+            </w:tcMar>
+          </w:tcPr>
+          <w:p>
+            <w:pPr>
+              <w:pStyle w:val="Compact"/>
+              <w:spacing w:line="240" w:lineRule="auto" w:after="20" w:before="0"/>
+              <w:jc w:val="right"/>
+            </w:pPr>
+            <w:r>
+              <w:rPr>
+                <w:rFonts w:ascii="Times New Roman" w:hAnsi="Times New Roman" w:eastAsia="Times New Roman"/>
+                <w:sz w:val="18"/>
+              </w:rPr>
+              <w:t xml:space="preserve">N</w:t>
+            </w:r>
+          </w:p>
+        </w:tc>
+        <w:tc>
+          <w:tcPr>
+            <w:tcMar>
+              <w:left w:w="30" w:type="dxa"/>
+              <w:right w:w="30" w:type="dxa"/>
+            </w:tcMar>
+          </w:tcPr>
+          <w:p>
+            <w:pPr>
+              <w:pStyle w:val="Compact"/>
+              <w:spacing w:line="240" w:lineRule="auto" w:after="20" w:before="0"/>
+              <w:jc w:val="center"/>
+            </w:pPr>
+            <w:r>
+              <w:rPr>
+                <w:rFonts w:ascii="Times New Roman" w:hAnsi="Times New Roman" w:eastAsia="Times New Roman"/>
+                <w:sz w:val="18"/>
               </w:rPr>
               <w:t xml:space="preserve">RevIN</w:t>
             </w:r>
           </w:p>
         </w:tc>
         <w:tc>
-          <w:tcPr/>
-          <w:p>
-            <w:pPr>
-              <w:pStyle w:val="Compact"/>
-              <w:spacing w:line="240" w:lineRule="auto" w:after="20" w:before="0"/>
-              <w:jc w:val="center"/>
-            </w:pPr>
-            <w:r>
-              <w:rPr>
-                <w:rFonts w:ascii="Times New Roman" w:hAnsi="Times New Roman" w:eastAsia="Times New Roman"/>
-                <w:sz w:val="20"/>
+          <w:tcPr>
+            <w:tcMar>
+              <w:left w:w="30" w:type="dxa"/>
+              <w:right w:w="30" w:type="dxa"/>
+            </w:tcMar>
+          </w:tcPr>
+          <w:p>
+            <w:pPr>
+              <w:pStyle w:val="Compact"/>
+              <w:spacing w:line="240" w:lineRule="auto" w:after="20" w:before="0"/>
+              <w:jc w:val="center"/>
+            </w:pPr>
+            <w:r>
+              <w:rPr>
+                <w:rFonts w:ascii="Times New Roman" w:hAnsi="Times New Roman" w:eastAsia="Times New Roman"/>
+                <w:sz w:val="18"/>
               </w:rPr>
               <w:t xml:space="preserve">Aug</w:t>
             </w:r>
           </w:p>
         </w:tc>
         <w:tc>
-          <w:tcPr/>
-          <w:p>
-            <w:pPr>
-              <w:pStyle w:val="Compact"/>
-              <w:spacing w:line="240" w:lineRule="auto" w:after="20" w:before="0"/>
-              <w:jc w:val="center"/>
-            </w:pPr>
-            <w:r>
-              <w:rPr>
-                <w:rFonts w:ascii="Times New Roman" w:hAnsi="Times New Roman" w:eastAsia="Times New Roman"/>
-                <w:sz w:val="20"/>
+          <w:tcPr>
+            <w:tcMar>
+              <w:left w:w="30" w:type="dxa"/>
+              <w:right w:w="30" w:type="dxa"/>
+            </w:tcMar>
+          </w:tcPr>
+          <w:p>
+            <w:pPr>
+              <w:pStyle w:val="Compact"/>
+              <w:spacing w:line="240" w:lineRule="auto" w:after="20" w:before="0"/>
+              <w:jc w:val="center"/>
+            </w:pPr>
+            <w:r>
+              <w:rPr>
+                <w:rFonts w:ascii="Times New Roman" w:hAnsi="Times New Roman" w:eastAsia="Times New Roman"/>
+                <w:sz w:val="18"/>
               </w:rPr>
               <w:t xml:space="preserve">NRMSE (%)</w:t>
             </w:r>
           </w:p>
         </w:tc>
         <w:tc>
-          <w:tcPr/>
-          <w:p>
-            <w:pPr>
-              <w:pStyle w:val="Compact"/>
-              <w:spacing w:line="240" w:lineRule="auto" w:after="20" w:before="0"/>
-              <w:jc w:val="center"/>
-            </w:pPr>
-            <w:r>
-              <w:rPr>
-                <w:rFonts w:ascii="Times New Roman" w:hAnsi="Times New Roman" w:eastAsia="Times New Roman"/>
-                <w:sz w:val="20"/>
+          <w:tcPr>
+            <w:tcMar>
+              <w:left w:w="30" w:type="dxa"/>
+              <w:right w:w="30" w:type="dxa"/>
+            </w:tcMar>
+          </w:tcPr>
+          <w:p>
+            <w:pPr>
+              <w:pStyle w:val="Compact"/>
+              <w:spacing w:line="240" w:lineRule="auto" w:after="20" w:before="0"/>
+              <w:jc w:val="center"/>
+            </w:pPr>
+            <w:r>
+              <w:rPr>
+                <w:rFonts w:ascii="Times New Roman" w:hAnsi="Times New Roman" w:eastAsia="Times New Roman"/>
+                <w:sz w:val="18"/>
               </w:rPr>
               <w:t xml:space="preserve">NCRPS (%)</w:t>
             </w:r>
           </w:p>
         </w:tc>
         <w:tc>
-          <w:tcPr/>
-          <w:p>
-            <w:pPr>
-              <w:pStyle w:val="Compact"/>
-              <w:spacing w:line="240" w:lineRule="auto" w:after="20" w:before="0"/>
-              <w:jc w:val="center"/>
-            </w:pPr>
-            <w:r>
-              <w:rPr>
-                <w:rFonts w:ascii="Times New Roman" w:hAnsi="Times New Roman" w:eastAsia="Times New Roman"/>
-                <w:sz w:val="20"/>
-              </w:rPr>
-              <w:t xml:space="preserve">vs SOTA</w:t>
+          <w:tcPr>
+            <w:tcMar>
+              <w:left w:w="30" w:type="dxa"/>
+              <w:right w:w="30" w:type="dxa"/>
+            </w:tcMar>
+          </w:tcPr>
+          <w:p>
+            <w:pPr>
+              <w:pStyle w:val="Compact"/>
+              <w:spacing w:line="240" w:lineRule="auto" w:after="20" w:before="0"/>
+              <w:jc w:val="center"/>
+            </w:pPr>
+            <w:r>
+              <w:rPr>
+                <w:rFonts w:ascii="Times New Roman" w:hAnsi="Times New Roman" w:eastAsia="Times New Roman"/>
+                <w:sz w:val="18"/>
+              </w:rPr>
+              <w:t xml:space="preserve">Δ baseline</w:t>
             </w:r>
           </w:p>
         </w:tc>
       </w:tr>
       <w:tr>
         <w:tc>
-          <w:tcPr/>
-          <w:p>
-            <w:pPr>
-              <w:pStyle w:val="Compact"/>
-              <w:spacing w:line="240" w:lineRule="auto" w:after="20" w:before="0"/>
-            </w:pPr>
-            <w:r>
-              <w:rPr>
-                <w:rFonts w:ascii="Times New Roman" w:hAnsi="Times New Roman" w:eastAsia="Times New Roman"/>
-                <w:sz w:val="20"/>
-              </w:rPr>
-              <w:t xml:space="preserve">BB SOTA-M (reproduced)</w:t>
-            </w:r>
-          </w:p>
-        </w:tc>
-        <w:tc>
-          <w:tcPr/>
-          <w:p>
-            <w:pPr>
-              <w:pStyle w:val="Compact"/>
-              <w:spacing w:line="240" w:lineRule="auto" w:after="20" w:before="0"/>
-            </w:pPr>
-            <w:r>
-              <w:rPr>
-                <w:rFonts w:ascii="Times New Roman" w:hAnsi="Times New Roman" w:eastAsia="Times New Roman"/>
-                <w:sz w:val="20"/>
+          <w:tcPr>
+            <w:tcMar>
+              <w:left w:w="30" w:type="dxa"/>
+              <w:right w:w="30" w:type="dxa"/>
+            </w:tcMar>
+          </w:tcPr>
+          <w:p>
+            <w:pPr>
+              <w:pStyle w:val="Compact"/>
+              <w:spacing w:line="240" w:lineRule="auto" w:after="20" w:before="0"/>
+            </w:pPr>
+            <w:r>
+              <w:rPr>
+                <w:rFonts w:ascii="Times New Roman" w:hAnsi="Times New Roman" w:eastAsia="Times New Roman"/>
+                <w:sz w:val="18"/>
+              </w:rPr>
+              <w:t xml:space="preserve">BB-900K</w:t>
+            </w:r>
+          </w:p>
+        </w:tc>
+        <w:tc>
+          <w:tcPr>
+            <w:tcMar>
+              <w:left w:w="30" w:type="dxa"/>
+              <w:right w:w="30" w:type="dxa"/>
+            </w:tcMar>
+          </w:tcPr>
+          <w:p>
+            <w:pPr>
+              <w:pStyle w:val="Compact"/>
+              <w:spacing w:line="240" w:lineRule="auto" w:after="20" w:before="0"/>
+            </w:pPr>
+            <w:r>
+              <w:rPr>
+                <w:rFonts w:ascii="Times New Roman" w:hAnsi="Times New Roman" w:eastAsia="Times New Roman"/>
+                <w:sz w:val="18"/>
               </w:rPr>
               <w:t xml:space="preserve">BB 900K</w:t>
             </w:r>
           </w:p>
         </w:tc>
         <w:tc>
-          <w:tcPr/>
-          <w:p>
-            <w:pPr>
-              <w:pStyle w:val="Compact"/>
-              <w:spacing w:line="240" w:lineRule="auto" w:after="20" w:before="0"/>
-              <w:jc w:val="center"/>
-            </w:pPr>
-            <w:r>
-              <w:rPr>
-                <w:rFonts w:ascii="Times New Roman" w:hAnsi="Times New Roman" w:eastAsia="Times New Roman"/>
-                <w:sz w:val="20"/>
+          <w:tcPr>
+            <w:tcMar>
+              <w:left w:w="30" w:type="dxa"/>
+              <w:right w:w="30" w:type="dxa"/>
+            </w:tcMar>
+          </w:tcPr>
+          <w:p>
+            <w:pPr>
+              <w:pStyle w:val="Compact"/>
+              <w:spacing w:line="240" w:lineRule="auto" w:after="20" w:before="0"/>
+              <w:jc w:val="right"/>
+            </w:pPr>
+            <w:r>
+              <w:rPr>
+                <w:rFonts w:ascii="Times New Roman" w:hAnsi="Times New Roman" w:eastAsia="Times New Roman"/>
+                <w:sz w:val="18"/>
               </w:rPr>
               <w:t xml:space="preserve">900,000</w:t>
             </w:r>
           </w:p>
         </w:tc>
         <w:tc>
-          <w:tcPr/>
-          <w:p>
-            <w:pPr>
-              <w:pStyle w:val="Compact"/>
-              <w:spacing w:line="240" w:lineRule="auto" w:after="20" w:before="0"/>
-              <w:jc w:val="center"/>
-            </w:pPr>
-            <w:r>
-              <w:rPr>
-                <w:rFonts w:ascii="Times New Roman" w:hAnsi="Times New Roman" w:eastAsia="Times New Roman"/>
-                <w:sz w:val="20"/>
+          <w:tcPr>
+            <w:tcMar>
+              <w:left w:w="30" w:type="dxa"/>
+              <w:right w:w="30" w:type="dxa"/>
+            </w:tcMar>
+          </w:tcPr>
+          <w:p>
+            <w:pPr>
+              <w:pStyle w:val="Compact"/>
+              <w:spacing w:line="240" w:lineRule="auto" w:after="20" w:before="0"/>
+              <w:jc w:val="center"/>
+            </w:pPr>
+            <w:r>
+              <w:rPr>
+                <w:rFonts w:ascii="Times New Roman" w:hAnsi="Times New Roman" w:eastAsia="Times New Roman"/>
+                <w:sz w:val="18"/>
               </w:rPr>
               <w:t xml:space="preserve">OFF</w:t>
             </w:r>
           </w:p>
         </w:tc>
         <w:tc>
-          <w:tcPr/>
-          <w:p>
-            <w:pPr>
-              <w:pStyle w:val="Compact"/>
-              <w:spacing w:line="240" w:lineRule="auto" w:after="20" w:before="0"/>
-              <w:jc w:val="center"/>
-            </w:pPr>
-            <w:r>
-              <w:rPr>
-                <w:rFonts w:ascii="Times New Roman" w:hAnsi="Times New Roman" w:eastAsia="Times New Roman"/>
-                <w:sz w:val="20"/>
+          <w:tcPr>
+            <w:tcMar>
+              <w:left w:w="30" w:type="dxa"/>
+              <w:right w:w="30" w:type="dxa"/>
+            </w:tcMar>
+          </w:tcPr>
+          <w:p>
+            <w:pPr>
+              <w:pStyle w:val="Compact"/>
+              <w:spacing w:line="240" w:lineRule="auto" w:after="20" w:before="0"/>
+              <w:jc w:val="center"/>
+            </w:pPr>
+            <w:r>
+              <w:rPr>
+                <w:rFonts w:ascii="Times New Roman" w:hAnsi="Times New Roman" w:eastAsia="Times New Roman"/>
+                <w:sz w:val="18"/>
               </w:rPr>
               <w:t xml:space="preserve">OFF</w:t>
             </w:r>
           </w:p>
         </w:tc>
         <w:tc>
-          <w:tcPr/>
-          <w:p>
-            <w:pPr>
-              <w:pStyle w:val="Compact"/>
-              <w:spacing w:line="240" w:lineRule="auto" w:after="20" w:before="0"/>
-              <w:jc w:val="center"/>
-            </w:pPr>
-            <w:r>
-              <w:rPr>
-                <w:rFonts w:ascii="Times New Roman" w:hAnsi="Times New Roman" w:eastAsia="Times New Roman"/>
-                <w:sz w:val="20"/>
+          <w:tcPr>
+            <w:tcMar>
+              <w:left w:w="30" w:type="dxa"/>
+              <w:right w:w="30" w:type="dxa"/>
+            </w:tcMar>
+          </w:tcPr>
+          <w:p>
+            <w:pPr>
+              <w:pStyle w:val="Compact"/>
+              <w:spacing w:line="240" w:lineRule="auto" w:after="20" w:before="0"/>
+              <w:jc w:val="center"/>
+            </w:pPr>
+            <w:r>
+              <w:rPr>
+                <w:rFonts w:ascii="Times New Roman" w:hAnsi="Times New Roman" w:eastAsia="Times New Roman"/>
+                <w:sz w:val="18"/>
               </w:rPr>
               <w:t xml:space="preserve">13.27</w:t>
             </w:r>
           </w:p>
         </w:tc>
         <w:tc>
-          <w:tcPr/>
-          <w:p>
-            <w:pPr>
-              <w:pStyle w:val="Compact"/>
-              <w:spacing w:line="240" w:lineRule="auto" w:after="20" w:before="0"/>
-              <w:jc w:val="center"/>
-            </w:pPr>
-            <w:r>
-              <w:rPr>
-                <w:rFonts w:ascii="Times New Roman" w:hAnsi="Times New Roman" w:eastAsia="Times New Roman"/>
-                <w:sz w:val="20"/>
+          <w:tcPr>
+            <w:tcMar>
+              <w:left w:w="30" w:type="dxa"/>
+              <w:right w:w="30" w:type="dxa"/>
+            </w:tcMar>
+          </w:tcPr>
+          <w:p>
+            <w:pPr>
+              <w:pStyle w:val="Compact"/>
+              <w:spacing w:line="240" w:lineRule="auto" w:after="20" w:before="0"/>
+              <w:jc w:val="center"/>
+            </w:pPr>
+            <w:r>
+              <w:rPr>
+                <w:rFonts w:ascii="Times New Roman" w:hAnsi="Times New Roman" w:eastAsia="Times New Roman"/>
+                <w:sz w:val="18"/>
               </w:rPr>
               <w:t xml:space="preserve">—†</w:t>
             </w:r>
           </w:p>
         </w:tc>
         <w:tc>
-          <w:tcPr/>
-          <w:p>
-            <w:pPr>
-              <w:pStyle w:val="Compact"/>
-              <w:spacing w:line="240" w:lineRule="auto" w:after="20" w:before="0"/>
-              <w:jc w:val="center"/>
-            </w:pPr>
-            <w:r>
-              <w:rPr>
-                <w:rFonts w:ascii="Times New Roman" w:hAnsi="Times New Roman" w:eastAsia="Times New Roman"/>
-                <w:sz w:val="20"/>
+          <w:tcPr>
+            <w:tcMar>
+              <w:left w:w="30" w:type="dxa"/>
+              <w:right w:w="30" w:type="dxa"/>
+            </w:tcMar>
+          </w:tcPr>
+          <w:p>
+            <w:pPr>
+              <w:pStyle w:val="Compact"/>
+              <w:spacing w:line="240" w:lineRule="auto" w:after="20" w:before="0"/>
+              <w:jc w:val="center"/>
+            </w:pPr>
+            <w:r>
+              <w:rPr>
+                <w:rFonts w:ascii="Times New Roman" w:hAnsi="Times New Roman" w:eastAsia="Times New Roman"/>
+                <w:sz w:val="18"/>
               </w:rPr>
               <w:t xml:space="preserve">—</w:t>
             </w:r>
@@ -2685,134 +2904,174 @@
       </w:tr>
       <w:tr>
         <w:tc>
-          <w:tcPr/>
-          <w:p>
-            <w:pPr>
-              <w:pStyle w:val="Compact"/>
-              <w:spacing w:line="240" w:lineRule="auto" w:after="20" w:before="0"/>
-            </w:pPr>
-            <w:r>
-              <w:rPr>
-                <w:rFonts w:ascii="Times New Roman" w:hAnsi="Times New Roman" w:eastAsia="Times New Roman"/>
-                <w:sz w:val="20"/>
-              </w:rPr>
-              <w:t xml:space="preserve">BB 900K + RevIN</w:t>
-            </w:r>
-          </w:p>
-        </w:tc>
-        <w:tc>
-          <w:tcPr/>
-          <w:p>
-            <w:pPr>
-              <w:pStyle w:val="Compact"/>
-              <w:spacing w:line="240" w:lineRule="auto" w:after="20" w:before="0"/>
-            </w:pPr>
-            <w:r>
-              <w:rPr>
-                <w:rFonts w:ascii="Times New Roman" w:hAnsi="Times New Roman" w:eastAsia="Times New Roman"/>
-                <w:sz w:val="20"/>
+          <w:tcPr>
+            <w:tcMar>
+              <w:left w:w="30" w:type="dxa"/>
+              <w:right w:w="30" w:type="dxa"/>
+            </w:tcMar>
+          </w:tcPr>
+          <w:p>
+            <w:pPr>
+              <w:pStyle w:val="Compact"/>
+              <w:spacing w:line="240" w:lineRule="auto" w:after="20" w:before="0"/>
+            </w:pPr>
+            <w:r>
+              <w:rPr>
+                <w:rFonts w:ascii="Times New Roman" w:hAnsi="Times New Roman" w:eastAsia="Times New Roman"/>
+                <w:sz w:val="18"/>
+              </w:rPr>
+              <w:t xml:space="preserve">BB+RevIN</w:t>
+            </w:r>
+          </w:p>
+        </w:tc>
+        <w:tc>
+          <w:tcPr>
+            <w:tcMar>
+              <w:left w:w="30" w:type="dxa"/>
+              <w:right w:w="30" w:type="dxa"/>
+            </w:tcMar>
+          </w:tcPr>
+          <w:p>
+            <w:pPr>
+              <w:pStyle w:val="Compact"/>
+              <w:spacing w:line="240" w:lineRule="auto" w:after="20" w:before="0"/>
+            </w:pPr>
+            <w:r>
+              <w:rPr>
+                <w:rFonts w:ascii="Times New Roman" w:hAnsi="Times New Roman" w:eastAsia="Times New Roman"/>
+                <w:sz w:val="18"/>
               </w:rPr>
               <w:t xml:space="preserve">BB 900K</w:t>
             </w:r>
           </w:p>
         </w:tc>
         <w:tc>
-          <w:tcPr/>
-          <w:p>
-            <w:pPr>
-              <w:pStyle w:val="Compact"/>
-              <w:spacing w:line="240" w:lineRule="auto" w:after="20" w:before="0"/>
-              <w:jc w:val="center"/>
-            </w:pPr>
-            <w:r>
-              <w:rPr>
-                <w:rFonts w:ascii="Times New Roman" w:hAnsi="Times New Roman" w:eastAsia="Times New Roman"/>
-                <w:sz w:val="20"/>
+          <w:tcPr>
+            <w:tcMar>
+              <w:left w:w="30" w:type="dxa"/>
+              <w:right w:w="30" w:type="dxa"/>
+            </w:tcMar>
+          </w:tcPr>
+          <w:p>
+            <w:pPr>
+              <w:pStyle w:val="Compact"/>
+              <w:spacing w:line="240" w:lineRule="auto" w:after="20" w:before="0"/>
+              <w:jc w:val="right"/>
+            </w:pPr>
+            <w:r>
+              <w:rPr>
+                <w:rFonts w:ascii="Times New Roman" w:hAnsi="Times New Roman" w:eastAsia="Times New Roman"/>
+                <w:sz w:val="18"/>
               </w:rPr>
               <w:t xml:space="preserve">900,000</w:t>
             </w:r>
           </w:p>
         </w:tc>
         <w:tc>
-          <w:tcPr/>
-          <w:p>
-            <w:pPr>
-              <w:pStyle w:val="Compact"/>
-              <w:spacing w:line="240" w:lineRule="auto" w:after="20" w:before="0"/>
-              <w:jc w:val="center"/>
-            </w:pPr>
-            <w:r>
-              <w:rPr>
-                <w:rFonts w:ascii="Times New Roman" w:hAnsi="Times New Roman" w:eastAsia="Times New Roman"/>
-                <w:sz w:val="20"/>
+          <w:tcPr>
+            <w:tcMar>
+              <w:left w:w="30" w:type="dxa"/>
+              <w:right w:w="30" w:type="dxa"/>
+            </w:tcMar>
+          </w:tcPr>
+          <w:p>
+            <w:pPr>
+              <w:pStyle w:val="Compact"/>
+              <w:spacing w:line="240" w:lineRule="auto" w:after="20" w:before="0"/>
+              <w:jc w:val="center"/>
+            </w:pPr>
+            <w:r>
+              <w:rPr>
+                <w:rFonts w:ascii="Times New Roman" w:hAnsi="Times New Roman" w:eastAsia="Times New Roman"/>
+                <w:sz w:val="18"/>
               </w:rPr>
               <w:t xml:space="preserve">ON</w:t>
             </w:r>
           </w:p>
         </w:tc>
         <w:tc>
-          <w:tcPr/>
-          <w:p>
-            <w:pPr>
-              <w:pStyle w:val="Compact"/>
-              <w:spacing w:line="240" w:lineRule="auto" w:after="20" w:before="0"/>
-              <w:jc w:val="center"/>
-            </w:pPr>
-            <w:r>
-              <w:rPr>
-                <w:rFonts w:ascii="Times New Roman" w:hAnsi="Times New Roman" w:eastAsia="Times New Roman"/>
-                <w:sz w:val="20"/>
+          <w:tcPr>
+            <w:tcMar>
+              <w:left w:w="30" w:type="dxa"/>
+              <w:right w:w="30" w:type="dxa"/>
+            </w:tcMar>
+          </w:tcPr>
+          <w:p>
+            <w:pPr>
+              <w:pStyle w:val="Compact"/>
+              <w:spacing w:line="240" w:lineRule="auto" w:after="20" w:before="0"/>
+              <w:jc w:val="center"/>
+            </w:pPr>
+            <w:r>
+              <w:rPr>
+                <w:rFonts w:ascii="Times New Roman" w:hAnsi="Times New Roman" w:eastAsia="Times New Roman"/>
+                <w:sz w:val="18"/>
               </w:rPr>
               <w:t xml:space="preserve">OFF</w:t>
             </w:r>
           </w:p>
         </w:tc>
         <w:tc>
-          <w:tcPr/>
-          <w:p>
-            <w:pPr>
-              <w:pStyle w:val="Compact"/>
-              <w:spacing w:line="240" w:lineRule="auto" w:after="20" w:before="0"/>
-              <w:jc w:val="center"/>
-            </w:pPr>
-            <w:r>
-              <w:rPr>
-                <w:rFonts w:ascii="Times New Roman" w:hAnsi="Times New Roman" w:eastAsia="Times New Roman"/>
-                <w:sz w:val="20"/>
+          <w:tcPr>
+            <w:tcMar>
+              <w:left w:w="30" w:type="dxa"/>
+              <w:right w:w="30" w:type="dxa"/>
+            </w:tcMar>
+          </w:tcPr>
+          <w:p>
+            <w:pPr>
+              <w:pStyle w:val="Compact"/>
+              <w:spacing w:line="240" w:lineRule="auto" w:after="20" w:before="0"/>
+              <w:jc w:val="center"/>
+            </w:pPr>
+            <w:r>
+              <w:rPr>
+                <w:rFonts w:ascii="Times New Roman" w:hAnsi="Times New Roman" w:eastAsia="Times New Roman"/>
+                <w:sz w:val="18"/>
               </w:rPr>
               <w:t xml:space="preserve">13.89</w:t>
             </w:r>
           </w:p>
         </w:tc>
         <w:tc>
-          <w:tcPr/>
-          <w:p>
-            <w:pPr>
-              <w:pStyle w:val="Compact"/>
-              <w:spacing w:line="240" w:lineRule="auto" w:after="20" w:before="0"/>
-              <w:jc w:val="center"/>
-            </w:pPr>
-            <w:r>
-              <w:rPr>
-                <w:rFonts w:ascii="Times New Roman" w:hAnsi="Times New Roman" w:eastAsia="Times New Roman"/>
-                <w:sz w:val="20"/>
+          <w:tcPr>
+            <w:tcMar>
+              <w:left w:w="30" w:type="dxa"/>
+              <w:right w:w="30" w:type="dxa"/>
+            </w:tcMar>
+          </w:tcPr>
+          <w:p>
+            <w:pPr>
+              <w:pStyle w:val="Compact"/>
+              <w:spacing w:line="240" w:lineRule="auto" w:after="20" w:before="0"/>
+              <w:jc w:val="center"/>
+            </w:pPr>
+            <w:r>
+              <w:rPr>
+                <w:rFonts w:ascii="Times New Roman" w:hAnsi="Times New Roman" w:eastAsia="Times New Roman"/>
+                <w:sz w:val="18"/>
               </w:rPr>
               <w:t xml:space="preserve">7.76</w:t>
             </w:r>
           </w:p>
         </w:tc>
         <w:tc>
-          <w:tcPr/>
-          <w:p>
-            <w:pPr>
-              <w:pStyle w:val="Compact"/>
-              <w:spacing w:line="240" w:lineRule="auto" w:after="20" w:before="0"/>
-              <w:jc w:val="center"/>
-            </w:pPr>
-            <w:r>
-              <w:rPr>
-                <w:rFonts w:ascii="Times New Roman" w:hAnsi="Times New Roman" w:eastAsia="Times New Roman"/>
-                <w:sz w:val="20"/>
+          <w:tcPr>
+            <w:tcMar>
+              <w:left w:w="30" w:type="dxa"/>
+              <w:right w:w="30" w:type="dxa"/>
+            </w:tcMar>
+          </w:tcPr>
+          <w:p>
+            <w:pPr>
+              <w:pStyle w:val="Compact"/>
+              <w:spacing w:line="240" w:lineRule="auto" w:after="20" w:before="0"/>
+              <w:jc w:val="center"/>
+            </w:pPr>
+            <w:r>
+              <w:rPr>
+                <w:rFonts w:ascii="Times New Roman" w:hAnsi="Times New Roman" w:eastAsia="Times New Roman"/>
+                <w:sz w:val="18"/>
               </w:rPr>
               <w:t xml:space="preserve">+0.62</w:t>
             </w:r>
@@ -2821,7 +3080,12 @@
       </w:tr>
       <w:tr>
         <w:tc>
-          <w:tcPr/>
+          <w:tcPr>
+            <w:tcMar>
+              <w:left w:w="30" w:type="dxa"/>
+              <w:right w:w="30" w:type="dxa"/>
+            </w:tcMar>
+          </w:tcPr>
           <w:p>
             <w:pPr>
               <w:pStyle w:val="Compact"/>
@@ -2832,14 +3096,19 @@
                 <w:rFonts w:ascii="Times New Roman" w:hAnsi="Times New Roman" w:eastAsia="Times New Roman"/>
                 <w:b/>
                 <w:bCs/>
-                <w:sz w:val="20"/>
-              </w:rPr>
-              <w:t xml:space="preserve">Korean-700 (ours)</w:t>
-            </w:r>
-          </w:p>
-        </w:tc>
-        <w:tc>
-          <w:tcPr/>
+                <w:sz w:val="18"/>
+              </w:rPr>
+              <w:t xml:space="preserve">K-700 (ours)</w:t>
+            </w:r>
+          </w:p>
+        </w:tc>
+        <w:tc>
+          <w:tcPr>
+            <w:tcMar>
+              <w:left w:w="30" w:type="dxa"/>
+              <w:right w:w="30" w:type="dxa"/>
+            </w:tcMar>
+          </w:tcPr>
           <w:p>
             <w:pPr>
               <w:pStyle w:val="Compact"/>
@@ -2850,33 +3119,43 @@
                 <w:rFonts w:ascii="Times New Roman" w:hAnsi="Times New Roman" w:eastAsia="Times New Roman"/>
                 <w:b/>
                 <w:bCs/>
-                <w:sz w:val="20"/>
+                <w:sz w:val="18"/>
               </w:rPr>
               <w:t xml:space="preserve">Korean sim</w:t>
             </w:r>
           </w:p>
         </w:tc>
         <w:tc>
-          <w:tcPr/>
-          <w:p>
-            <w:pPr>
-              <w:pStyle w:val="Compact"/>
-              <w:spacing w:line="240" w:lineRule="auto" w:after="20" w:before="0"/>
-              <w:jc w:val="center"/>
+          <w:tcPr>
+            <w:tcMar>
+              <w:left w:w="30" w:type="dxa"/>
+              <w:right w:w="30" w:type="dxa"/>
+            </w:tcMar>
+          </w:tcPr>
+          <w:p>
+            <w:pPr>
+              <w:pStyle w:val="Compact"/>
+              <w:spacing w:line="240" w:lineRule="auto" w:after="20" w:before="0"/>
+              <w:jc w:val="right"/>
             </w:pPr>
             <w:r>
               <w:rPr>
                 <w:rFonts w:ascii="Times New Roman" w:hAnsi="Times New Roman" w:eastAsia="Times New Roman"/>
                 <w:b/>
                 <w:bCs/>
-                <w:sz w:val="20"/>
+                <w:sz w:val="18"/>
               </w:rPr>
               <w:t xml:space="preserve">700</w:t>
             </w:r>
           </w:p>
         </w:tc>
         <w:tc>
-          <w:tcPr/>
+          <w:tcPr>
+            <w:tcMar>
+              <w:left w:w="30" w:type="dxa"/>
+              <w:right w:w="30" w:type="dxa"/>
+            </w:tcMar>
+          </w:tcPr>
           <w:p>
             <w:pPr>
               <w:pStyle w:val="Compact"/>
@@ -2888,14 +3167,19 @@
                 <w:rFonts w:ascii="Times New Roman" w:hAnsi="Times New Roman" w:eastAsia="Times New Roman"/>
                 <w:b/>
                 <w:bCs/>
-                <w:sz w:val="20"/>
+                <w:sz w:val="18"/>
               </w:rPr>
               <w:t xml:space="preserve">ON</w:t>
             </w:r>
           </w:p>
         </w:tc>
         <w:tc>
-          <w:tcPr/>
+          <w:tcPr>
+            <w:tcMar>
+              <w:left w:w="30" w:type="dxa"/>
+              <w:right w:w="30" w:type="dxa"/>
+            </w:tcMar>
+          </w:tcPr>
           <w:p>
             <w:pPr>
               <w:pStyle w:val="Compact"/>
@@ -2907,14 +3191,19 @@
                 <w:rFonts w:ascii="Times New Roman" w:hAnsi="Times New Roman" w:eastAsia="Times New Roman"/>
                 <w:b/>
                 <w:bCs/>
-                <w:sz w:val="20"/>
+                <w:sz w:val="18"/>
               </w:rPr>
               <w:t xml:space="preserve">ON</w:t>
             </w:r>
           </w:p>
         </w:tc>
         <w:tc>
-          <w:tcPr/>
+          <w:tcPr>
+            <w:tcMar>
+              <w:left w:w="30" w:type="dxa"/>
+              <w:right w:w="30" w:type="dxa"/>
+            </w:tcMar>
+          </w:tcPr>
           <w:p>
             <w:pPr>
               <w:pStyle w:val="Compact"/>
@@ -2926,14 +3215,19 @@
                 <w:rFonts w:ascii="Times New Roman" w:hAnsi="Times New Roman" w:eastAsia="Times New Roman"/>
                 <w:b/>
                 <w:bCs/>
-                <w:sz w:val="20"/>
+                <w:sz w:val="18"/>
               </w:rPr>
               <w:t xml:space="preserve">13.11 ± 0.17</w:t>
             </w:r>
           </w:p>
         </w:tc>
         <w:tc>
-          <w:tcPr/>
+          <w:tcPr>
+            <w:tcMar>
+              <w:left w:w="30" w:type="dxa"/>
+              <w:right w:w="30" w:type="dxa"/>
+            </w:tcMar>
+          </w:tcPr>
           <w:p>
             <w:pPr>
               <w:pStyle w:val="Compact"/>
@@ -2945,14 +3239,19 @@
                 <w:rFonts w:ascii="Times New Roman" w:hAnsi="Times New Roman" w:eastAsia="Times New Roman"/>
                 <w:b/>
                 <w:bCs/>
-                <w:sz w:val="20"/>
+                <w:sz w:val="18"/>
               </w:rPr>
               <w:t xml:space="preserve">7.14 ± 0.03</w:t>
             </w:r>
           </w:p>
         </w:tc>
         <w:tc>
-          <w:tcPr/>
+          <w:tcPr>
+            <w:tcMar>
+              <w:left w:w="30" w:type="dxa"/>
+              <w:right w:w="30" w:type="dxa"/>
+            </w:tcMar>
+          </w:tcPr>
           <w:p>
             <w:pPr>
               <w:pStyle w:val="Compact"/>
@@ -2964,7 +3263,7 @@
                 <w:rFonts w:ascii="Times New Roman" w:hAnsi="Times New Roman" w:eastAsia="Times New Roman"/>
                 <w:b/>
                 <w:bCs/>
-                <w:sz w:val="20"/>
+                <w:sz w:val="18"/>
               </w:rPr>
               <w:t xml:space="preserve">−0.16</w:t>
             </w:r>
@@ -2973,134 +3272,174 @@
       </w:tr>
       <w:tr>
         <w:tc>
-          <w:tcPr/>
-          <w:p>
-            <w:pPr>
-              <w:pStyle w:val="Compact"/>
-              <w:spacing w:line="240" w:lineRule="auto" w:after="20" w:before="0"/>
-            </w:pPr>
-            <w:r>
-              <w:rPr>
-                <w:rFonts w:ascii="Times New Roman" w:hAnsi="Times New Roman" w:eastAsia="Times New Roman"/>
-                <w:sz w:val="20"/>
-              </w:rPr>
-              <w:t xml:space="preserve">Korean-700 (no aug)</w:t>
-            </w:r>
-          </w:p>
-        </w:tc>
-        <w:tc>
-          <w:tcPr/>
-          <w:p>
-            <w:pPr>
-              <w:pStyle w:val="Compact"/>
-              <w:spacing w:line="240" w:lineRule="auto" w:after="20" w:before="0"/>
-            </w:pPr>
-            <w:r>
-              <w:rPr>
-                <w:rFonts w:ascii="Times New Roman" w:hAnsi="Times New Roman" w:eastAsia="Times New Roman"/>
-                <w:sz w:val="20"/>
+          <w:tcPr>
+            <w:tcMar>
+              <w:left w:w="30" w:type="dxa"/>
+              <w:right w:w="30" w:type="dxa"/>
+            </w:tcMar>
+          </w:tcPr>
+          <w:p>
+            <w:pPr>
+              <w:pStyle w:val="Compact"/>
+              <w:spacing w:line="240" w:lineRule="auto" w:after="20" w:before="0"/>
+            </w:pPr>
+            <w:r>
+              <w:rPr>
+                <w:rFonts w:ascii="Times New Roman" w:hAnsi="Times New Roman" w:eastAsia="Times New Roman"/>
+                <w:sz w:val="18"/>
+              </w:rPr>
+              <w:t xml:space="preserve">K-700 no aug</w:t>
+            </w:r>
+          </w:p>
+        </w:tc>
+        <w:tc>
+          <w:tcPr>
+            <w:tcMar>
+              <w:left w:w="30" w:type="dxa"/>
+              <w:right w:w="30" w:type="dxa"/>
+            </w:tcMar>
+          </w:tcPr>
+          <w:p>
+            <w:pPr>
+              <w:pStyle w:val="Compact"/>
+              <w:spacing w:line="240" w:lineRule="auto" w:after="20" w:before="0"/>
+            </w:pPr>
+            <w:r>
+              <w:rPr>
+                <w:rFonts w:ascii="Times New Roman" w:hAnsi="Times New Roman" w:eastAsia="Times New Roman"/>
+                <w:sz w:val="18"/>
               </w:rPr>
               <w:t xml:space="preserve">Korean sim</w:t>
             </w:r>
           </w:p>
         </w:tc>
         <w:tc>
-          <w:tcPr/>
-          <w:p>
-            <w:pPr>
-              <w:pStyle w:val="Compact"/>
-              <w:spacing w:line="240" w:lineRule="auto" w:after="20" w:before="0"/>
-              <w:jc w:val="center"/>
-            </w:pPr>
-            <w:r>
-              <w:rPr>
-                <w:rFonts w:ascii="Times New Roman" w:hAnsi="Times New Roman" w:eastAsia="Times New Roman"/>
-                <w:sz w:val="20"/>
+          <w:tcPr>
+            <w:tcMar>
+              <w:left w:w="30" w:type="dxa"/>
+              <w:right w:w="30" w:type="dxa"/>
+            </w:tcMar>
+          </w:tcPr>
+          <w:p>
+            <w:pPr>
+              <w:pStyle w:val="Compact"/>
+              <w:spacing w:line="240" w:lineRule="auto" w:after="20" w:before="0"/>
+              <w:jc w:val="right"/>
+            </w:pPr>
+            <w:r>
+              <w:rPr>
+                <w:rFonts w:ascii="Times New Roman" w:hAnsi="Times New Roman" w:eastAsia="Times New Roman"/>
+                <w:sz w:val="18"/>
               </w:rPr>
               <w:t xml:space="preserve">700</w:t>
             </w:r>
           </w:p>
         </w:tc>
         <w:tc>
-          <w:tcPr/>
-          <w:p>
-            <w:pPr>
-              <w:pStyle w:val="Compact"/>
-              <w:spacing w:line="240" w:lineRule="auto" w:after="20" w:before="0"/>
-              <w:jc w:val="center"/>
-            </w:pPr>
-            <w:r>
-              <w:rPr>
-                <w:rFonts w:ascii="Times New Roman" w:hAnsi="Times New Roman" w:eastAsia="Times New Roman"/>
-                <w:sz w:val="20"/>
+          <w:tcPr>
+            <w:tcMar>
+              <w:left w:w="30" w:type="dxa"/>
+              <w:right w:w="30" w:type="dxa"/>
+            </w:tcMar>
+          </w:tcPr>
+          <w:p>
+            <w:pPr>
+              <w:pStyle w:val="Compact"/>
+              <w:spacing w:line="240" w:lineRule="auto" w:after="20" w:before="0"/>
+              <w:jc w:val="center"/>
+            </w:pPr>
+            <w:r>
+              <w:rPr>
+                <w:rFonts w:ascii="Times New Roman" w:hAnsi="Times New Roman" w:eastAsia="Times New Roman"/>
+                <w:sz w:val="18"/>
               </w:rPr>
               <w:t xml:space="preserve">ON</w:t>
             </w:r>
           </w:p>
         </w:tc>
         <w:tc>
-          <w:tcPr/>
-          <w:p>
-            <w:pPr>
-              <w:pStyle w:val="Compact"/>
-              <w:spacing w:line="240" w:lineRule="auto" w:after="20" w:before="0"/>
-              <w:jc w:val="center"/>
-            </w:pPr>
-            <w:r>
-              <w:rPr>
-                <w:rFonts w:ascii="Times New Roman" w:hAnsi="Times New Roman" w:eastAsia="Times New Roman"/>
-                <w:sz w:val="20"/>
+          <w:tcPr>
+            <w:tcMar>
+              <w:left w:w="30" w:type="dxa"/>
+              <w:right w:w="30" w:type="dxa"/>
+            </w:tcMar>
+          </w:tcPr>
+          <w:p>
+            <w:pPr>
+              <w:pStyle w:val="Compact"/>
+              <w:spacing w:line="240" w:lineRule="auto" w:after="20" w:before="0"/>
+              <w:jc w:val="center"/>
+            </w:pPr>
+            <w:r>
+              <w:rPr>
+                <w:rFonts w:ascii="Times New Roman" w:hAnsi="Times New Roman" w:eastAsia="Times New Roman"/>
+                <w:sz w:val="18"/>
               </w:rPr>
               <w:t xml:space="preserve">OFF</w:t>
             </w:r>
           </w:p>
         </w:tc>
         <w:tc>
-          <w:tcPr/>
-          <w:p>
-            <w:pPr>
-              <w:pStyle w:val="Compact"/>
-              <w:spacing w:line="240" w:lineRule="auto" w:after="20" w:before="0"/>
-              <w:jc w:val="center"/>
-            </w:pPr>
-            <w:r>
-              <w:rPr>
-                <w:rFonts w:ascii="Times New Roman" w:hAnsi="Times New Roman" w:eastAsia="Times New Roman"/>
-                <w:sz w:val="20"/>
-              </w:rPr>
-              <w:t xml:space="preserve">13.67</w:t>
-            </w:r>
-          </w:p>
-        </w:tc>
-        <w:tc>
-          <w:tcPr/>
-          <w:p>
-            <w:pPr>
-              <w:pStyle w:val="Compact"/>
-              <w:spacing w:line="240" w:lineRule="auto" w:after="20" w:before="0"/>
-              <w:jc w:val="center"/>
-            </w:pPr>
-            <w:r>
-              <w:rPr>
-                <w:rFonts w:ascii="Times New Roman" w:hAnsi="Times New Roman" w:eastAsia="Times New Roman"/>
-                <w:sz w:val="20"/>
+          <w:tcPr>
+            <w:tcMar>
+              <w:left w:w="30" w:type="dxa"/>
+              <w:right w:w="30" w:type="dxa"/>
+            </w:tcMar>
+          </w:tcPr>
+          <w:p>
+            <w:pPr>
+              <w:pStyle w:val="Compact"/>
+              <w:spacing w:line="240" w:lineRule="auto" w:after="20" w:before="0"/>
+              <w:jc w:val="center"/>
+            </w:pPr>
+            <w:r>
+              <w:rPr>
+                <w:rFonts w:ascii="Times New Roman" w:hAnsi="Times New Roman" w:eastAsia="Times New Roman"/>
+                <w:sz w:val="18"/>
+              </w:rPr>
+              <w:t xml:space="preserve">13.67 ± 0.21</w:t>
+            </w:r>
+          </w:p>
+        </w:tc>
+        <w:tc>
+          <w:tcPr>
+            <w:tcMar>
+              <w:left w:w="30" w:type="dxa"/>
+              <w:right w:w="30" w:type="dxa"/>
+            </w:tcMar>
+          </w:tcPr>
+          <w:p>
+            <w:pPr>
+              <w:pStyle w:val="Compact"/>
+              <w:spacing w:line="240" w:lineRule="auto" w:after="20" w:before="0"/>
+              <w:jc w:val="center"/>
+            </w:pPr>
+            <w:r>
+              <w:rPr>
+                <w:rFonts w:ascii="Times New Roman" w:hAnsi="Times New Roman" w:eastAsia="Times New Roman"/>
+                <w:sz w:val="18"/>
               </w:rPr>
               <w:t xml:space="preserve">8.16</w:t>
             </w:r>
           </w:p>
         </w:tc>
         <w:tc>
-          <w:tcPr/>
-          <w:p>
-            <w:pPr>
-              <w:pStyle w:val="Compact"/>
-              <w:spacing w:line="240" w:lineRule="auto" w:after="20" w:before="0"/>
-              <w:jc w:val="center"/>
-            </w:pPr>
-            <w:r>
-              <w:rPr>
-                <w:rFonts w:ascii="Times New Roman" w:hAnsi="Times New Roman" w:eastAsia="Times New Roman"/>
-                <w:sz w:val="20"/>
+          <w:tcPr>
+            <w:tcMar>
+              <w:left w:w="30" w:type="dxa"/>
+              <w:right w:w="30" w:type="dxa"/>
+            </w:tcMar>
+          </w:tcPr>
+          <w:p>
+            <w:pPr>
+              <w:pStyle w:val="Compact"/>
+              <w:spacing w:line="240" w:lineRule="auto" w:after="20" w:before="0"/>
+              <w:jc w:val="center"/>
+            </w:pPr>
+            <w:r>
+              <w:rPr>
+                <w:rFonts w:ascii="Times New Roman" w:hAnsi="Times New Roman" w:eastAsia="Times New Roman"/>
+                <w:sz w:val="18"/>
               </w:rPr>
               <w:t xml:space="preserve">+0.40</w:t>
             </w:r>
@@ -3109,134 +3448,174 @@
       </w:tr>
       <w:tr>
         <w:tc>
-          <w:tcPr/>
-          <w:p>
-            <w:pPr>
-              <w:pStyle w:val="Compact"/>
-              <w:spacing w:line="240" w:lineRule="auto" w:after="20" w:before="0"/>
-            </w:pPr>
-            <w:r>
-              <w:rPr>
-                <w:rFonts w:ascii="Times New Roman" w:hAnsi="Times New Roman" w:eastAsia="Times New Roman"/>
-                <w:sz w:val="20"/>
-              </w:rPr>
-              <w:t xml:space="preserve">Korean-700</w:t>
-            </w:r>
-          </w:p>
-        </w:tc>
-        <w:tc>
-          <w:tcPr/>
-          <w:p>
-            <w:pPr>
-              <w:pStyle w:val="Compact"/>
-              <w:spacing w:line="240" w:lineRule="auto" w:after="20" w:before="0"/>
-            </w:pPr>
-            <w:r>
-              <w:rPr>
-                <w:rFonts w:ascii="Times New Roman" w:hAnsi="Times New Roman" w:eastAsia="Times New Roman"/>
-                <w:sz w:val="20"/>
+          <w:tcPr>
+            <w:tcMar>
+              <w:left w:w="30" w:type="dxa"/>
+              <w:right w:w="30" w:type="dxa"/>
+            </w:tcMar>
+          </w:tcPr>
+          <w:p>
+            <w:pPr>
+              <w:pStyle w:val="Compact"/>
+              <w:spacing w:line="240" w:lineRule="auto" w:after="20" w:before="0"/>
+            </w:pPr>
+            <w:r>
+              <w:rPr>
+                <w:rFonts w:ascii="Times New Roman" w:hAnsi="Times New Roman" w:eastAsia="Times New Roman"/>
+                <w:sz w:val="18"/>
+              </w:rPr>
+              <w:t xml:space="preserve">K-700 no RevIN</w:t>
+            </w:r>
+          </w:p>
+        </w:tc>
+        <w:tc>
+          <w:tcPr>
+            <w:tcMar>
+              <w:left w:w="30" w:type="dxa"/>
+              <w:right w:w="30" w:type="dxa"/>
+            </w:tcMar>
+          </w:tcPr>
+          <w:p>
+            <w:pPr>
+              <w:pStyle w:val="Compact"/>
+              <w:spacing w:line="240" w:lineRule="auto" w:after="20" w:before="0"/>
+            </w:pPr>
+            <w:r>
+              <w:rPr>
+                <w:rFonts w:ascii="Times New Roman" w:hAnsi="Times New Roman" w:eastAsia="Times New Roman"/>
+                <w:sz w:val="18"/>
               </w:rPr>
               <w:t xml:space="preserve">Korean sim</w:t>
             </w:r>
           </w:p>
         </w:tc>
         <w:tc>
-          <w:tcPr/>
-          <w:p>
-            <w:pPr>
-              <w:pStyle w:val="Compact"/>
-              <w:spacing w:line="240" w:lineRule="auto" w:after="20" w:before="0"/>
-              <w:jc w:val="center"/>
-            </w:pPr>
-            <w:r>
-              <w:rPr>
-                <w:rFonts w:ascii="Times New Roman" w:hAnsi="Times New Roman" w:eastAsia="Times New Roman"/>
-                <w:sz w:val="20"/>
+          <w:tcPr>
+            <w:tcMar>
+              <w:left w:w="30" w:type="dxa"/>
+              <w:right w:w="30" w:type="dxa"/>
+            </w:tcMar>
+          </w:tcPr>
+          <w:p>
+            <w:pPr>
+              <w:pStyle w:val="Compact"/>
+              <w:spacing w:line="240" w:lineRule="auto" w:after="20" w:before="0"/>
+              <w:jc w:val="right"/>
+            </w:pPr>
+            <w:r>
+              <w:rPr>
+                <w:rFonts w:ascii="Times New Roman" w:hAnsi="Times New Roman" w:eastAsia="Times New Roman"/>
+                <w:sz w:val="18"/>
               </w:rPr>
               <w:t xml:space="preserve">700</w:t>
             </w:r>
           </w:p>
         </w:tc>
         <w:tc>
-          <w:tcPr/>
-          <w:p>
-            <w:pPr>
-              <w:pStyle w:val="Compact"/>
-              <w:spacing w:line="240" w:lineRule="auto" w:after="20" w:before="0"/>
-              <w:jc w:val="center"/>
-            </w:pPr>
-            <w:r>
-              <w:rPr>
-                <w:rFonts w:ascii="Times New Roman" w:hAnsi="Times New Roman" w:eastAsia="Times New Roman"/>
-                <w:sz w:val="20"/>
+          <w:tcPr>
+            <w:tcMar>
+              <w:left w:w="30" w:type="dxa"/>
+              <w:right w:w="30" w:type="dxa"/>
+            </w:tcMar>
+          </w:tcPr>
+          <w:p>
+            <w:pPr>
+              <w:pStyle w:val="Compact"/>
+              <w:spacing w:line="240" w:lineRule="auto" w:after="20" w:before="0"/>
+              <w:jc w:val="center"/>
+            </w:pPr>
+            <w:r>
+              <w:rPr>
+                <w:rFonts w:ascii="Times New Roman" w:hAnsi="Times New Roman" w:eastAsia="Times New Roman"/>
+                <w:sz w:val="18"/>
               </w:rPr>
               <w:t xml:space="preserve">OFF</w:t>
             </w:r>
           </w:p>
         </w:tc>
         <w:tc>
-          <w:tcPr/>
-          <w:p>
-            <w:pPr>
-              <w:pStyle w:val="Compact"/>
-              <w:spacing w:line="240" w:lineRule="auto" w:after="20" w:before="0"/>
-              <w:jc w:val="center"/>
-            </w:pPr>
-            <w:r>
-              <w:rPr>
-                <w:rFonts w:ascii="Times New Roman" w:hAnsi="Times New Roman" w:eastAsia="Times New Roman"/>
-                <w:sz w:val="20"/>
+          <w:tcPr>
+            <w:tcMar>
+              <w:left w:w="30" w:type="dxa"/>
+              <w:right w:w="30" w:type="dxa"/>
+            </w:tcMar>
+          </w:tcPr>
+          <w:p>
+            <w:pPr>
+              <w:pStyle w:val="Compact"/>
+              <w:spacing w:line="240" w:lineRule="auto" w:after="20" w:before="0"/>
+              <w:jc w:val="center"/>
+            </w:pPr>
+            <w:r>
+              <w:rPr>
+                <w:rFonts w:ascii="Times New Roman" w:hAnsi="Times New Roman" w:eastAsia="Times New Roman"/>
+                <w:sz w:val="18"/>
               </w:rPr>
               <w:t xml:space="preserve">ON</w:t>
             </w:r>
           </w:p>
         </w:tc>
         <w:tc>
-          <w:tcPr/>
-          <w:p>
-            <w:pPr>
-              <w:pStyle w:val="Compact"/>
-              <w:spacing w:line="240" w:lineRule="auto" w:after="20" w:before="0"/>
-              <w:jc w:val="center"/>
-            </w:pPr>
-            <w:r>
-              <w:rPr>
-                <w:rFonts w:ascii="Times New Roman" w:hAnsi="Times New Roman" w:eastAsia="Times New Roman"/>
-                <w:sz w:val="20"/>
+          <w:tcPr>
+            <w:tcMar>
+              <w:left w:w="30" w:type="dxa"/>
+              <w:right w:w="30" w:type="dxa"/>
+            </w:tcMar>
+          </w:tcPr>
+          <w:p>
+            <w:pPr>
+              <w:pStyle w:val="Compact"/>
+              <w:spacing w:line="240" w:lineRule="auto" w:after="20" w:before="0"/>
+              <w:jc w:val="center"/>
+            </w:pPr>
+            <w:r>
+              <w:rPr>
+                <w:rFonts w:ascii="Times New Roman" w:hAnsi="Times New Roman" w:eastAsia="Times New Roman"/>
+                <w:sz w:val="18"/>
               </w:rPr>
               <w:t xml:space="preserve">14.72 ± 0.28</w:t>
             </w:r>
           </w:p>
         </w:tc>
         <w:tc>
-          <w:tcPr/>
-          <w:p>
-            <w:pPr>
-              <w:pStyle w:val="Compact"/>
-              <w:spacing w:line="240" w:lineRule="auto" w:after="20" w:before="0"/>
-              <w:jc w:val="center"/>
-            </w:pPr>
-            <w:r>
-              <w:rPr>
-                <w:rFonts w:ascii="Times New Roman" w:hAnsi="Times New Roman" w:eastAsia="Times New Roman"/>
-                <w:sz w:val="20"/>
+          <w:tcPr>
+            <w:tcMar>
+              <w:left w:w="30" w:type="dxa"/>
+              <w:right w:w="30" w:type="dxa"/>
+            </w:tcMar>
+          </w:tcPr>
+          <w:p>
+            <w:pPr>
+              <w:pStyle w:val="Compact"/>
+              <w:spacing w:line="240" w:lineRule="auto" w:after="20" w:before="0"/>
+              <w:jc w:val="center"/>
+            </w:pPr>
+            <w:r>
+              <w:rPr>
+                <w:rFonts w:ascii="Times New Roman" w:hAnsi="Times New Roman" w:eastAsia="Times New Roman"/>
+                <w:sz w:val="18"/>
               </w:rPr>
               <w:t xml:space="preserve">8.29</w:t>
             </w:r>
           </w:p>
         </w:tc>
         <w:tc>
-          <w:tcPr/>
-          <w:p>
-            <w:pPr>
-              <w:pStyle w:val="Compact"/>
-              <w:spacing w:line="240" w:lineRule="auto" w:after="20" w:before="0"/>
-              <w:jc w:val="center"/>
-            </w:pPr>
-            <w:r>
-              <w:rPr>
-                <w:rFonts w:ascii="Times New Roman" w:hAnsi="Times New Roman" w:eastAsia="Times New Roman"/>
-                <w:sz w:val="20"/>
+          <w:tcPr>
+            <w:tcMar>
+              <w:left w:w="30" w:type="dxa"/>
+              <w:right w:w="30" w:type="dxa"/>
+            </w:tcMar>
+          </w:tcPr>
+          <w:p>
+            <w:pPr>
+              <w:pStyle w:val="Compact"/>
+              <w:spacing w:line="240" w:lineRule="auto" w:after="20" w:before="0"/>
+              <w:jc w:val="center"/>
+            </w:pPr>
+            <w:r>
+              <w:rPr>
+                <w:rFonts w:ascii="Times New Roman" w:hAnsi="Times New Roman" w:eastAsia="Times New Roman"/>
+                <w:sz w:val="18"/>
               </w:rPr>
               <w:t xml:space="preserve">+1.45</w:t>
             </w:r>
@@ -3245,134 +3624,174 @@
       </w:tr>
       <w:tr>
         <w:tc>
-          <w:tcPr/>
-          <w:p>
-            <w:pPr>
-              <w:pStyle w:val="Compact"/>
-              <w:spacing w:line="240" w:lineRule="auto" w:after="20" w:before="0"/>
-            </w:pPr>
-            <w:r>
-              <w:rPr>
-                <w:rFonts w:ascii="Times New Roman" w:hAnsi="Times New Roman" w:eastAsia="Times New Roman"/>
-                <w:sz w:val="20"/>
-              </w:rPr>
-              <w:t xml:space="preserve">BB-700 (aug-matched)</w:t>
-            </w:r>
-          </w:p>
-        </w:tc>
-        <w:tc>
-          <w:tcPr/>
-          <w:p>
-            <w:pPr>
-              <w:pStyle w:val="Compact"/>
-              <w:spacing w:line="240" w:lineRule="auto" w:after="20" w:before="0"/>
-            </w:pPr>
-            <w:r>
-              <w:rPr>
-                <w:rFonts w:ascii="Times New Roman" w:hAnsi="Times New Roman" w:eastAsia="Times New Roman"/>
-                <w:sz w:val="20"/>
+          <w:tcPr>
+            <w:tcMar>
+              <w:left w:w="30" w:type="dxa"/>
+              <w:right w:w="30" w:type="dxa"/>
+            </w:tcMar>
+          </w:tcPr>
+          <w:p>
+            <w:pPr>
+              <w:pStyle w:val="Compact"/>
+              <w:spacing w:line="240" w:lineRule="auto" w:after="20" w:before="0"/>
+            </w:pPr>
+            <w:r>
+              <w:rPr>
+                <w:rFonts w:ascii="Times New Roman" w:hAnsi="Times New Roman" w:eastAsia="Times New Roman"/>
+                <w:sz w:val="18"/>
+              </w:rPr>
+              <w:t xml:space="preserve">BB-700 aug</w:t>
+            </w:r>
+          </w:p>
+        </w:tc>
+        <w:tc>
+          <w:tcPr>
+            <w:tcMar>
+              <w:left w:w="30" w:type="dxa"/>
+              <w:right w:w="30" w:type="dxa"/>
+            </w:tcMar>
+          </w:tcPr>
+          <w:p>
+            <w:pPr>
+              <w:pStyle w:val="Compact"/>
+              <w:spacing w:line="240" w:lineRule="auto" w:after="20" w:before="0"/>
+            </w:pPr>
+            <w:r>
+              <w:rPr>
+                <w:rFonts w:ascii="Times New Roman" w:hAnsi="Times New Roman" w:eastAsia="Times New Roman"/>
+                <w:sz w:val="18"/>
               </w:rPr>
               <w:t xml:space="preserve">BB subset</w:t>
             </w:r>
           </w:p>
         </w:tc>
         <w:tc>
-          <w:tcPr/>
-          <w:p>
-            <w:pPr>
-              <w:pStyle w:val="Compact"/>
-              <w:spacing w:line="240" w:lineRule="auto" w:after="20" w:before="0"/>
-              <w:jc w:val="center"/>
-            </w:pPr>
-            <w:r>
-              <w:rPr>
-                <w:rFonts w:ascii="Times New Roman" w:hAnsi="Times New Roman" w:eastAsia="Times New Roman"/>
-                <w:sz w:val="20"/>
+          <w:tcPr>
+            <w:tcMar>
+              <w:left w:w="30" w:type="dxa"/>
+              <w:right w:w="30" w:type="dxa"/>
+            </w:tcMar>
+          </w:tcPr>
+          <w:p>
+            <w:pPr>
+              <w:pStyle w:val="Compact"/>
+              <w:spacing w:line="240" w:lineRule="auto" w:after="20" w:before="0"/>
+              <w:jc w:val="right"/>
+            </w:pPr>
+            <w:r>
+              <w:rPr>
+                <w:rFonts w:ascii="Times New Roman" w:hAnsi="Times New Roman" w:eastAsia="Times New Roman"/>
+                <w:sz w:val="18"/>
               </w:rPr>
               <w:t xml:space="preserve">700</w:t>
             </w:r>
           </w:p>
         </w:tc>
         <w:tc>
-          <w:tcPr/>
-          <w:p>
-            <w:pPr>
-              <w:pStyle w:val="Compact"/>
-              <w:spacing w:line="240" w:lineRule="auto" w:after="20" w:before="0"/>
-              <w:jc w:val="center"/>
-            </w:pPr>
-            <w:r>
-              <w:rPr>
-                <w:rFonts w:ascii="Times New Roman" w:hAnsi="Times New Roman" w:eastAsia="Times New Roman"/>
-                <w:sz w:val="20"/>
+          <w:tcPr>
+            <w:tcMar>
+              <w:left w:w="30" w:type="dxa"/>
+              <w:right w:w="30" w:type="dxa"/>
+            </w:tcMar>
+          </w:tcPr>
+          <w:p>
+            <w:pPr>
+              <w:pStyle w:val="Compact"/>
+              <w:spacing w:line="240" w:lineRule="auto" w:after="20" w:before="0"/>
+              <w:jc w:val="center"/>
+            </w:pPr>
+            <w:r>
+              <w:rPr>
+                <w:rFonts w:ascii="Times New Roman" w:hAnsi="Times New Roman" w:eastAsia="Times New Roman"/>
+                <w:sz w:val="18"/>
               </w:rPr>
               <w:t xml:space="preserve">ON</w:t>
             </w:r>
           </w:p>
         </w:tc>
         <w:tc>
-          <w:tcPr/>
-          <w:p>
-            <w:pPr>
-              <w:pStyle w:val="Compact"/>
-              <w:spacing w:line="240" w:lineRule="auto" w:after="20" w:before="0"/>
-              <w:jc w:val="center"/>
-            </w:pPr>
-            <w:r>
-              <w:rPr>
-                <w:rFonts w:ascii="Times New Roman" w:hAnsi="Times New Roman" w:eastAsia="Times New Roman"/>
-                <w:sz w:val="20"/>
+          <w:tcPr>
+            <w:tcMar>
+              <w:left w:w="30" w:type="dxa"/>
+              <w:right w:w="30" w:type="dxa"/>
+            </w:tcMar>
+          </w:tcPr>
+          <w:p>
+            <w:pPr>
+              <w:pStyle w:val="Compact"/>
+              <w:spacing w:line="240" w:lineRule="auto" w:after="20" w:before="0"/>
+              <w:jc w:val="center"/>
+            </w:pPr>
+            <w:r>
+              <w:rPr>
+                <w:rFonts w:ascii="Times New Roman" w:hAnsi="Times New Roman" w:eastAsia="Times New Roman"/>
+                <w:sz w:val="18"/>
               </w:rPr>
               <w:t xml:space="preserve">ON</w:t>
             </w:r>
           </w:p>
         </w:tc>
         <w:tc>
-          <w:tcPr/>
-          <w:p>
-            <w:pPr>
-              <w:pStyle w:val="Compact"/>
-              <w:spacing w:line="240" w:lineRule="auto" w:after="20" w:before="0"/>
-              <w:jc w:val="center"/>
-            </w:pPr>
-            <w:r>
-              <w:rPr>
-                <w:rFonts w:ascii="Times New Roman" w:hAnsi="Times New Roman" w:eastAsia="Times New Roman"/>
-                <w:sz w:val="20"/>
+          <w:tcPr>
+            <w:tcMar>
+              <w:left w:w="30" w:type="dxa"/>
+              <w:right w:w="30" w:type="dxa"/>
+            </w:tcMar>
+          </w:tcPr>
+          <w:p>
+            <w:pPr>
+              <w:pStyle w:val="Compact"/>
+              <w:spacing w:line="240" w:lineRule="auto" w:after="20" w:before="0"/>
+              <w:jc w:val="center"/>
+            </w:pPr>
+            <w:r>
+              <w:rPr>
+                <w:rFonts w:ascii="Times New Roman" w:hAnsi="Times New Roman" w:eastAsia="Times New Roman"/>
+                <w:sz w:val="18"/>
               </w:rPr>
               <w:t xml:space="preserve">14.26</w:t>
             </w:r>
           </w:p>
         </w:tc>
         <w:tc>
-          <w:tcPr/>
-          <w:p>
-            <w:pPr>
-              <w:pStyle w:val="Compact"/>
-              <w:spacing w:line="240" w:lineRule="auto" w:after="20" w:before="0"/>
-              <w:jc w:val="center"/>
-            </w:pPr>
-            <w:r>
-              <w:rPr>
-                <w:rFonts w:ascii="Times New Roman" w:hAnsi="Times New Roman" w:eastAsia="Times New Roman"/>
-                <w:sz w:val="20"/>
+          <w:tcPr>
+            <w:tcMar>
+              <w:left w:w="30" w:type="dxa"/>
+              <w:right w:w="30" w:type="dxa"/>
+            </w:tcMar>
+          </w:tcPr>
+          <w:p>
+            <w:pPr>
+              <w:pStyle w:val="Compact"/>
+              <w:spacing w:line="240" w:lineRule="auto" w:after="20" w:before="0"/>
+              <w:jc w:val="center"/>
+            </w:pPr>
+            <w:r>
+              <w:rPr>
+                <w:rFonts w:ascii="Times New Roman" w:hAnsi="Times New Roman" w:eastAsia="Times New Roman"/>
+                <w:sz w:val="18"/>
               </w:rPr>
               <w:t xml:space="preserve">7.80</w:t>
             </w:r>
           </w:p>
         </w:tc>
         <w:tc>
-          <w:tcPr/>
-          <w:p>
-            <w:pPr>
-              <w:pStyle w:val="Compact"/>
-              <w:spacing w:line="240" w:lineRule="auto" w:after="20" w:before="0"/>
-              <w:jc w:val="center"/>
-            </w:pPr>
-            <w:r>
-              <w:rPr>
-                <w:rFonts w:ascii="Times New Roman" w:hAnsi="Times New Roman" w:eastAsia="Times New Roman"/>
-                <w:sz w:val="20"/>
+          <w:tcPr>
+            <w:tcMar>
+              <w:left w:w="30" w:type="dxa"/>
+              <w:right w:w="30" w:type="dxa"/>
+            </w:tcMar>
+          </w:tcPr>
+          <w:p>
+            <w:pPr>
+              <w:pStyle w:val="Compact"/>
+              <w:spacing w:line="240" w:lineRule="auto" w:after="20" w:before="0"/>
+              <w:jc w:val="center"/>
+            </w:pPr>
+            <w:r>
+              <w:rPr>
+                <w:rFonts w:ascii="Times New Roman" w:hAnsi="Times New Roman" w:eastAsia="Times New Roman"/>
+                <w:sz w:val="18"/>
               </w:rPr>
               <w:t xml:space="preserve">+0.99</w:t>
             </w:r>
@@ -3381,134 +3800,190 @@
       </w:tr>
       <w:tr>
         <w:tc>
-          <w:tcPr/>
-          <w:p>
-            <w:pPr>
-              <w:pStyle w:val="Compact"/>
-              <w:spacing w:line="240" w:lineRule="auto" w:after="20" w:before="0"/>
-            </w:pPr>
-            <w:r>
-              <w:rPr>
-                <w:rFonts w:ascii="Times New Roman" w:hAnsi="Times New Roman" w:eastAsia="Times New Roman"/>
-                <w:sz w:val="20"/>
-              </w:rPr>
-              <w:t xml:space="preserve">US-TMY-700 (ours)</w:t>
-            </w:r>
-          </w:p>
-        </w:tc>
-        <w:tc>
-          <w:tcPr/>
-          <w:p>
-            <w:pPr>
-              <w:pStyle w:val="Compact"/>
-              <w:spacing w:line="240" w:lineRule="auto" w:after="20" w:before="0"/>
-            </w:pPr>
-            <w:r>
-              <w:rPr>
-                <w:rFonts w:ascii="Times New Roman" w:hAnsi="Times New Roman" w:eastAsia="Times New Roman"/>
-                <w:sz w:val="20"/>
-              </w:rPr>
-              <w:t xml:space="preserve">U.S. TMY sim</w:t>
-            </w:r>
-          </w:p>
-        </w:tc>
-        <w:tc>
-          <w:tcPr/>
-          <w:p>
-            <w:pPr>
-              <w:pStyle w:val="Compact"/>
-              <w:spacing w:line="240" w:lineRule="auto" w:after="20" w:before="0"/>
-              <w:jc w:val="center"/>
-            </w:pPr>
-            <w:r>
-              <w:rPr>
-                <w:rFonts w:ascii="Times New Roman" w:hAnsi="Times New Roman" w:eastAsia="Times New Roman"/>
-                <w:sz w:val="20"/>
+          <w:tcPr>
+            <w:tcMar>
+              <w:left w:w="30" w:type="dxa"/>
+              <w:right w:w="30" w:type="dxa"/>
+            </w:tcMar>
+          </w:tcPr>
+          <w:p>
+            <w:pPr>
+              <w:pStyle w:val="Compact"/>
+              <w:spacing w:line="240" w:lineRule="auto" w:after="20" w:before="0"/>
+            </w:pPr>
+            <w:r>
+              <w:rPr>
+                <w:rFonts w:ascii="Times New Roman" w:hAnsi="Times New Roman" w:eastAsia="Times New Roman"/>
+                <w:b/>
+                <w:bCs/>
+                <w:sz w:val="18"/>
+              </w:rPr>
+              <w:t xml:space="preserve">US-700 (ours)</w:t>
+            </w:r>
+          </w:p>
+        </w:tc>
+        <w:tc>
+          <w:tcPr>
+            <w:tcMar>
+              <w:left w:w="30" w:type="dxa"/>
+              <w:right w:w="30" w:type="dxa"/>
+            </w:tcMar>
+          </w:tcPr>
+          <w:p>
+            <w:pPr>
+              <w:pStyle w:val="Compact"/>
+              <w:spacing w:line="240" w:lineRule="auto" w:after="20" w:before="0"/>
+            </w:pPr>
+            <w:r>
+              <w:rPr>
+                <w:rFonts w:ascii="Times New Roman" w:hAnsi="Times New Roman" w:eastAsia="Times New Roman"/>
+                <w:b/>
+                <w:bCs/>
+                <w:sz w:val="18"/>
+              </w:rPr>
+              <w:t xml:space="preserve">US TMY sim</w:t>
+            </w:r>
+          </w:p>
+        </w:tc>
+        <w:tc>
+          <w:tcPr>
+            <w:tcMar>
+              <w:left w:w="30" w:type="dxa"/>
+              <w:right w:w="30" w:type="dxa"/>
+            </w:tcMar>
+          </w:tcPr>
+          <w:p>
+            <w:pPr>
+              <w:pStyle w:val="Compact"/>
+              <w:spacing w:line="240" w:lineRule="auto" w:after="20" w:before="0"/>
+              <w:jc w:val="right"/>
+            </w:pPr>
+            <w:r>
+              <w:rPr>
+                <w:rFonts w:ascii="Times New Roman" w:hAnsi="Times New Roman" w:eastAsia="Times New Roman"/>
+                <w:b/>
+                <w:bCs/>
+                <w:sz w:val="18"/>
               </w:rPr>
               <w:t xml:space="preserve">700</w:t>
             </w:r>
           </w:p>
         </w:tc>
         <w:tc>
-          <w:tcPr/>
-          <w:p>
-            <w:pPr>
-              <w:pStyle w:val="Compact"/>
-              <w:spacing w:line="240" w:lineRule="auto" w:after="20" w:before="0"/>
-              <w:jc w:val="center"/>
-            </w:pPr>
-            <w:r>
-              <w:rPr>
-                <w:rFonts w:ascii="Times New Roman" w:hAnsi="Times New Roman" w:eastAsia="Times New Roman"/>
-                <w:sz w:val="20"/>
+          <w:tcPr>
+            <w:tcMar>
+              <w:left w:w="30" w:type="dxa"/>
+              <w:right w:w="30" w:type="dxa"/>
+            </w:tcMar>
+          </w:tcPr>
+          <w:p>
+            <w:pPr>
+              <w:pStyle w:val="Compact"/>
+              <w:spacing w:line="240" w:lineRule="auto" w:after="20" w:before="0"/>
+              <w:jc w:val="center"/>
+            </w:pPr>
+            <w:r>
+              <w:rPr>
+                <w:rFonts w:ascii="Times New Roman" w:hAnsi="Times New Roman" w:eastAsia="Times New Roman"/>
+                <w:b/>
+                <w:bCs/>
+                <w:sz w:val="18"/>
               </w:rPr>
               <w:t xml:space="preserve">ON</w:t>
             </w:r>
           </w:p>
         </w:tc>
         <w:tc>
-          <w:tcPr/>
-          <w:p>
-            <w:pPr>
-              <w:pStyle w:val="Compact"/>
-              <w:spacing w:line="240" w:lineRule="auto" w:after="20" w:before="0"/>
-              <w:jc w:val="center"/>
-            </w:pPr>
-            <w:r>
-              <w:rPr>
-                <w:rFonts w:ascii="Times New Roman" w:hAnsi="Times New Roman" w:eastAsia="Times New Roman"/>
-                <w:sz w:val="20"/>
+          <w:tcPr>
+            <w:tcMar>
+              <w:left w:w="30" w:type="dxa"/>
+              <w:right w:w="30" w:type="dxa"/>
+            </w:tcMar>
+          </w:tcPr>
+          <w:p>
+            <w:pPr>
+              <w:pStyle w:val="Compact"/>
+              <w:spacing w:line="240" w:lineRule="auto" w:after="20" w:before="0"/>
+              <w:jc w:val="center"/>
+            </w:pPr>
+            <w:r>
+              <w:rPr>
+                <w:rFonts w:ascii="Times New Roman" w:hAnsi="Times New Roman" w:eastAsia="Times New Roman"/>
+                <w:b/>
+                <w:bCs/>
+                <w:sz w:val="18"/>
               </w:rPr>
               <w:t xml:space="preserve">ON</w:t>
             </w:r>
           </w:p>
         </w:tc>
         <w:tc>
-          <w:tcPr/>
-          <w:p>
-            <w:pPr>
-              <w:pStyle w:val="Compact"/>
-              <w:spacing w:line="240" w:lineRule="auto" w:after="20" w:before="0"/>
-              <w:jc w:val="center"/>
-            </w:pPr>
-            <w:r>
-              <w:rPr>
-                <w:rFonts w:ascii="Times New Roman" w:hAnsi="Times New Roman" w:eastAsia="Times New Roman"/>
-                <w:sz w:val="20"/>
+          <w:tcPr>
+            <w:tcMar>
+              <w:left w:w="30" w:type="dxa"/>
+              <w:right w:w="30" w:type="dxa"/>
+            </w:tcMar>
+          </w:tcPr>
+          <w:p>
+            <w:pPr>
+              <w:pStyle w:val="Compact"/>
+              <w:spacing w:line="240" w:lineRule="auto" w:after="20" w:before="0"/>
+              <w:jc w:val="center"/>
+            </w:pPr>
+            <w:r>
+              <w:rPr>
+                <w:rFonts w:ascii="Times New Roman" w:hAnsi="Times New Roman" w:eastAsia="Times New Roman"/>
+                <w:b/>
+                <w:bCs/>
+                <w:sz w:val="18"/>
               </w:rPr>
               <w:t xml:space="preserve">13.64 ± 0.65</w:t>
             </w:r>
           </w:p>
         </w:tc>
         <w:tc>
-          <w:tcPr/>
-          <w:p>
-            <w:pPr>
-              <w:pStyle w:val="Compact"/>
-              <w:spacing w:line="240" w:lineRule="auto" w:after="20" w:before="0"/>
-              <w:jc w:val="center"/>
-            </w:pPr>
-            <w:r>
-              <w:rPr>
-                <w:rFonts w:ascii="Times New Roman" w:hAnsi="Times New Roman" w:eastAsia="Times New Roman"/>
-                <w:sz w:val="20"/>
+          <w:tcPr>
+            <w:tcMar>
+              <w:left w:w="30" w:type="dxa"/>
+              <w:right w:w="30" w:type="dxa"/>
+            </w:tcMar>
+          </w:tcPr>
+          <w:p>
+            <w:pPr>
+              <w:pStyle w:val="Compact"/>
+              <w:spacing w:line="240" w:lineRule="auto" w:after="20" w:before="0"/>
+              <w:jc w:val="center"/>
+            </w:pPr>
+            <w:r>
+              <w:rPr>
+                <w:rFonts w:ascii="Times New Roman" w:hAnsi="Times New Roman" w:eastAsia="Times New Roman"/>
+                <w:b/>
+                <w:bCs/>
+                <w:sz w:val="18"/>
               </w:rPr>
               <w:t xml:space="preserve">7.53 ± 0.41</w:t>
             </w:r>
           </w:p>
         </w:tc>
         <w:tc>
-          <w:tcPr/>
-          <w:p>
-            <w:pPr>
-              <w:pStyle w:val="Compact"/>
-              <w:spacing w:line="240" w:lineRule="auto" w:after="20" w:before="0"/>
-              <w:jc w:val="center"/>
-            </w:pPr>
-            <w:r>
-              <w:rPr>
-                <w:rFonts w:ascii="Times New Roman" w:hAnsi="Times New Roman" w:eastAsia="Times New Roman"/>
-                <w:sz w:val="20"/>
+          <w:tcPr>
+            <w:tcMar>
+              <w:left w:w="30" w:type="dxa"/>
+              <w:right w:w="30" w:type="dxa"/>
+            </w:tcMar>
+          </w:tcPr>
+          <w:p>
+            <w:pPr>
+              <w:pStyle w:val="Compact"/>
+              <w:spacing w:line="240" w:lineRule="auto" w:after="20" w:before="0"/>
+              <w:jc w:val="center"/>
+            </w:pPr>
+            <w:r>
+              <w:rPr>
+                <w:rFonts w:ascii="Times New Roman" w:hAnsi="Times New Roman" w:eastAsia="Times New Roman"/>
+                <w:b/>
+                <w:bCs/>
+                <w:sz w:val="18"/>
               </w:rPr>
               <w:t xml:space="preserve">+0.37</w:t>
             </w:r>
@@ -3517,134 +3992,174 @@
       </w:tr>
       <w:tr>
         <w:tc>
-          <w:tcPr/>
-          <w:p>
-            <w:pPr>
-              <w:pStyle w:val="Compact"/>
-              <w:spacing w:line="240" w:lineRule="auto" w:after="20" w:before="0"/>
-            </w:pPr>
-            <w:r>
-              <w:rPr>
-                <w:rFonts w:ascii="Times New Roman" w:hAnsi="Times New Roman" w:eastAsia="Times New Roman"/>
-                <w:sz w:val="20"/>
-              </w:rPr>
-              <w:t xml:space="preserve">BB-700 (no aug)</w:t>
-            </w:r>
-          </w:p>
-        </w:tc>
-        <w:tc>
-          <w:tcPr/>
-          <w:p>
-            <w:pPr>
-              <w:pStyle w:val="Compact"/>
-              <w:spacing w:line="240" w:lineRule="auto" w:after="20" w:before="0"/>
-            </w:pPr>
-            <w:r>
-              <w:rPr>
-                <w:rFonts w:ascii="Times New Roman" w:hAnsi="Times New Roman" w:eastAsia="Times New Roman"/>
-                <w:sz w:val="20"/>
+          <w:tcPr>
+            <w:tcMar>
+              <w:left w:w="30" w:type="dxa"/>
+              <w:right w:w="30" w:type="dxa"/>
+            </w:tcMar>
+          </w:tcPr>
+          <w:p>
+            <w:pPr>
+              <w:pStyle w:val="Compact"/>
+              <w:spacing w:line="240" w:lineRule="auto" w:after="20" w:before="0"/>
+            </w:pPr>
+            <w:r>
+              <w:rPr>
+                <w:rFonts w:ascii="Times New Roman" w:hAnsi="Times New Roman" w:eastAsia="Times New Roman"/>
+                <w:sz w:val="18"/>
+              </w:rPr>
+              <w:t xml:space="preserve">BB-700</w:t>
+            </w:r>
+          </w:p>
+        </w:tc>
+        <w:tc>
+          <w:tcPr>
+            <w:tcMar>
+              <w:left w:w="30" w:type="dxa"/>
+              <w:right w:w="30" w:type="dxa"/>
+            </w:tcMar>
+          </w:tcPr>
+          <w:p>
+            <w:pPr>
+              <w:pStyle w:val="Compact"/>
+              <w:spacing w:line="240" w:lineRule="auto" w:after="20" w:before="0"/>
+            </w:pPr>
+            <w:r>
+              <w:rPr>
+                <w:rFonts w:ascii="Times New Roman" w:hAnsi="Times New Roman" w:eastAsia="Times New Roman"/>
+                <w:sz w:val="18"/>
               </w:rPr>
               <w:t xml:space="preserve">BB subset</w:t>
             </w:r>
           </w:p>
         </w:tc>
         <w:tc>
-          <w:tcPr/>
-          <w:p>
-            <w:pPr>
-              <w:pStyle w:val="Compact"/>
-              <w:spacing w:line="240" w:lineRule="auto" w:after="20" w:before="0"/>
-              <w:jc w:val="center"/>
-            </w:pPr>
-            <w:r>
-              <w:rPr>
-                <w:rFonts w:ascii="Times New Roman" w:hAnsi="Times New Roman" w:eastAsia="Times New Roman"/>
-                <w:sz w:val="20"/>
+          <w:tcPr>
+            <w:tcMar>
+              <w:left w:w="30" w:type="dxa"/>
+              <w:right w:w="30" w:type="dxa"/>
+            </w:tcMar>
+          </w:tcPr>
+          <w:p>
+            <w:pPr>
+              <w:pStyle w:val="Compact"/>
+              <w:spacing w:line="240" w:lineRule="auto" w:after="20" w:before="0"/>
+              <w:jc w:val="right"/>
+            </w:pPr>
+            <w:r>
+              <w:rPr>
+                <w:rFonts w:ascii="Times New Roman" w:hAnsi="Times New Roman" w:eastAsia="Times New Roman"/>
+                <w:sz w:val="18"/>
               </w:rPr>
               <w:t xml:space="preserve">700</w:t>
             </w:r>
           </w:p>
         </w:tc>
         <w:tc>
-          <w:tcPr/>
-          <w:p>
-            <w:pPr>
-              <w:pStyle w:val="Compact"/>
-              <w:spacing w:line="240" w:lineRule="auto" w:after="20" w:before="0"/>
-              <w:jc w:val="center"/>
-            </w:pPr>
-            <w:r>
-              <w:rPr>
-                <w:rFonts w:ascii="Times New Roman" w:hAnsi="Times New Roman" w:eastAsia="Times New Roman"/>
-                <w:sz w:val="20"/>
+          <w:tcPr>
+            <w:tcMar>
+              <w:left w:w="30" w:type="dxa"/>
+              <w:right w:w="30" w:type="dxa"/>
+            </w:tcMar>
+          </w:tcPr>
+          <w:p>
+            <w:pPr>
+              <w:pStyle w:val="Compact"/>
+              <w:spacing w:line="240" w:lineRule="auto" w:after="20" w:before="0"/>
+              <w:jc w:val="center"/>
+            </w:pPr>
+            <w:r>
+              <w:rPr>
+                <w:rFonts w:ascii="Times New Roman" w:hAnsi="Times New Roman" w:eastAsia="Times New Roman"/>
+                <w:sz w:val="18"/>
               </w:rPr>
               <w:t xml:space="preserve">ON</w:t>
             </w:r>
           </w:p>
         </w:tc>
         <w:tc>
-          <w:tcPr/>
-          <w:p>
-            <w:pPr>
-              <w:pStyle w:val="Compact"/>
-              <w:spacing w:line="240" w:lineRule="auto" w:after="20" w:before="0"/>
-              <w:jc w:val="center"/>
-            </w:pPr>
-            <w:r>
-              <w:rPr>
-                <w:rFonts w:ascii="Times New Roman" w:hAnsi="Times New Roman" w:eastAsia="Times New Roman"/>
-                <w:sz w:val="20"/>
+          <w:tcPr>
+            <w:tcMar>
+              <w:left w:w="30" w:type="dxa"/>
+              <w:right w:w="30" w:type="dxa"/>
+            </w:tcMar>
+          </w:tcPr>
+          <w:p>
+            <w:pPr>
+              <w:pStyle w:val="Compact"/>
+              <w:spacing w:line="240" w:lineRule="auto" w:after="20" w:before="0"/>
+              <w:jc w:val="center"/>
+            </w:pPr>
+            <w:r>
+              <w:rPr>
+                <w:rFonts w:ascii="Times New Roman" w:hAnsi="Times New Roman" w:eastAsia="Times New Roman"/>
+                <w:sz w:val="18"/>
               </w:rPr>
               <w:t xml:space="preserve">OFF</w:t>
             </w:r>
           </w:p>
         </w:tc>
         <w:tc>
-          <w:tcPr/>
-          <w:p>
-            <w:pPr>
-              <w:pStyle w:val="Compact"/>
-              <w:spacing w:line="240" w:lineRule="auto" w:after="20" w:before="0"/>
-              <w:jc w:val="center"/>
-            </w:pPr>
-            <w:r>
-              <w:rPr>
-                <w:rFonts w:ascii="Times New Roman" w:hAnsi="Times New Roman" w:eastAsia="Times New Roman"/>
-                <w:sz w:val="20"/>
+          <w:tcPr>
+            <w:tcMar>
+              <w:left w:w="30" w:type="dxa"/>
+              <w:right w:w="30" w:type="dxa"/>
+            </w:tcMar>
+          </w:tcPr>
+          <w:p>
+            <w:pPr>
+              <w:pStyle w:val="Compact"/>
+              <w:spacing w:line="240" w:lineRule="auto" w:after="20" w:before="0"/>
+              <w:jc w:val="center"/>
+            </w:pPr>
+            <w:r>
+              <w:rPr>
+                <w:rFonts w:ascii="Times New Roman" w:hAnsi="Times New Roman" w:eastAsia="Times New Roman"/>
+                <w:sz w:val="18"/>
               </w:rPr>
               <w:t xml:space="preserve">15.28</w:t>
             </w:r>
           </w:p>
         </w:tc>
         <w:tc>
-          <w:tcPr/>
-          <w:p>
-            <w:pPr>
-              <w:pStyle w:val="Compact"/>
-              <w:spacing w:line="240" w:lineRule="auto" w:after="20" w:before="0"/>
-              <w:jc w:val="center"/>
-            </w:pPr>
-            <w:r>
-              <w:rPr>
-                <w:rFonts w:ascii="Times New Roman" w:hAnsi="Times New Roman" w:eastAsia="Times New Roman"/>
-                <w:sz w:val="20"/>
+          <w:tcPr>
+            <w:tcMar>
+              <w:left w:w="30" w:type="dxa"/>
+              <w:right w:w="30" w:type="dxa"/>
+            </w:tcMar>
+          </w:tcPr>
+          <w:p>
+            <w:pPr>
+              <w:pStyle w:val="Compact"/>
+              <w:spacing w:line="240" w:lineRule="auto" w:after="20" w:before="0"/>
+              <w:jc w:val="center"/>
+            </w:pPr>
+            <w:r>
+              <w:rPr>
+                <w:rFonts w:ascii="Times New Roman" w:hAnsi="Times New Roman" w:eastAsia="Times New Roman"/>
+                <w:sz w:val="18"/>
               </w:rPr>
               <w:t xml:space="preserve">—</w:t>
             </w:r>
           </w:p>
         </w:tc>
         <w:tc>
-          <w:tcPr/>
-          <w:p>
-            <w:pPr>
-              <w:pStyle w:val="Compact"/>
-              <w:spacing w:line="240" w:lineRule="auto" w:after="20" w:before="0"/>
-              <w:jc w:val="center"/>
-            </w:pPr>
-            <w:r>
-              <w:rPr>
-                <w:rFonts w:ascii="Times New Roman" w:hAnsi="Times New Roman" w:eastAsia="Times New Roman"/>
-                <w:sz w:val="20"/>
+          <w:tcPr>
+            <w:tcMar>
+              <w:left w:w="30" w:type="dxa"/>
+              <w:right w:w="30" w:type="dxa"/>
+            </w:tcMar>
+          </w:tcPr>
+          <w:p>
+            <w:pPr>
+              <w:pStyle w:val="Compact"/>
+              <w:spacing w:line="240" w:lineRule="auto" w:after="20" w:before="0"/>
+              <w:jc w:val="center"/>
+            </w:pPr>
+            <w:r>
+              <w:rPr>
+                <w:rFonts w:ascii="Times New Roman" w:hAnsi="Times New Roman" w:eastAsia="Times New Roman"/>
+                <w:sz w:val="18"/>
               </w:rPr>
               <w:t xml:space="preserve">+2.01</w:t>
             </w:r>
@@ -3653,134 +4168,174 @@
       </w:tr>
       <w:tr>
         <w:tc>
-          <w:tcPr/>
-          <w:p>
-            <w:pPr>
-              <w:pStyle w:val="Compact"/>
-              <w:spacing w:line="240" w:lineRule="auto" w:after="20" w:before="0"/>
-            </w:pPr>
-            <w:r>
-              <w:rPr>
-                <w:rFonts w:ascii="Times New Roman" w:hAnsi="Times New Roman" w:eastAsia="Times New Roman"/>
-                <w:sz w:val="20"/>
-              </w:rPr>
-              <w:t xml:space="preserve">BB-700</w:t>
-            </w:r>
-          </w:p>
-        </w:tc>
-        <w:tc>
-          <w:tcPr/>
-          <w:p>
-            <w:pPr>
-              <w:pStyle w:val="Compact"/>
-              <w:spacing w:line="240" w:lineRule="auto" w:after="20" w:before="0"/>
-            </w:pPr>
-            <w:r>
-              <w:rPr>
-                <w:rFonts w:ascii="Times New Roman" w:hAnsi="Times New Roman" w:eastAsia="Times New Roman"/>
-                <w:sz w:val="20"/>
+          <w:tcPr>
+            <w:tcMar>
+              <w:left w:w="30" w:type="dxa"/>
+              <w:right w:w="30" w:type="dxa"/>
+            </w:tcMar>
+          </w:tcPr>
+          <w:p>
+            <w:pPr>
+              <w:pStyle w:val="Compact"/>
+              <w:spacing w:line="240" w:lineRule="auto" w:after="20" w:before="0"/>
+            </w:pPr>
+            <w:r>
+              <w:rPr>
+                <w:rFonts w:ascii="Times New Roman" w:hAnsi="Times New Roman" w:eastAsia="Times New Roman"/>
+                <w:sz w:val="18"/>
+              </w:rPr>
+              <w:t xml:space="preserve">BB-700 OFF</w:t>
+            </w:r>
+          </w:p>
+        </w:tc>
+        <w:tc>
+          <w:tcPr>
+            <w:tcMar>
+              <w:left w:w="30" w:type="dxa"/>
+              <w:right w:w="30" w:type="dxa"/>
+            </w:tcMar>
+          </w:tcPr>
+          <w:p>
+            <w:pPr>
+              <w:pStyle w:val="Compact"/>
+              <w:spacing w:line="240" w:lineRule="auto" w:after="20" w:before="0"/>
+            </w:pPr>
+            <w:r>
+              <w:rPr>
+                <w:rFonts w:ascii="Times New Roman" w:hAnsi="Times New Roman" w:eastAsia="Times New Roman"/>
+                <w:sz w:val="18"/>
               </w:rPr>
               <w:t xml:space="preserve">BB subset</w:t>
             </w:r>
           </w:p>
         </w:tc>
         <w:tc>
-          <w:tcPr/>
-          <w:p>
-            <w:pPr>
-              <w:pStyle w:val="Compact"/>
-              <w:spacing w:line="240" w:lineRule="auto" w:after="20" w:before="0"/>
-              <w:jc w:val="center"/>
-            </w:pPr>
-            <w:r>
-              <w:rPr>
-                <w:rFonts w:ascii="Times New Roman" w:hAnsi="Times New Roman" w:eastAsia="Times New Roman"/>
-                <w:sz w:val="20"/>
+          <w:tcPr>
+            <w:tcMar>
+              <w:left w:w="30" w:type="dxa"/>
+              <w:right w:w="30" w:type="dxa"/>
+            </w:tcMar>
+          </w:tcPr>
+          <w:p>
+            <w:pPr>
+              <w:pStyle w:val="Compact"/>
+              <w:spacing w:line="240" w:lineRule="auto" w:after="20" w:before="0"/>
+              <w:jc w:val="right"/>
+            </w:pPr>
+            <w:r>
+              <w:rPr>
+                <w:rFonts w:ascii="Times New Roman" w:hAnsi="Times New Roman" w:eastAsia="Times New Roman"/>
+                <w:sz w:val="18"/>
               </w:rPr>
               <w:t xml:space="preserve">700</w:t>
             </w:r>
           </w:p>
         </w:tc>
         <w:tc>
-          <w:tcPr/>
-          <w:p>
-            <w:pPr>
-              <w:pStyle w:val="Compact"/>
-              <w:spacing w:line="240" w:lineRule="auto" w:after="20" w:before="0"/>
-              <w:jc w:val="center"/>
-            </w:pPr>
-            <w:r>
-              <w:rPr>
-                <w:rFonts w:ascii="Times New Roman" w:hAnsi="Times New Roman" w:eastAsia="Times New Roman"/>
-                <w:sz w:val="20"/>
+          <w:tcPr>
+            <w:tcMar>
+              <w:left w:w="30" w:type="dxa"/>
+              <w:right w:w="30" w:type="dxa"/>
+            </w:tcMar>
+          </w:tcPr>
+          <w:p>
+            <w:pPr>
+              <w:pStyle w:val="Compact"/>
+              <w:spacing w:line="240" w:lineRule="auto" w:after="20" w:before="0"/>
+              <w:jc w:val="center"/>
+            </w:pPr>
+            <w:r>
+              <w:rPr>
+                <w:rFonts w:ascii="Times New Roman" w:hAnsi="Times New Roman" w:eastAsia="Times New Roman"/>
+                <w:sz w:val="18"/>
               </w:rPr>
               <w:t xml:space="preserve">OFF</w:t>
             </w:r>
           </w:p>
         </w:tc>
         <w:tc>
-          <w:tcPr/>
-          <w:p>
-            <w:pPr>
-              <w:pStyle w:val="Compact"/>
-              <w:spacing w:line="240" w:lineRule="auto" w:after="20" w:before="0"/>
-              <w:jc w:val="center"/>
-            </w:pPr>
-            <w:r>
-              <w:rPr>
-                <w:rFonts w:ascii="Times New Roman" w:hAnsi="Times New Roman" w:eastAsia="Times New Roman"/>
-                <w:sz w:val="20"/>
+          <w:tcPr>
+            <w:tcMar>
+              <w:left w:w="30" w:type="dxa"/>
+              <w:right w:w="30" w:type="dxa"/>
+            </w:tcMar>
+          </w:tcPr>
+          <w:p>
+            <w:pPr>
+              <w:pStyle w:val="Compact"/>
+              <w:spacing w:line="240" w:lineRule="auto" w:after="20" w:before="0"/>
+              <w:jc w:val="center"/>
+            </w:pPr>
+            <w:r>
+              <w:rPr>
+                <w:rFonts w:ascii="Times New Roman" w:hAnsi="Times New Roman" w:eastAsia="Times New Roman"/>
+                <w:sz w:val="18"/>
               </w:rPr>
               <w:t xml:space="preserve">OFF</w:t>
             </w:r>
           </w:p>
         </w:tc>
         <w:tc>
-          <w:tcPr/>
-          <w:p>
-            <w:pPr>
-              <w:pStyle w:val="Compact"/>
-              <w:spacing w:line="240" w:lineRule="auto" w:after="20" w:before="0"/>
-              <w:jc w:val="center"/>
-            </w:pPr>
-            <w:r>
-              <w:rPr>
-                <w:rFonts w:ascii="Times New Roman" w:hAnsi="Times New Roman" w:eastAsia="Times New Roman"/>
-                <w:sz w:val="20"/>
+          <w:tcPr>
+            <w:tcMar>
+              <w:left w:w="30" w:type="dxa"/>
+              <w:right w:w="30" w:type="dxa"/>
+            </w:tcMar>
+          </w:tcPr>
+          <w:p>
+            <w:pPr>
+              <w:pStyle w:val="Compact"/>
+              <w:spacing w:line="240" w:lineRule="auto" w:after="20" w:before="0"/>
+              <w:jc w:val="center"/>
+            </w:pPr>
+            <w:r>
+              <w:rPr>
+                <w:rFonts w:ascii="Times New Roman" w:hAnsi="Times New Roman" w:eastAsia="Times New Roman"/>
+                <w:sz w:val="18"/>
               </w:rPr>
               <w:t xml:space="preserve">16.44</w:t>
             </w:r>
           </w:p>
         </w:tc>
         <w:tc>
-          <w:tcPr/>
-          <w:p>
-            <w:pPr>
-              <w:pStyle w:val="Compact"/>
-              <w:spacing w:line="240" w:lineRule="auto" w:after="20" w:before="0"/>
-              <w:jc w:val="center"/>
-            </w:pPr>
-            <w:r>
-              <w:rPr>
-                <w:rFonts w:ascii="Times New Roman" w:hAnsi="Times New Roman" w:eastAsia="Times New Roman"/>
-                <w:sz w:val="20"/>
+          <w:tcPr>
+            <w:tcMar>
+              <w:left w:w="30" w:type="dxa"/>
+              <w:right w:w="30" w:type="dxa"/>
+            </w:tcMar>
+          </w:tcPr>
+          <w:p>
+            <w:pPr>
+              <w:pStyle w:val="Compact"/>
+              <w:spacing w:line="240" w:lineRule="auto" w:after="20" w:before="0"/>
+              <w:jc w:val="center"/>
+            </w:pPr>
+            <w:r>
+              <w:rPr>
+                <w:rFonts w:ascii="Times New Roman" w:hAnsi="Times New Roman" w:eastAsia="Times New Roman"/>
+                <w:sz w:val="18"/>
               </w:rPr>
               <w:t xml:space="preserve">—</w:t>
             </w:r>
           </w:p>
         </w:tc>
         <w:tc>
-          <w:tcPr/>
-          <w:p>
-            <w:pPr>
-              <w:pStyle w:val="Compact"/>
-              <w:spacing w:line="240" w:lineRule="auto" w:after="20" w:before="0"/>
-              <w:jc w:val="center"/>
-            </w:pPr>
-            <w:r>
-              <w:rPr>
-                <w:rFonts w:ascii="Times New Roman" w:hAnsi="Times New Roman" w:eastAsia="Times New Roman"/>
-                <w:sz w:val="20"/>
+          <w:tcPr>
+            <w:tcMar>
+              <w:left w:w="30" w:type="dxa"/>
+              <w:right w:w="30" w:type="dxa"/>
+            </w:tcMar>
+          </w:tcPr>
+          <w:p>
+            <w:pPr>
+              <w:pStyle w:val="Compact"/>
+              <w:spacing w:line="240" w:lineRule="auto" w:after="20" w:before="0"/>
+              <w:jc w:val="center"/>
+            </w:pPr>
+            <w:r>
+              <w:rPr>
+                <w:rFonts w:ascii="Times New Roman" w:hAnsi="Times New Roman" w:eastAsia="Times New Roman"/>
+                <w:sz w:val="18"/>
               </w:rPr>
               <w:t xml:space="preserve">+3.17</w:t>
             </w:r>
@@ -3789,134 +4344,174 @@
       </w:tr>
       <w:tr>
         <w:tc>
-          <w:tcPr/>
-          <w:p>
-            <w:pPr>
-              <w:pStyle w:val="Compact"/>
-              <w:spacing w:line="240" w:lineRule="auto" w:after="20" w:before="0"/>
-            </w:pPr>
-            <w:r>
-              <w:rPr>
-                <w:rFonts w:ascii="Times New Roman" w:hAnsi="Times New Roman" w:eastAsia="Times New Roman"/>
-                <w:sz w:val="20"/>
-              </w:rPr>
-              <w:t xml:space="preserve">Persistence Ensemble</w:t>
-            </w:r>
-          </w:p>
-        </w:tc>
-        <w:tc>
-          <w:tcPr/>
-          <w:p>
-            <w:pPr>
-              <w:pStyle w:val="Compact"/>
-              <w:spacing w:line="240" w:lineRule="auto" w:after="20" w:before="0"/>
-            </w:pPr>
-            <w:r>
-              <w:rPr>
-                <w:rFonts w:ascii="Times New Roman" w:hAnsi="Times New Roman" w:eastAsia="Times New Roman"/>
-                <w:sz w:val="20"/>
+          <w:tcPr>
+            <w:tcMar>
+              <w:left w:w="30" w:type="dxa"/>
+              <w:right w:w="30" w:type="dxa"/>
+            </w:tcMar>
+          </w:tcPr>
+          <w:p>
+            <w:pPr>
+              <w:pStyle w:val="Compact"/>
+              <w:spacing w:line="240" w:lineRule="auto" w:after="20" w:before="0"/>
+            </w:pPr>
+            <w:r>
+              <w:rPr>
+                <w:rFonts w:ascii="Times New Roman" w:hAnsi="Times New Roman" w:eastAsia="Times New Roman"/>
+                <w:sz w:val="18"/>
+              </w:rPr>
+              <w:t xml:space="preserve">Persist.</w:t>
+            </w:r>
+          </w:p>
+        </w:tc>
+        <w:tc>
+          <w:tcPr>
+            <w:tcMar>
+              <w:left w:w="30" w:type="dxa"/>
+              <w:right w:w="30" w:type="dxa"/>
+            </w:tcMar>
+          </w:tcPr>
+          <w:p>
+            <w:pPr>
+              <w:pStyle w:val="Compact"/>
+              <w:spacing w:line="240" w:lineRule="auto" w:after="20" w:before="0"/>
+            </w:pPr>
+            <w:r>
+              <w:rPr>
+                <w:rFonts w:ascii="Times New Roman" w:hAnsi="Times New Roman" w:eastAsia="Times New Roman"/>
+                <w:sz w:val="18"/>
               </w:rPr>
               <w:t xml:space="preserve">—</w:t>
             </w:r>
           </w:p>
         </w:tc>
         <w:tc>
-          <w:tcPr/>
-          <w:p>
-            <w:pPr>
-              <w:pStyle w:val="Compact"/>
-              <w:spacing w:line="240" w:lineRule="auto" w:after="20" w:before="0"/>
-              <w:jc w:val="center"/>
-            </w:pPr>
-            <w:r>
-              <w:rPr>
-                <w:rFonts w:ascii="Times New Roman" w:hAnsi="Times New Roman" w:eastAsia="Times New Roman"/>
-                <w:sz w:val="20"/>
+          <w:tcPr>
+            <w:tcMar>
+              <w:left w:w="30" w:type="dxa"/>
+              <w:right w:w="30" w:type="dxa"/>
+            </w:tcMar>
+          </w:tcPr>
+          <w:p>
+            <w:pPr>
+              <w:pStyle w:val="Compact"/>
+              <w:spacing w:line="240" w:lineRule="auto" w:after="20" w:before="0"/>
+              <w:jc w:val="right"/>
+            </w:pPr>
+            <w:r>
+              <w:rPr>
+                <w:rFonts w:ascii="Times New Roman" w:hAnsi="Times New Roman" w:eastAsia="Times New Roman"/>
+                <w:sz w:val="18"/>
               </w:rPr>
               <w:t xml:space="preserve">—</w:t>
             </w:r>
           </w:p>
         </w:tc>
         <w:tc>
-          <w:tcPr/>
-          <w:p>
-            <w:pPr>
-              <w:pStyle w:val="Compact"/>
-              <w:spacing w:line="240" w:lineRule="auto" w:after="20" w:before="0"/>
-              <w:jc w:val="center"/>
-            </w:pPr>
-            <w:r>
-              <w:rPr>
-                <w:rFonts w:ascii="Times New Roman" w:hAnsi="Times New Roman" w:eastAsia="Times New Roman"/>
-                <w:sz w:val="20"/>
+          <w:tcPr>
+            <w:tcMar>
+              <w:left w:w="30" w:type="dxa"/>
+              <w:right w:w="30" w:type="dxa"/>
+            </w:tcMar>
+          </w:tcPr>
+          <w:p>
+            <w:pPr>
+              <w:pStyle w:val="Compact"/>
+              <w:spacing w:line="240" w:lineRule="auto" w:after="20" w:before="0"/>
+              <w:jc w:val="center"/>
+            </w:pPr>
+            <w:r>
+              <w:rPr>
+                <w:rFonts w:ascii="Times New Roman" w:hAnsi="Times New Roman" w:eastAsia="Times New Roman"/>
+                <w:sz w:val="18"/>
               </w:rPr>
               <w:t xml:space="preserve">—</w:t>
             </w:r>
           </w:p>
         </w:tc>
         <w:tc>
-          <w:tcPr/>
-          <w:p>
-            <w:pPr>
-              <w:pStyle w:val="Compact"/>
-              <w:spacing w:line="240" w:lineRule="auto" w:after="20" w:before="0"/>
-              <w:jc w:val="center"/>
-            </w:pPr>
-            <w:r>
-              <w:rPr>
-                <w:rFonts w:ascii="Times New Roman" w:hAnsi="Times New Roman" w:eastAsia="Times New Roman"/>
-                <w:sz w:val="20"/>
+          <w:tcPr>
+            <w:tcMar>
+              <w:left w:w="30" w:type="dxa"/>
+              <w:right w:w="30" w:type="dxa"/>
+            </w:tcMar>
+          </w:tcPr>
+          <w:p>
+            <w:pPr>
+              <w:pStyle w:val="Compact"/>
+              <w:spacing w:line="240" w:lineRule="auto" w:after="20" w:before="0"/>
+              <w:jc w:val="center"/>
+            </w:pPr>
+            <w:r>
+              <w:rPr>
+                <w:rFonts w:ascii="Times New Roman" w:hAnsi="Times New Roman" w:eastAsia="Times New Roman"/>
+                <w:sz w:val="18"/>
               </w:rPr>
               <w:t xml:space="preserve">—</w:t>
             </w:r>
           </w:p>
         </w:tc>
         <w:tc>
-          <w:tcPr/>
-          <w:p>
-            <w:pPr>
-              <w:pStyle w:val="Compact"/>
-              <w:spacing w:line="240" w:lineRule="auto" w:after="20" w:before="0"/>
-              <w:jc w:val="center"/>
-            </w:pPr>
-            <w:r>
-              <w:rPr>
-                <w:rFonts w:ascii="Times New Roman" w:hAnsi="Times New Roman" w:eastAsia="Times New Roman"/>
-                <w:sz w:val="20"/>
+          <w:tcPr>
+            <w:tcMar>
+              <w:left w:w="30" w:type="dxa"/>
+              <w:right w:w="30" w:type="dxa"/>
+            </w:tcMar>
+          </w:tcPr>
+          <w:p>
+            <w:pPr>
+              <w:pStyle w:val="Compact"/>
+              <w:spacing w:line="240" w:lineRule="auto" w:after="20" w:before="0"/>
+              <w:jc w:val="center"/>
+            </w:pPr>
+            <w:r>
+              <w:rPr>
+                <w:rFonts w:ascii="Times New Roman" w:hAnsi="Times New Roman" w:eastAsia="Times New Roman"/>
+                <w:sz w:val="18"/>
               </w:rPr>
               <w:t xml:space="preserve">16.68</w:t>
             </w:r>
           </w:p>
         </w:tc>
         <w:tc>
-          <w:tcPr/>
-          <w:p>
-            <w:pPr>
-              <w:pStyle w:val="Compact"/>
-              <w:spacing w:line="240" w:lineRule="auto" w:after="20" w:before="0"/>
-              <w:jc w:val="center"/>
-            </w:pPr>
-            <w:r>
-              <w:rPr>
-                <w:rFonts w:ascii="Times New Roman" w:hAnsi="Times New Roman" w:eastAsia="Times New Roman"/>
-                <w:sz w:val="20"/>
+          <w:tcPr>
+            <w:tcMar>
+              <w:left w:w="30" w:type="dxa"/>
+              <w:right w:w="30" w:type="dxa"/>
+            </w:tcMar>
+          </w:tcPr>
+          <w:p>
+            <w:pPr>
+              <w:pStyle w:val="Compact"/>
+              <w:spacing w:line="240" w:lineRule="auto" w:after="20" w:before="0"/>
+              <w:jc w:val="center"/>
+            </w:pPr>
+            <w:r>
+              <w:rPr>
+                <w:rFonts w:ascii="Times New Roman" w:hAnsi="Times New Roman" w:eastAsia="Times New Roman"/>
+                <w:sz w:val="18"/>
               </w:rPr>
               <w:t xml:space="preserve">—</w:t>
             </w:r>
           </w:p>
         </w:tc>
         <w:tc>
-          <w:tcPr/>
-          <w:p>
-            <w:pPr>
-              <w:pStyle w:val="Compact"/>
-              <w:spacing w:line="240" w:lineRule="auto" w:after="20" w:before="0"/>
-              <w:jc w:val="center"/>
-            </w:pPr>
-            <w:r>
-              <w:rPr>
-                <w:rFonts w:ascii="Times New Roman" w:hAnsi="Times New Roman" w:eastAsia="Times New Roman"/>
-                <w:sz w:val="20"/>
+          <w:tcPr>
+            <w:tcMar>
+              <w:left w:w="30" w:type="dxa"/>
+              <w:right w:w="30" w:type="dxa"/>
+            </w:tcMar>
+          </w:tcPr>
+          <w:p>
+            <w:pPr>
+              <w:pStyle w:val="Compact"/>
+              <w:spacing w:line="240" w:lineRule="auto" w:after="20" w:before="0"/>
+              <w:jc w:val="center"/>
+            </w:pPr>
+            <w:r>
+              <w:rPr>
+                <w:rFonts w:ascii="Times New Roman" w:hAnsi="Times New Roman" w:eastAsia="Times New Roman"/>
+                <w:sz w:val="18"/>
               </w:rPr>
               <w:t xml:space="preserve">+3.41</w:t>
             </w:r>
@@ -3926,6 +4521,11 @@
     </w:tbl>
     <w:p>
       <w:pPr>
+        <w:spacing w:line="480" w:lineRule="auto" w:after="0" w:before="0"/>
+      </w:pPr>
+    </w:p>
+    <w:p>
+      <w:pPr>
         <w:pStyle w:val="BodyText"/>
         <w:spacing w:line="480" w:lineRule="auto" w:after="0" w:before="0"/>
       </w:pPr>
@@ -3934,7 +4534,7 @@
           <w:rFonts w:ascii="Times New Roman" w:hAnsi="Times New Roman" w:eastAsia="Times New Roman"/>
           <w:sz w:val="24"/>
         </w:rPr>
-        <w:t xml:space="preserve">The five-seed mean of Korean-700 with RevIN and augmentation is 13.11 ± 0.17%, surpassing the BB SOTA (13.27%) by 0.16 pp; the best seed reaches 12.93% (0.34 pp improvement). To our knowledge, no prior published work has demonstrated performance in this range using fewer than 1,000 training buildings on the BuildingsBench evaluation protocol. Korean-700 without augmentation (RevIN ON, three-seed mean) achieves 13.67%—0.40 pp above the SOTA—showing that augmentation contributes 0.56 pp and is necessary to cross the SOTA threshold. Without RevIN, performance degrades further to 14.72 ± 0.28% (1.45 pp above the SOTA), though still well below the Persistence Ensemble baseline (16.68%).</w:t>
+        <w:t xml:space="preserve">The central result is that 700 operationally diverse simulations are sufficient to reach the performance level of a 900,000-building benchmark on the same real-building evaluation set. Korean-700 achieves 13.11 ± 0.17% NRMSE (five-seed mean), numerically below the reproduced BB-900K baseline of 13.27%, with the best seed reaching 12.93%. Unlike BuildingsBench, which provides latitude and longitude embeddings as input features, all Korean-700 results set geographic coordinates to zero for both training and evaluation; this result is achieved not by adding metadata but by removing it. To our knowledge, no prior published work has demonstrated performance in this range using fewer than 1,000 training buildings on the BuildingsBench evaluation protocol. Korean-700 without augmentation (RevIN ON, three-seed mean) achieves 13.67%—0.40 pp above the baseline—showing that augmentation contributes 0.56 pp and is necessary to cross the benchmark threshold. Without RevIN, performance degrades further to 14.72 ± 0.28%, though still well below the Persistence Ensemble baseline (16.68%).</w:t>
       </w:r>
     </w:p>
     <w:p>
@@ -3947,6 +4547,19 @@
           <w:rFonts w:ascii="Times New Roman" w:hAnsi="Times New Roman" w:eastAsia="Times New Roman"/>
           <w:sz w:val="24"/>
         </w:rPr>
+        <w:t xml:space="preserve">A paired per-building comparison provides additional statistical support. Using five-seed averaged per-building NRMSE, Korean-700 achieves lower error than BB-900K on 680 of 955 buildings (71%); the paired bootstrap 95% CI of the median per-building difference is [0.31, 0.39] pp in favor of Korean-700 (Wilcoxon signed-rank p &lt; 0.001). The advantage is robust across seeds, including the weakest seed (seed 45, aggregate 13.39%), which still favors Korean-700 on a majority of buildings (57%, p = 0.034). Per-seed confidence intervals and win rates are provided in the repository.</w:t>
+      </w:r>
+    </w:p>
+    <w:p>
+      <w:pPr>
+        <w:pStyle w:val="BodyText"/>
+        <w:spacing w:line="480" w:lineRule="auto" w:after="0" w:before="0"/>
+      </w:pPr>
+      <w:r>
+        <w:rPr>
+          <w:rFonts w:ascii="Times New Roman" w:hAnsi="Times New Roman" w:eastAsia="Times New Roman"/>
+          <w:sz w:val="24"/>
+        </w:rPr>
         <w:t xml:space="preserve">The BB-700 aug-matched control—the same architecture trained on 700 randomly sampled BuildingsBench buildings with matched augmentation—achieves 14.26% with RevIN, indicating that the data source matters independently of the normalization strategy. The BB-700 no-aug RevIN ON result of 15.28% and the BB-700 RevIN OFF no-aug result of 16.44% complete the no-augmentation branch of the factorial (an aug-matched BB-700 RevIN OFF experiment was not conducted; see Section 4.2). Augmentation contributes 1.02 pp to BB data (15.28% to 14.26%), yet even the aug-matched BB-700 trails Korean-700 by 1.15 pp—a gap that cannot be explained by augmentation alone.</w:t>
       </w:r>
     </w:p>
@@ -3960,11 +4573,16 @@
           <w:rFonts w:ascii="Times New Roman" w:hAnsi="Times New Roman" w:eastAsia="Times New Roman"/>
           <w:sz w:val="24"/>
         </w:rPr>
-        <w:t xml:space="preserve">Adding RevIN to the full BuildingsBench training pipeline degrades performance from 13.27% to 13.89%, a 0.62 percentage-point increase. RevIN helps small data (Korean-700: 14.72% three-seed mean without RevIN to 13.11% five-seed mean with RevIN, a 1.61 pp difference) but hurts large data (BB 900K: 13.27% to 13.89%, a 0.62 pp degradation). For the BB 900K + RevIN experiment, the only modification to the original BuildingsBench pipeline was adding RevIN pre/post-processing (see Appendix A.4). The mechanism behind this asymmetry is examined in Section 5.1.</w:t>
+        <w:t xml:space="preserve">In these experiments, RevIN improves both 700-building models (Korean-700: −1.61 pp; BB-700: −1.16 pp) but degrades the BB-900K retraining run (+0.62 pp, from 13.27% to 13.89%). The only modification to the original BuildingsBench pipeline was adding RevIN pre/post-processing (Appendix A.4). The mechanism behind this asymmetry is examined in Section 5.1.</w:t>
       </w:r>
     </w:p>
     <w:bookmarkEnd w:id="21"/>
     <w:bookmarkStart w:id="22" w:name="decomposing-the-improvement"/>
+    <w:p>
+      <w:pPr>
+        <w:spacing w:line="480" w:lineRule="auto" w:after="0" w:before="0"/>
+      </w:pPr>
+    </w:p>
     <w:p>
       <w:pPr>
         <w:pStyle w:val="Heading3"/>
@@ -3991,7 +4609,7 @@
           <w:rFonts w:ascii="Times New Roman" w:hAnsi="Times New Roman" w:eastAsia="Times New Roman"/>
           <w:sz w:val="24"/>
         </w:rPr>
-        <w:t xml:space="preserve">The augmentation-controlled factorial (Korean vs. BB data, RevIN ON, both at n = 700) yields two clean comparisons. With matched augmentation: Korean-700 (13.11%) outperforms BB-700 (14.26%) by 1.15 pp. Without augmentation: Korean-700 (13.67%) outperforms BB-700 (15.28%) by 1.61 pp. Both comparisons use RevIN ON, isolating the data-source effect. The data-source advantage is therefore 1.15–1.61 pp, with augmentation contributing an additional 0.56 pp to the Korean-700 result (13.67% to 13.11%) and 1.02 pp to BB-700 (15.28% to 14.26%).</w:t>
+        <w:t xml:space="preserve">The augmentation-controlled factorial (Korean vs. BB data, RevIN ON, both at n = 700) isolates the data-source effect. Across both augmentation conditions, Korean-700 consistently outperforms matched BB-700 controls by 1.15–1.61 pp (Table 3), indicating that the gain is not an augmentation artifact. The gap is larger without augmentation (1.61 pp) and remains substantial when augmentation is matched (1.15 pp). Augmentation itself contributes 0.56 pp to Korean-700 and 1.02 pp to BB-700, but cannot close the data-source gap.</w:t>
       </w:r>
     </w:p>
     <w:p>
@@ -4004,7 +4622,7 @@
           <w:rFonts w:ascii="Times New Roman" w:hAnsi="Times New Roman" w:eastAsia="Times New Roman"/>
           <w:sz w:val="24"/>
         </w:rPr>
-        <w:t xml:space="preserve">The RevIN effect is 1.61 pp on Korean data (14.72% three-seed mean to 13.11% five-seed mean) and 1.16 pp on BB-700 (16.44% to 15.28%). An aug-matched BB-700 RevIN OFF experiment was not conducted; if augmentation provides a similar 1.02 pp benefit to RevIN OFF models (as it does to RevIN ON models), the estimated aug-corrected RevIN OFF data-source gap would be approximately 0.70 pp—still meaningful, though this estimate assumes augmentation effects are independent of the RevIN condition. The primary evidence for data-source advantage rests on the no-aug RevIN ON comparison (1.61 pp) and the aug-matched RevIN ON comparison (1.15 pp), both pointing consistently to data design as a major contributor.</w:t>
+        <w:t xml:space="preserve">An aug-matched BB-700 RevIN OFF experiment was not conducted; the estimated augmentation-corrected gap is approximately 0.70 pp, though this assumes augmentation effects are independent of the RevIN condition. The primary evidence for data-source advantage rests on both augmentation conditions pointing consistently to data design as a major contributor.</w:t>
       </w:r>
     </w:p>
     <w:p>
@@ -4017,11 +4635,16 @@
           <w:rFonts w:ascii="Times New Roman" w:hAnsi="Times New Roman" w:eastAsia="Times New Roman"/>
           <w:sz w:val="24"/>
         </w:rPr>
-        <w:t xml:space="preserve">To isolate schedule diversity from climate effects, we retrained on the same 700 LHS-designed buildings using U.S. TMY weather files (Seoul → Washington DC, Busan → Atlanta, Daegu → Charlotte, Gangneung → Boston, Jeju → Miami; ASHRAE climate zones matched where possible). The five-seed mean of the U.S.-TMY-700 model is 13.64 ± 0.65% (seeds 42–46: 13.15%, 13.35%, 13.22%, 14.72%, 13.78%), within 0.53 pp of Korean-700 (13.11 ± 0.17%). The best seed (13.15%) falls within Korean-700 seed variability, while the five-seed mean is 0.37 pp above the BB SOTA. The higher variance (0.65% vs. 0.17%) suggests that U.S. weather introduces additional seed sensitivity. Nevertheless, the U.S.-TMY model still outperforms the matched BB-700 baseline (14.26%) by 0.62 pp, indicating that LHS-designed schedule diversity contributes substantially beyond climate origin alone, while weather choice still affects transfer stability.</w:t>
+        <w:t xml:space="preserve">To isolate schedule diversity from climate effects, we retrained on the same 700 LHS-designed buildings using U.S. TMY weather files (Seoul → Washington DC, Busan → Atlanta, Daegu → Charlotte, Gangneung → Boston, Jeju → Miami; ASHRAE climate zones matched where possible). The five-seed mean of the U.S.-TMY-700 model is 13.64 ± 0.65% (seeds 42–46: 13.15%, 13.35%, 13.22%, 14.72%, 13.78%), within 0.53 pp of Korean-700 (13.11 ± 0.17%). The best seed (13.15%) falls within Korean-700 seed variability, while the five-seed mean is 0.37 pp above the BB-900K baseline. The higher variance (0.65% vs. 0.17%) suggests that U.S. weather introduces additional seed sensitivity. Nevertheless, the U.S.-TMY model still outperforms the matched BB-700 baseline (14.26%) by 0.62 pp, indicating that LHS-designed schedule diversity contributes substantially beyond climate origin alone, while weather choice still affects transfer stability.</w:t>
       </w:r>
     </w:p>
     <w:bookmarkEnd w:id="22"/>
     <w:bookmarkStart w:id="23" w:name="n-scaling-analysis"/>
+    <w:p>
+      <w:pPr>
+        <w:spacing w:line="480" w:lineRule="auto" w:after="0" w:before="0"/>
+      </w:pPr>
+    </w:p>
     <w:p>
       <w:pPr>
         <w:pStyle w:val="Heading3"/>
@@ -4085,7 +4708,8 @@
     <w:tbl>
       <w:tblPr>
         <w:tblStyle w:val="Table"/>
-        <w:tblW w:type="auto" w:w="0"/>
+        <w:tblW w:type="pct" w:w="5000"/>
+        <w:tblLayout w:type="autofit"/>
         <w:tblLook w:firstRow="1" w:lastRow="0" w:firstColumn="0" w:lastColumn="0" w:noHBand="0" w:noVBand="0" w:val="0020"/>
       </w:tblPr>
       <w:tblGrid>
@@ -4162,7 +4786,7 @@
                 <w:rFonts w:ascii="Times New Roman" w:hAnsi="Times New Roman" w:eastAsia="Times New Roman"/>
                 <w:sz w:val="20"/>
               </w:rPr>
-              <w:t xml:space="preserve">vs SOTA</w:t>
+              <w:t xml:space="preserve">Δ baseline</w:t>
             </w:r>
           </w:p>
         </w:tc>
@@ -4730,6 +5354,11 @@
     </w:tbl>
     <w:p>
       <w:pPr>
+        <w:spacing w:line="480" w:lineRule="auto" w:after="0" w:before="0"/>
+      </w:pPr>
+    </w:p>
+    <w:p>
+      <w:pPr>
         <w:pStyle w:val="BodyText"/>
         <w:spacing w:line="480" w:lineRule="auto" w:after="0" w:before="0"/>
       </w:pPr>
@@ -4738,7 +5367,7 @@
           <w:rFonts w:ascii="Times New Roman" w:hAnsi="Times New Roman" w:eastAsia="Times New Roman"/>
           <w:sz w:val="24"/>
         </w:rPr>
-        <w:t xml:space="preserve">Performance improves sharply from n = 1 to n = 5 (14.72% seed-42 single run to 13.28% five-seed mean). By n = 3 (42 buildings), performance reaches 13.47%, within 0.20 pp of the SOTA. At n = 5 (70 buildings), the five-seed mean of 13.28 ± 0.12% matches the SOTA (13.27%) within 0.01 pp. Beyond n = 5, gains become incremental on the single-seed curve—additional buildings yield fluctuations within ±0.15 pp rather than systematic improvement.</w:t>
+        <w:t xml:space="preserve">Performance improves sharply from n = 1 to n = 5 (14.72% seed-42 single run to 13.28% five-seed mean). By n = 3 (42 buildings), performance reaches 13.47%, within 0.20 pp of the baseline. At n = 5 (70 buildings), the five-seed mean of 13.28 ± 0.12% matches the BB-900K baseline (13.27%) within 0.01 pp. Beyond n = 5, gains become incremental on the single-seed curve—additional buildings yield fluctuations within ±0.15 pp rather than systematic improvement.</w:t>
       </w:r>
     </w:p>
     <w:p>
@@ -4769,6 +5398,11 @@
     </w:p>
     <w:bookmarkEnd w:id="23"/>
     <w:bookmarkStart w:id="24" w:name="ablation-studies"/>
+    <w:p>
+      <w:pPr>
+        <w:spacing w:line="480" w:lineRule="auto" w:after="0" w:before="0"/>
+      </w:pPr>
+    </w:p>
     <w:p>
       <w:pPr>
         <w:pStyle w:val="Heading3"/>
@@ -4833,7 +5467,7 @@
       <w:tblPr>
         <w:tblStyle w:val="Table"/>
         <w:tblW w:type="pct" w:w="5000"/>
-        <w:tblLayout w:type="fixed"/>
+        <w:tblLayout w:type="autofit"/>
         <w:tblLook w:firstRow="1" w:lastRow="0" w:firstColumn="0" w:lastColumn="0" w:noHBand="0" w:noVBand="0" w:val="0020"/>
       </w:tblPr>
       <w:tblGrid>
@@ -5112,12 +5746,17 @@
                 <w:rFonts w:ascii="Times New Roman" w:hAnsi="Times New Roman" w:eastAsia="Times New Roman"/>
                 <w:sz w:val="20"/>
               </w:rPr>
-              <w:t xml:space="preserve">Geographic features provide no benefit with RevIN</w:t>
+              <w:t xml:space="preserve">Actual Korean training coordinates provide no benefit when evaluation coordinates are unavailable</w:t>
             </w:r>
           </w:p>
         </w:tc>
       </w:tr>
     </w:tbl>
+    <w:p>
+      <w:pPr>
+        <w:spacing w:line="480" w:lineRule="auto" w:after="0" w:before="0"/>
+      </w:pPr>
+    </w:p>
     <w:p>
       <w:pPr>
         <w:pStyle w:val="BodyText"/>
@@ -5164,7 +5803,25 @@
         <w:t xml:space="preserve">5. Discussion</w:t>
       </w:r>
     </w:p>
-    <w:bookmarkStart w:id="26" w:name="X2e438a456dba209b4e5ad0f3e1a76af7e65954e"/>
+    <w:p>
+      <w:pPr>
+        <w:pStyle w:val="FirstParagraph"/>
+        <w:spacing w:line="480" w:lineRule="auto" w:after="0" w:before="0"/>
+      </w:pPr>
+      <w:r>
+        <w:rPr>
+          <w:rFonts w:ascii="Times New Roman" w:hAnsi="Times New Roman" w:eastAsia="Times New Roman"/>
+          <w:sz w:val="24"/>
+        </w:rPr>
+        <w:t xml:space="preserve">The central result is not merely that 700 simulations match a large benchmark, but that they do so under a harder information setting: no geographic coordinates, Korean-weather synthetic training data, and zero-shot evaluation on real U.S. and Portuguese loads. The main result is already cross-climate: Korean-weather simulations reach benchmark-level performance on U.S. and Portuguese real loads despite the climate mismatch. The U.S.-TMY ablation further shows that replacing Korean weather with U.S. weather does not erase the advantage over equal-scale BB controls, although it reduces the five-seed mean relative to Korean-700. This section examines the mechanisms behind these results.</w:t>
+      </w:r>
+    </w:p>
+    <w:bookmarkStart w:id="26" w:name="Xfd9fc52707d56ec9150eef04931e180e96d9084"/>
+    <w:p>
+      <w:pPr>
+        <w:spacing w:line="480" w:lineRule="auto" w:after="0" w:before="0"/>
+      </w:pPr>
+    </w:p>
     <w:p>
       <w:pPr>
         <w:pStyle w:val="Heading3"/>
@@ -5178,7 +5835,7 @@
           <w:i w:val="0"/>
           <w:sz w:val="24"/>
         </w:rPr>
-        <w:t xml:space="preserve">5.1 RevIN’s Asymmetric Effect: Why It Helps Small Data but Hurts Large Data</w:t>
+        <w:t xml:space="preserve">5.1 RevIN’s Regime-Dependent Effect Across Dataset Scales</w:t>
       </w:r>
     </w:p>
     <w:p>
@@ -5191,7 +5848,7 @@
           <w:rFonts w:ascii="Times New Roman" w:hAnsi="Times New Roman" w:eastAsia="Times New Roman"/>
           <w:sz w:val="24"/>
         </w:rPr>
-        <w:t xml:space="preserve">Fig. 4 illustrates the asymmetry in RevIN’s effect across dataset scales. On our 700-building Korean dataset, RevIN reduces NRMSE by approximately 1.6 pp in the available multi-seed comparison (14.72% three-seed mean to 13.11% five-seed mean). On the 700-building BB subset, the reduction is 1.16 pp (16.44% to 15.28%; seed 42, single run). But on the full 900K BB corpus, RevIN increases NRMSE by 0.62 pp (13.27% to 13.89%). The same technique that is beneficial at small scale is detrimental at large scale.</w:t>
+        <w:t xml:space="preserve">Fig. 4 illustrates the asymmetry in RevIN’s effect across dataset scales. RevIN improves both 700-building models (approximately 1.2–1.6 pp) but degrades the BB-900K retraining run by 0.62 pp. In this benchmark setting, the same technique is beneficial for the 700-building models but detrimental in the BB-900K retraining run.</w:t>
       </w:r>
     </w:p>
     <w:p>
@@ -5235,6 +5892,11 @@
     </w:p>
     <w:bookmarkEnd w:id="26"/>
     <w:bookmarkStart w:id="27" w:name="X05b7017c276b8b6ea26caeff24defa9e517faa9"/>
+    <w:p>
+      <w:pPr>
+        <w:spacing w:line="480" w:lineRule="auto" w:after="0" w:before="0"/>
+      </w:pPr>
+    </w:p>
     <w:p>
       <w:pPr>
         <w:pStyle w:val="Heading3"/>
@@ -5261,7 +5923,7 @@
           <w:rFonts w:ascii="Times New Roman" w:hAnsi="Times New Roman" w:eastAsia="Times New Roman"/>
           <w:sz w:val="24"/>
         </w:rPr>
-        <w:t xml:space="preserve">Seven hundred buildings with LHS-designed operational schedules match and in most seeds surpass 900,000 stock-model buildings on the BuildingsBench evaluation protocol (with RevIN and augmentation). Buildings-900K draws from the NREL End-Use Load Profiles for the U.S. building stock. This is a carefully constructed stock model, but a stock model nonetheless. It generates buildings whose operational parameters reflect the statistical distribution of real U.S. commercial buildings: most offices operate 08:00 to 18:00 on weekdays; most retail stores have moderate baseloads; most hospitals run continuously. Adding more buildings from this distribution increases the sample size but does not proportionally increase the diversity of temporal patterns the model encounters. Many of the 900,000 buildings share similar operational profiles because they are drawn from the same assumptions about how buildings operate.</w:t>
+        <w:t xml:space="preserve">Seven hundred buildings with LHS-designed operational schedules reach benchmark-level performance comparable to 900,000 stock-model buildings on the BuildingsBench evaluation protocol (with RevIN and augmentation). Buildings-900K draws from the NREL End-Use Load Profiles for the U.S. building stock. This is a carefully constructed stock model, but a stock model nonetheless. It generates buildings whose operational parameters reflect the statistical distribution of real U.S. commercial buildings: most offices operate 08:00 to 18:00 on weekdays; most retail stores have moderate baseloads; most hospitals run continuously. Adding more buildings from this distribution increases the sample size but does not proportionally increase the diversity of temporal patterns the model encounters. Many of the 900,000 buildings share similar operational profiles because they are drawn from the same assumptions about how buildings operate.</w:t>
       </w:r>
     </w:p>
     <w:p>
@@ -5300,11 +5962,16 @@
           <w:rFonts w:ascii="Times New Roman" w:hAnsi="Times New Roman" w:eastAsia="Times New Roman"/>
           <w:sz w:val="24"/>
         </w:rPr>
-        <w:t xml:space="preserve">The n-scaling analysis (Table 4, Section 4.3) provides direct evidence: SOTA-level performance emerges at just 70 buildings (n = 5 per archetype), with diminishing returns on the single-seed curve beyond 140 buildings (n = 10). Once the LHS parameter space is adequately covered, additional samples add little new temporal pattern information. This saturation differs from the monotonic gains often associated with large-scale pretraining and is consistent with learning that is governed by the number of distinct temporal patterns, not the number of examples.</w:t>
+        <w:t xml:space="preserve">The n-scaling analysis (Table 4, Section 4.3) provides direct evidence: benchmark-level performance emerges at just 70 buildings (n = 5 per archetype), with diminishing returns on the single-seed curve beyond 140 buildings (n = 10). Once the LHS parameter space is adequately covered, additional samples add little new temporal pattern information. This saturation differs from the monotonic gains often associated with large-scale pretraining and is consistent with learning that is governed by the number of distinct temporal patterns, not the number of examples.</w:t>
       </w:r>
     </w:p>
     <w:bookmarkEnd w:id="27"/>
     <w:bookmarkStart w:id="28" w:name="practical-implications"/>
+    <w:p>
+      <w:pPr>
+        <w:spacing w:line="480" w:lineRule="auto" w:after="0" w:before="0"/>
+      </w:pPr>
+    </w:p>
     <w:p>
       <w:pPr>
         <w:pStyle w:val="Heading3"/>
@@ -5370,11 +6037,16 @@
           <w:rFonts w:ascii="Times New Roman" w:hAnsi="Times New Roman" w:eastAsia="Times New Roman"/>
           <w:sz w:val="24"/>
         </w:rPr>
-        <w:t xml:space="preserve">The climate mismatch is itself informative: both corpora train on single-country synthetic data (U.S. vs. South Korea) yet are evaluated on real buildings across four U.S. climate zones and Portugal. The U.S.-TMY/LHS ablation (Section 4.2) shows that LHS-designed schedules retain most of their advantage even under swapped weather: the five-seed mean of 13.64 ± 0.65% outperforms the matched BB-700 baseline (14.26%) by 0.62 pp, though it falls 0.53 pp short of Korean-700 (13.11 ± 0.17%) with notably wider seed variance. This pattern suggests that operational diversity is the larger contributor, but weather choice still affects both average performance and run-to-run stability.</w:t>
+        <w:t xml:space="preserve">The climate mismatch is itself informative: Korean-weather simulations achieve lower NRMSE than the U.S.-stock BB-900K baseline on U.S. and Portuguese real loads. The U.S.-TMY ablation serves a different purpose: it shows that replacing Korean weather with U.S. weather preserves an advantage over the equal-scale BB-700 control, although not over the full BB-900K baseline (Section 4.2). This distinction matters—the U.S.-TMY result isolates schedule diversity from climate origin at matched scale, while the Korean-700 vs. BB-900K comparison is the primary claim. The higher seed variance of U.S.-TMY-700 suggests that weather choice affects run-to-run stability even when operational diversity is held constant.</w:t>
       </w:r>
     </w:p>
     <w:bookmarkEnd w:id="28"/>
     <w:bookmarkStart w:id="29" w:name="limitations"/>
+    <w:p>
+      <w:pPr>
+        <w:spacing w:line="480" w:lineRule="auto" w:after="0" w:before="0"/>
+      </w:pPr>
+    </w:p>
     <w:p>
       <w:pPr>
         <w:pStyle w:val="Heading3"/>
@@ -5401,7 +6073,7 @@
           <w:rFonts w:ascii="Times New Roman" w:hAnsi="Times New Roman" w:eastAsia="Times New Roman"/>
           <w:sz w:val="24"/>
         </w:rPr>
-        <w:t xml:space="preserve">Our parametric simulations differ from BuildingsBench in schedule design (12D LHS vs. stock model), climate (Korean vs. U.S. weather), building codes, and envelope parameters. At equal scale with matched augmentation, Korean data outperforms BB data by 1.15 pp (13.11% vs. 14.26%), establishing that the data source matters. The U.S.-TMY/LHS ablation (Section 4.2) substantially reduces but does not eliminate the climate-origin confound: retraining on the same 700 LHS schedules with U.S. TMY weather yields a five-seed mean of 13.64 ± 0.65%, still outperforming BB-700 (14.26%) but falling 0.53 pp short of Korean-700 (13.11 ± 0.17%) with wider seed variance. This indicates that schedule diversity is a major contributor, but weather choice retains a measurable effect on both average performance and stability. The aug-matched BB-700 RevIN OFF experiment was not conducted; the estimated augmentation-corrected gap of approximately 0.70 pp reported in Section 4.2 assumes that augmentation provides a similar benefit regardless of the RevIN condition, an assumption that has not been empirically verified.</w:t>
+        <w:t xml:space="preserve">Our parametric simulations differ from BuildingsBench in schedule design (12D LHS vs. stock model), climate (Korean vs. U.S. weather), building codes, and envelope parameters. At equal scale with matched augmentation, Korean data outperforms BB data by 1.15 pp, establishing that the data source matters. The U.S.-TMY/LHS ablation (Section 4.2) substantially reduces but does not eliminate the climate-origin confound: U.S.-TMY-700 still outperforms BB-700 but falls short of Korean-700 with wider seed variance. This indicates that schedule diversity is a major contributor, but weather choice retains a measurable effect on both average performance and stability. The aug-matched BB-700 RevIN OFF experiment was not conducted; the estimated augmentation-corrected gap reported in Section 4.2 assumes that augmentation provides a similar benefit regardless of the RevIN condition, an assumption that has not been empirically verified.</w:t>
       </w:r>
     </w:p>
     <w:p>
@@ -5414,7 +6086,7 @@
           <w:rFonts w:ascii="Times New Roman" w:hAnsi="Times New Roman" w:eastAsia="Times New Roman"/>
           <w:sz w:val="24"/>
         </w:rPr>
-        <w:t xml:space="preserve">Controlled experiments address the two most likely alternative explanations. Applying RevIN to BB 900K degrades performance by 0.62 pp (13.27% to 13.89%), ruling out RevIN as the sole driver. Augmentation contributes 1.02 pp to BB-700 (15.28% to 14.26%) and 0.56 pp to Korean-700 (13.67% to 13.11%), yet the data-source gap remains at 1.15 pp with matched augmentation and widens to 1.61 pp without it. The NCRPS comparison (Korean-700: 7.14% vs. BB-700: 7.80%) reinforces the same ordering.</w:t>
+        <w:t xml:space="preserve">Controlled experiments address the two most likely alternative explanations. Applying RevIN to BB 900K degrades performance, ruling out RevIN as the sole driver. Augmentation narrows the BB-700 gap but cannot close it (Section 4.2). The NCRPS comparison reinforces the same ordering (Table 3).</w:t>
       </w:r>
     </w:p>
     <w:p>
@@ -5427,7 +6099,7 @@
           <w:rFonts w:ascii="Times New Roman" w:hAnsi="Times New Roman" w:eastAsia="Times New Roman"/>
           <w:sz w:val="24"/>
         </w:rPr>
-        <w:t xml:space="preserve">Our five-seed mean of 13.11 ± 0.17% is 0.16 pp better than the BB SOTA (13.27%), a margin comparable to the inter-seed standard deviation (0.17%). BuildingsBench does not report confidence intervals, so a formal significance test is not possible; the numerical advantage is real but modest, and the stronger claim rests on the best-seed result (12.93%, 0.34 pp better). N-scaling intermediate points (n = 2–4, 6–9, 20–40, 60–80) use seed = 42; the non-monotonic variation within ±0.15 pp at larger n likely reflects seed variance rather than a systematic trend.</w:t>
+        <w:t xml:space="preserve">The aggregate improvement over the BB-900K baseline (0.16 pp) is modest and comparable to the inter-seed standard deviation (0.17%). The paired per-building comparison (Section 4.1) confirms statistical significance (71% win rate, bootstrap CI excluding zero, p &lt; 0.001), and even the weakest seed still favors Korean-700 on a majority of buildings. Although the margin is small, it is obtained with 1,286× fewer training buildings and no geographic metadata. N-scaling intermediate points use seed = 42; non-monotonic variation at larger n likely reflects seed variance rather than a systematic trend.</w:t>
       </w:r>
     </w:p>
     <w:p>
@@ -5459,7 +6131,7 @@
     </w:p>
     <w:bookmarkEnd w:id="29"/>
     <w:bookmarkEnd w:id="30"/>
-    <w:bookmarkStart w:id="31" w:name="list-of-figures"/>
+    <w:bookmarkStart w:id="31" w:name="conclusion"/>
     <w:p>
       <w:pPr>
         <w:pStyle w:val="Heading2"/>
@@ -5473,131 +6145,46 @@
           <w:i w:val="0"/>
           <w:sz w:val="26"/>
         </w:rPr>
-        <w:t xml:space="preserve">List of Figures</w:t>
+        <w:t xml:space="preserve">6. Conclusion</w:t>
       </w:r>
     </w:p>
     <w:p>
       <w:pPr>
         <w:pStyle w:val="FirstParagraph"/>
-        <w:spacing w:line="240" w:lineRule="auto" w:after="40" w:before="240"/>
-      </w:pPr>
-      <w:r>
-        <w:rPr>
-          <w:rFonts w:ascii="Times New Roman" w:hAnsi="Times New Roman" w:eastAsia="Times New Roman"/>
-          <w:b w:val="0"/>
-          <w:bCs/>
-          <w:sz w:val="22"/>
-        </w:rPr>
-        <w:t xml:space="preserve">Fig. 1.</w:t>
-      </w:r>
-      <w:r>
-        <w:rPr>
-          <w:rFonts w:ascii="Times New Roman" w:hAnsi="Times New Roman" w:eastAsia="Times New Roman"/>
-          <w:b w:val="0"/>
-          <w:sz w:val="22"/>
-        </w:rPr>
-        <w:t xml:space="preserve"> </w:t>
-      </w:r>
-      <w:r>
-        <w:rPr>
-          <w:rFonts w:ascii="Times New Roman" w:hAnsi="Times New Roman" w:eastAsia="Times New Roman"/>
-          <w:b w:val="0"/>
-          <w:sz w:val="22"/>
-        </w:rPr>
-        <w:t xml:space="preserve">End-to-end pipeline: from building archetype selection and 12D LHS parameter sampling through EnergyPlus simulation, Box-Cox normalization, RevIN-equipped Transformer training, to zero-shot inference without geographic information.</w:t>
+        <w:spacing w:line="480" w:lineRule="auto" w:after="0" w:before="0"/>
+      </w:pPr>
+      <w:r>
+        <w:rPr>
+          <w:rFonts w:ascii="Times New Roman" w:hAnsi="Times New Roman" w:eastAsia="Times New Roman"/>
+          <w:sz w:val="24"/>
+        </w:rPr>
+        <w:t xml:space="preserve">Data design can substitute for scale in zero-shot building energy forecasting. Seven hundred EnergyPlus simulations, when designed for operational diversity, are sufficient for high-accuracy zero-shot building load forecasting under the BuildingsBench protocol, while using 1,286× fewer training buildings and no geographic metadata—under a harder information setting of Korean-weather synthetic data evaluated zero-shot on real U.S. and Portuguese loads. Controlled experiments at equal scale attribute the advantage primarily to data design rather than to RevIN or augmentation alone.</w:t>
       </w:r>
     </w:p>
     <w:p>
       <w:pPr>
         <w:pStyle w:val="BodyText"/>
-        <w:spacing w:line="240" w:lineRule="auto" w:after="40" w:before="240"/>
-      </w:pPr>
-      <w:r>
-        <w:rPr>
-          <w:rFonts w:ascii="Times New Roman" w:hAnsi="Times New Roman" w:eastAsia="Times New Roman"/>
-          <w:b w:val="0"/>
-          <w:bCs/>
-          <w:sz w:val="22"/>
-        </w:rPr>
-        <w:t xml:space="preserve">Fig. 2.</w:t>
-      </w:r>
-      <w:r>
-        <w:rPr>
-          <w:rFonts w:ascii="Times New Roman" w:hAnsi="Times New Roman" w:eastAsia="Times New Roman"/>
-          <w:b w:val="0"/>
-          <w:sz w:val="22"/>
-        </w:rPr>
-        <w:t xml:space="preserve"> </w:t>
-      </w:r>
-      <w:r>
-        <w:rPr>
-          <w:rFonts w:ascii="Times New Roman" w:hAnsi="Times New Roman" w:eastAsia="Times New Roman"/>
-          <w:b w:val="0"/>
-          <w:sz w:val="22"/>
-        </w:rPr>
-        <w:t xml:space="preserve">Zero-shot load forecasting performance (NRMSE, %) across model configurations on the 955-building evaluation set (U.S. commercial buildings and Portuguese electricity consumers). The dashed line indicates the BB SOTA-M baseline (13.27%). Korean-700 (RevIN ON, aug) achieves a five-seed mean of 13.11% (0.16 pp below the baseline, within the inter-seed standard deviation of 0.17%) and a best-seed result of 12.93% (0.34 pp below).</w:t>
+        <w:spacing w:line="480" w:lineRule="auto" w:after="0" w:before="0"/>
+      </w:pPr>
+      <w:r>
+        <w:rPr>
+          <w:rFonts w:ascii="Times New Roman" w:hAnsi="Times New Roman" w:eastAsia="Times New Roman"/>
+          <w:sz w:val="24"/>
+        </w:rPr>
+        <w:t xml:space="preserve">The n-scaling saturation near 70–140 buildings challenges the assumption that building energy foundation models require massive training corpora: once the LHS parameter space is adequately sampled, additional buildings provide diminishing new temporal pattern information rather than the monotonic gains predicted by power-law scaling. RevIN’s regime-dependent effect—beneficial for small diverse datasets, detrimental in the BB-900K retraining run—suggests that the value of instance normalization depends on whether the training data already spans the magnitude range of the evaluation set, not simply on dataset size.</w:t>
       </w:r>
     </w:p>
     <w:p>
       <w:pPr>
         <w:pStyle w:val="BodyText"/>
-        <w:spacing w:line="240" w:lineRule="auto" w:after="40" w:before="240"/>
-      </w:pPr>
-      <w:r>
-        <w:rPr>
-          <w:rFonts w:ascii="Times New Roman" w:hAnsi="Times New Roman" w:eastAsia="Times New Roman"/>
-          <w:b w:val="0"/>
-          <w:bCs/>
-          <w:sz w:val="22"/>
-        </w:rPr>
-        <w:t xml:space="preserve">Fig. 3.</w:t>
-      </w:r>
-      <w:r>
-        <w:rPr>
-          <w:rFonts w:ascii="Times New Roman" w:hAnsi="Times New Roman" w:eastAsia="Times New Roman"/>
-          <w:b w:val="0"/>
-          <w:sz w:val="22"/>
-        </w:rPr>
-        <w:t xml:space="preserve"> </w:t>
-      </w:r>
-      <w:r>
-        <w:rPr>
-          <w:rFonts w:ascii="Times New Roman" w:hAnsi="Times New Roman" w:eastAsia="Times New Roman"/>
-          <w:b w:val="0"/>
-          <w:sz w:val="22"/>
-        </w:rPr>
-        <w:t xml:space="preserve">N-scaling curve showing NRMSE as a function of the number of training buildings. Performance matches the SOTA from 70 buildings (n = 5), with gains becoming incremental beyond 140 buildings (n = 10). The BB SOTA-M (13.27%) baseline is shown for reference.</w:t>
-      </w:r>
-    </w:p>
-    <w:p>
-      <w:pPr>
-        <w:pStyle w:val="BodyText"/>
-        <w:spacing w:line="240" w:lineRule="auto" w:after="40" w:before="240"/>
-      </w:pPr>
-      <w:r>
-        <w:rPr>
-          <w:rFonts w:ascii="Times New Roman" w:hAnsi="Times New Roman" w:eastAsia="Times New Roman"/>
-          <w:b w:val="0"/>
-          <w:bCs/>
-          <w:sz w:val="22"/>
-        </w:rPr>
-        <w:t xml:space="preserve">Fig. 4.</w:t>
-      </w:r>
-      <w:r>
-        <w:rPr>
-          <w:rFonts w:ascii="Times New Roman" w:hAnsi="Times New Roman" w:eastAsia="Times New Roman"/>
-          <w:b w:val="0"/>
-          <w:sz w:val="22"/>
-        </w:rPr>
-        <w:t xml:space="preserve"> </w:t>
-      </w:r>
-      <w:r>
-        <w:rPr>
-          <w:rFonts w:ascii="Times New Roman" w:hAnsi="Times New Roman" w:eastAsia="Times New Roman"/>
-          <w:b w:val="0"/>
-          <w:sz w:val="22"/>
-        </w:rPr>
-        <w:t xml:space="preserve">RevIN’s asymmetric effect across dataset scales. Green arrows indicate RevIN improvement (lower NRMSE); the red arrow indicates RevIN degradation on the full 900K BuildingsBench corpus.</w:t>
+        <w:spacing w:line="480" w:lineRule="auto" w:after="0" w:before="0"/>
+      </w:pPr>
+      <w:r>
+        <w:rPr>
+          <w:rFonts w:ascii="Times New Roman" w:hAnsi="Times New Roman" w:eastAsia="Times New Roman"/>
+          <w:sz w:val="24"/>
+        </w:rPr>
+        <w:t xml:space="preserve">For organizations deploying zero-shot forecasting in data-sparse regions, parametric EnergyPlus simulations designed for operational diversity represent a practical and computationally inexpensive path: a single workstation day of simulation and a few GPU-hours of training, with no location metadata or building-type classification required. A U.S.-TMY/LHS ablation supports the conclusion that the improvement is not solely driven by Korean weather, though wider seed variance indicates residual weather sensitivity. The principal open questions are the limitation to commercial buildings and the augmentation asymmetry between our pipeline and BuildingsBench. These limit the generalizability of the conclusions and call for follow-up work before the approach can be recommended across all building types.</w:t>
       </w:r>
     </w:p>
     <w:p>
@@ -5615,7 +6202,7 @@
       </w:r>
     </w:p>
     <w:bookmarkEnd w:id="31"/>
-    <w:bookmarkStart w:id="32" w:name="conclusion"/>
+    <w:bookmarkStart w:id="32" w:name="acknowledgements"/>
     <w:p>
       <w:pPr>
         <w:pStyle w:val="Heading2"/>
@@ -5629,7 +6216,7 @@
           <w:i w:val="0"/>
           <w:sz w:val="26"/>
         </w:rPr>
-        <w:t xml:space="preserve">6. Conclusion</w:t>
+        <w:t xml:space="preserve">Acknowledgements</w:t>
       </w:r>
     </w:p>
     <w:p>
@@ -5642,33 +6229,124 @@
           <w:rFonts w:ascii="Times New Roman" w:hAnsi="Times New Roman" w:eastAsia="Times New Roman"/>
           <w:sz w:val="24"/>
         </w:rPr>
-        <w:t xml:space="preserve">Data design can substitute for scale in zero-shot building energy forecasting. Seven hundred EnergyPlus simulations, parameterized through 12-dimensional LHS to span the space of plausible commercial building operations, match and in four of five seeds surpass the 900,000-building BuildingsBench baseline. Controlled experiments at equal scale attribute the advantage primarily to data design (1.15–1.61 pp across augmentation conditions) rather than to RevIN or augmentation alone.</w:t>
-      </w:r>
-    </w:p>
-    <w:p>
-      <w:pPr>
-        <w:pStyle w:val="BodyText"/>
-        <w:spacing w:line="480" w:lineRule="auto" w:after="0" w:before="0"/>
-      </w:pPr>
-      <w:r>
-        <w:rPr>
-          <w:rFonts w:ascii="Times New Roman" w:hAnsi="Times New Roman" w:eastAsia="Times New Roman"/>
-          <w:sz w:val="24"/>
-        </w:rPr>
-        <w:t xml:space="preserve">The n-scaling saturation near 70–140 buildings challenges the assumption that building energy foundation models require massive training corpora: once the LHS parameter space is adequately sampled, additional buildings provide diminishing new temporal pattern information rather than the monotonic gains predicted by power-law scaling. RevIN’s asymmetric effect—improving small LHS-designed datasets by approximately 1.6 pp in the available multi-seed comparison while degrading the 900K BuildingsBench corpus by 0.62 pp—reveals that the value of instance normalization depends on whether the training data already spans the magnitude range of the evaluation set, not simply on dataset size.</w:t>
-      </w:r>
-    </w:p>
-    <w:p>
-      <w:pPr>
-        <w:pStyle w:val="BodyText"/>
-        <w:spacing w:line="480" w:lineRule="auto" w:after="0" w:before="0"/>
-      </w:pPr>
-      <w:r>
-        <w:rPr>
-          <w:rFonts w:ascii="Times New Roman" w:hAnsi="Times New Roman" w:eastAsia="Times New Roman"/>
-          <w:sz w:val="24"/>
-        </w:rPr>
-        <w:t xml:space="preserve">For organizations deploying zero-shot forecasting in data-sparse regions, parametric EnergyPlus simulations designed for operational diversity represent a practical and computationally inexpensive path: a single workstation day of simulation and a few GPU-hours of training, with no location metadata or building-type classification required. A five-seed U.S.-TMY/LHS ablation supports the conclusion that the improvement is not solely driven by Korean weather: U.S.-TMY-700 (13.64 ± 0.65%) still outperforms BB-700 (14.26%), though the 0.53 pp gap relative to Korean-700 and wider seed variance indicate residual weather sensitivity. The principal open questions are the limitation to commercial buildings and the augmentation asymmetry between our pipeline and BuildingsBench. These limit the generalizability of the conclusions and call for follow-up work before the approach can be recommended across all building types.</w:t>
+        <w:t xml:space="preserve">This work was supported by the Korea Institute of Energy Technology Evaluation and Planning (KETEP) grant funded by the Ministry of Trade, Industry and Energy, Republic of Korea (Grant No. RS-00238487).</w:t>
+      </w:r>
+    </w:p>
+    <w:bookmarkEnd w:id="32"/>
+    <w:bookmarkStart w:id="33" w:name="credit-author-statement"/>
+    <w:p>
+      <w:pPr>
+        <w:spacing w:line="480" w:lineRule="auto" w:after="0" w:before="0"/>
+      </w:pPr>
+    </w:p>
+    <w:p>
+      <w:pPr>
+        <w:pStyle w:val="Heading2"/>
+        <w:keepNext/>
+        <w:spacing w:line="480" w:lineRule="auto" w:after="60" w:before="120"/>
+      </w:pPr>
+      <w:r>
+        <w:rPr>
+          <w:rFonts w:ascii="Times New Roman" w:hAnsi="Times New Roman" w:eastAsia="Times New Roman"/>
+          <w:b/>
+          <w:i w:val="0"/>
+          <w:sz w:val="26"/>
+        </w:rPr>
+        <w:t xml:space="preserve">CRediT Author Statement</w:t>
+      </w:r>
+    </w:p>
+    <w:p>
+      <w:pPr>
+        <w:pStyle w:val="FirstParagraph"/>
+        <w:spacing w:line="480" w:lineRule="auto" w:after="0" w:before="0"/>
+      </w:pPr>
+      <w:r>
+        <w:rPr>
+          <w:rFonts w:ascii="Times New Roman" w:hAnsi="Times New Roman" w:eastAsia="Times New Roman"/>
+          <w:b/>
+          <w:bCs/>
+          <w:sz w:val="24"/>
+        </w:rPr>
+        <w:t xml:space="preserve">Jeong-Uk Kim</w:t>
+      </w:r>
+      <w:r>
+        <w:rPr>
+          <w:rFonts w:ascii="Times New Roman" w:hAnsi="Times New Roman" w:eastAsia="Times New Roman"/>
+          <w:sz w:val="24"/>
+        </w:rPr>
+        <w:t xml:space="preserve">: Conceptualization, Methodology, Software, Validation, Formal analysis, Investigation, Data curation, Writing - original draft, Writing - review &amp; editing, Visualization.</w:t>
+      </w:r>
+    </w:p>
+    <w:bookmarkEnd w:id="33"/>
+    <w:bookmarkStart w:id="34" w:name="data-availability"/>
+    <w:p>
+      <w:pPr>
+        <w:spacing w:line="480" w:lineRule="auto" w:after="0" w:before="0"/>
+      </w:pPr>
+    </w:p>
+    <w:p>
+      <w:pPr>
+        <w:pStyle w:val="Heading2"/>
+        <w:keepNext/>
+        <w:spacing w:line="480" w:lineRule="auto" w:after="60" w:before="120"/>
+      </w:pPr>
+      <w:r>
+        <w:rPr>
+          <w:rFonts w:ascii="Times New Roman" w:hAnsi="Times New Roman" w:eastAsia="Times New Roman"/>
+          <w:b/>
+          <w:i w:val="0"/>
+          <w:sz w:val="26"/>
+        </w:rPr>
+        <w:t xml:space="preserve">Data Availability</w:t>
+      </w:r>
+    </w:p>
+    <w:p>
+      <w:pPr>
+        <w:pStyle w:val="FirstParagraph"/>
+        <w:spacing w:line="480" w:lineRule="auto" w:after="0" w:before="0"/>
+      </w:pPr>
+      <w:r>
+        <w:rPr>
+          <w:rFonts w:ascii="Times New Roman" w:hAnsi="Times New Roman" w:eastAsia="Times New Roman"/>
+          <w:sz w:val="24"/>
+        </w:rPr>
+        <w:t xml:space="preserve">The simulation pipeline, model source code, and training configurations are publicly available at https://github.com/jukkim/korean-buildingsbench. The 700-building parametric simulation dataset can be regenerated from the provided pipeline (EnergyPlus IDF generation, simulation, and post-processing scripts in Section 3.1) or is available from the corresponding author upon request. Pretrained checkpoints for the primary results (Korean-700 seeds 42–46, BB-700, BB 900K + RevIN, US-TMY-700 seeds 42–46) and n-scaling intermediate points (n = 2–4, 6–9, 20, 30, 40, 60, 70, 80) are available from the corresponding author upon request. Per-building NRMSE results for all five seeds, the paired statistical test script (Section 4.1), the BB-700 subset building identifiers, and the 700-row LHS parameter table are included in the repository. The BuildingsBench evaluation data can be downloaded from the NREL Open Energy Data Initiative (https://data.openei.org/submissions/5859) under a CC-BY 4.0 license.</w:t>
+      </w:r>
+    </w:p>
+    <w:bookmarkEnd w:id="34"/>
+    <w:bookmarkStart w:id="35" w:name="declaration-of-competing-interest"/>
+    <w:p>
+      <w:pPr>
+        <w:spacing w:line="480" w:lineRule="auto" w:after="0" w:before="0"/>
+      </w:pPr>
+    </w:p>
+    <w:p>
+      <w:pPr>
+        <w:pStyle w:val="Heading2"/>
+        <w:keepNext/>
+        <w:spacing w:line="480" w:lineRule="auto" w:after="60" w:before="120"/>
+      </w:pPr>
+      <w:r>
+        <w:rPr>
+          <w:rFonts w:ascii="Times New Roman" w:hAnsi="Times New Roman" w:eastAsia="Times New Roman"/>
+          <w:b/>
+          <w:i w:val="0"/>
+          <w:sz w:val="26"/>
+        </w:rPr>
+        <w:t xml:space="preserve">Declaration of Competing Interest</w:t>
+      </w:r>
+    </w:p>
+    <w:p>
+      <w:pPr>
+        <w:pStyle w:val="FirstParagraph"/>
+        <w:spacing w:line="480" w:lineRule="auto" w:after="0" w:before="0"/>
+      </w:pPr>
+      <w:r>
+        <w:rPr>
+          <w:rFonts w:ascii="Times New Roman" w:hAnsi="Times New Roman" w:eastAsia="Times New Roman"/>
+          <w:sz w:val="24"/>
+        </w:rPr>
+        <w:t xml:space="preserve">The author declares no known competing financial interests or personal relationships that could have appeared to influence the work reported in this paper.</w:t>
       </w:r>
     </w:p>
     <w:p>
@@ -5685,8 +6363,8 @@
         </w:pict>
       </w:r>
     </w:p>
-    <w:bookmarkEnd w:id="32"/>
-    <w:bookmarkStart w:id="33" w:name="acknowledgements"/>
+    <w:bookmarkEnd w:id="35"/>
+    <w:bookmarkStart w:id="36" w:name="references"/>
     <w:p>
       <w:pPr>
         <w:pStyle w:val="Heading2"/>
@@ -5700,7 +6378,7 @@
           <w:i w:val="0"/>
           <w:sz w:val="26"/>
         </w:rPr>
-        <w:t xml:space="preserve">Acknowledgements</w:t>
+        <w:t xml:space="preserve">References</w:t>
       </w:r>
     </w:p>
     <w:p>
@@ -5713,11 +6391,363 @@
           <w:rFonts w:ascii="Times New Roman" w:hAnsi="Times New Roman" w:eastAsia="Times New Roman"/>
           <w:sz w:val="24"/>
         </w:rPr>
-        <w:t xml:space="preserve">This work was supported by the Korea Institute of Energy Technology Evaluation and Planning (KETEP) grant funded by the Ministry of Trade, Industry and Energy, Republic of Korea (Grant No. RS-00238487).</w:t>
-      </w:r>
-    </w:p>
-    <w:bookmarkEnd w:id="33"/>
-    <w:bookmarkStart w:id="34" w:name="credit-author-statement"/>
+        <w:t xml:space="preserve">[1] Fan C, et al. A short-term building cooling load prediction method using deep learning algorithms. Appl Energy 2017;195:222–33.</w:t>
+      </w:r>
+    </w:p>
+    <w:p>
+      <w:pPr>
+        <w:pStyle w:val="BodyText"/>
+        <w:spacing w:line="480" w:lineRule="auto" w:after="0" w:before="0"/>
+      </w:pPr>
+      <w:r>
+        <w:rPr>
+          <w:rFonts w:ascii="Times New Roman" w:hAnsi="Times New Roman" w:eastAsia="Times New Roman"/>
+          <w:sz w:val="24"/>
+        </w:rPr>
+        <w:t xml:space="preserve">[2] Hong T, et al. Ten questions on urban building energy modeling. Build Environ 2019;168:106508.</w:t>
+      </w:r>
+    </w:p>
+    <w:p>
+      <w:pPr>
+        <w:pStyle w:val="BodyText"/>
+        <w:spacing w:line="480" w:lineRule="auto" w:after="0" w:before="0"/>
+      </w:pPr>
+      <w:r>
+        <w:rPr>
+          <w:rFonts w:ascii="Times New Roman" w:hAnsi="Times New Roman" w:eastAsia="Times New Roman"/>
+          <w:sz w:val="24"/>
+        </w:rPr>
+        <w:t xml:space="preserve">[3] Emami P, Sahu A, Graf P. BuildingsBench: A Large-Scale Dataset of 900K Buildings and Benchmark for Short-Term Load Forecasting. Adv Neural Inf Process Syst 2023;36.</w:t>
+      </w:r>
+    </w:p>
+    <w:p>
+      <w:pPr>
+        <w:pStyle w:val="BodyText"/>
+        <w:spacing w:line="480" w:lineRule="auto" w:after="0" w:before="0"/>
+      </w:pPr>
+      <w:r>
+        <w:rPr>
+          <w:rFonts w:ascii="Times New Roman" w:hAnsi="Times New Roman" w:eastAsia="Times New Roman"/>
+          <w:sz w:val="24"/>
+        </w:rPr>
+        <w:t xml:space="preserve">[4] Wilson E, et al. End-Use Load Profiles for the U.S. Building Stock. Golden (CO): National Renewable Energy Laboratory; 2022. Report No.: NREL/TP-5500-80889.</w:t>
+      </w:r>
+    </w:p>
+    <w:p>
+      <w:pPr>
+        <w:pStyle w:val="BodyText"/>
+        <w:spacing w:line="480" w:lineRule="auto" w:after="0" w:before="0"/>
+      </w:pPr>
+      <w:r>
+        <w:rPr>
+          <w:rFonts w:ascii="Times New Roman" w:hAnsi="Times New Roman" w:eastAsia="Times New Roman"/>
+          <w:sz w:val="24"/>
+        </w:rPr>
+        <w:t xml:space="preserve">[5] Shi J, et al. Scaling Law for Time Series Forecasting. Adv Neural Inf Process Syst 2024;37.</w:t>
+      </w:r>
+    </w:p>
+    <w:p>
+      <w:pPr>
+        <w:pStyle w:val="BodyText"/>
+        <w:spacing w:line="480" w:lineRule="auto" w:after="0" w:before="0"/>
+      </w:pPr>
+      <w:r>
+        <w:rPr>
+          <w:rFonts w:ascii="Times New Roman" w:hAnsi="Times New Roman" w:eastAsia="Times New Roman"/>
+          <w:sz w:val="24"/>
+        </w:rPr>
+        <w:t xml:space="preserve">[6] Liu X, et al. MOIRAI-MoE: Empowering Time Series Foundation Models with Sparse Mixture of Experts. Proc Mach Learn Res 2025;267:38940–62.</w:t>
+      </w:r>
+    </w:p>
+    <w:p>
+      <w:pPr>
+        <w:pStyle w:val="BodyText"/>
+        <w:spacing w:line="480" w:lineRule="auto" w:after="0" w:before="0"/>
+      </w:pPr>
+      <w:r>
+        <w:rPr>
+          <w:rFonts w:ascii="Times New Roman" w:hAnsi="Times New Roman" w:eastAsia="Times New Roman"/>
+          <w:sz w:val="24"/>
+        </w:rPr>
+        <w:t xml:space="preserve">[7] Zha D, et al. Data-centric AI: Perspectives and Challenges. Proc SIAM Int Conf Data Min; 2023. p. 945–8.</w:t>
+      </w:r>
+    </w:p>
+    <w:p>
+      <w:pPr>
+        <w:pStyle w:val="BodyText"/>
+        <w:spacing w:line="480" w:lineRule="auto" w:after="0" w:before="0"/>
+      </w:pPr>
+      <w:r>
+        <w:rPr>
+          <w:rFonts w:ascii="Times New Roman" w:hAnsi="Times New Roman" w:eastAsia="Times New Roman"/>
+          <w:sz w:val="24"/>
+        </w:rPr>
+        <w:t xml:space="preserve">[8] Kim T, et al. Reversible Instance Normalization for Accurate Time-Series Forecasting against Distribution Shift. Int Conf Learn Represent; 2022.</w:t>
+      </w:r>
+    </w:p>
+    <w:p>
+      <w:pPr>
+        <w:pStyle w:val="BodyText"/>
+        <w:spacing w:line="480" w:lineRule="auto" w:after="0" w:before="0"/>
+      </w:pPr>
+      <w:r>
+        <w:rPr>
+          <w:rFonts w:ascii="Times New Roman" w:hAnsi="Times New Roman" w:eastAsia="Times New Roman"/>
+          <w:sz w:val="24"/>
+        </w:rPr>
+        <w:t xml:space="preserve">[9] Amasyali K, El-Gohary NM. A review of data-driven building energy consumption prediction studies. Renew Sustain Energy Rev 2018;81:1192–205.</w:t>
+      </w:r>
+    </w:p>
+    <w:p>
+      <w:pPr>
+        <w:pStyle w:val="BodyText"/>
+        <w:spacing w:line="480" w:lineRule="auto" w:after="0" w:before="0"/>
+      </w:pPr>
+      <w:r>
+        <w:rPr>
+          <w:rFonts w:ascii="Times New Roman" w:hAnsi="Times New Roman" w:eastAsia="Times New Roman"/>
+          <w:sz w:val="24"/>
+        </w:rPr>
+        <w:t xml:space="preserve">[10] Chen T, Guestrin C. XGBoost: A Scalable Tree Boosting System. Proc 22nd ACM SIGKDD Int Conf Knowl Discov Data Min; 2016. p. 785–94.</w:t>
+      </w:r>
+    </w:p>
+    <w:p>
+      <w:pPr>
+        <w:pStyle w:val="BodyText"/>
+        <w:spacing w:line="480" w:lineRule="auto" w:after="0" w:before="0"/>
+      </w:pPr>
+      <w:r>
+        <w:rPr>
+          <w:rFonts w:ascii="Times New Roman" w:hAnsi="Times New Roman" w:eastAsia="Times New Roman"/>
+          <w:sz w:val="24"/>
+        </w:rPr>
+        <w:t xml:space="preserve">[11] Hochreiter S, Schmidhuber J. Long Short-Term Memory. Neural Comput 1997;9(8):1735–80.</w:t>
+      </w:r>
+    </w:p>
+    <w:p>
+      <w:pPr>
+        <w:pStyle w:val="BodyText"/>
+        <w:spacing w:line="480" w:lineRule="auto" w:after="0" w:before="0"/>
+      </w:pPr>
+      <w:r>
+        <w:rPr>
+          <w:rFonts w:ascii="Times New Roman" w:hAnsi="Times New Roman" w:eastAsia="Times New Roman"/>
+          <w:sz w:val="24"/>
+        </w:rPr>
+        <w:t xml:space="preserve">[12] Vaswani A, et al. Attention Is All You Need. Adv Neural Inf Process Syst 2017;30.</w:t>
+      </w:r>
+    </w:p>
+    <w:p>
+      <w:pPr>
+        <w:pStyle w:val="BodyText"/>
+        <w:spacing w:line="480" w:lineRule="auto" w:after="0" w:before="0"/>
+      </w:pPr>
+      <w:r>
+        <w:rPr>
+          <w:rFonts w:ascii="Times New Roman" w:hAnsi="Times New Roman" w:eastAsia="Times New Roman"/>
+          <w:sz w:val="24"/>
+        </w:rPr>
+        <w:t xml:space="preserve">[13] Nie Y, et al. A Time Series is Worth 64 Words: Long-term Forecasting with Transformers. Int Conf Learn Represent; 2023.</w:t>
+      </w:r>
+    </w:p>
+    <w:p>
+      <w:pPr>
+        <w:pStyle w:val="BodyText"/>
+        <w:spacing w:line="480" w:lineRule="auto" w:after="0" w:before="0"/>
+      </w:pPr>
+      <w:r>
+        <w:rPr>
+          <w:rFonts w:ascii="Times New Roman" w:hAnsi="Times New Roman" w:eastAsia="Times New Roman"/>
+          <w:sz w:val="24"/>
+        </w:rPr>
+        <w:t xml:space="preserve">[14] Ribeiro M, et al. Transfer learning with seasonal and trend adjustment for cross-building energy forecasting. Energy Build 2018;165:352–63.</w:t>
+      </w:r>
+    </w:p>
+    <w:p>
+      <w:pPr>
+        <w:pStyle w:val="BodyText"/>
+        <w:spacing w:line="480" w:lineRule="auto" w:after="0" w:before="0"/>
+      </w:pPr>
+      <w:r>
+        <w:rPr>
+          <w:rFonts w:ascii="Times New Roman" w:hAnsi="Times New Roman" w:eastAsia="Times New Roman"/>
+          <w:sz w:val="24"/>
+        </w:rPr>
+        <w:t xml:space="preserve">[15] Spencer R, et al. Transfer Learning on Transformers for Building Energy Consumption Forecasting — A Comparative Study. Energy Build 2025;336:115632.</w:t>
+      </w:r>
+    </w:p>
+    <w:p>
+      <w:pPr>
+        <w:pStyle w:val="BodyText"/>
+        <w:spacing w:line="480" w:lineRule="auto" w:after="0" w:before="0"/>
+      </w:pPr>
+      <w:r>
+        <w:rPr>
+          <w:rFonts w:ascii="Times New Roman" w:hAnsi="Times New Roman" w:eastAsia="Times New Roman"/>
+          <w:sz w:val="24"/>
+        </w:rPr>
+        <w:t xml:space="preserve">[16] Das A, et al. A decoder-only foundation model for time-series forecasting. Proc Mach Learn Res 2024;235:10148–67.</w:t>
+      </w:r>
+    </w:p>
+    <w:p>
+      <w:pPr>
+        <w:pStyle w:val="BodyText"/>
+        <w:spacing w:line="480" w:lineRule="auto" w:after="0" w:before="0"/>
+      </w:pPr>
+      <w:r>
+        <w:rPr>
+          <w:rFonts w:ascii="Times New Roman" w:hAnsi="Times New Roman" w:eastAsia="Times New Roman"/>
+          <w:sz w:val="24"/>
+        </w:rPr>
+        <w:t xml:space="preserve">[17] Ansari AF, et al. Chronos: Learning the Language of Time Series. Trans Mach Learn Res 2024.</w:t>
+      </w:r>
+    </w:p>
+    <w:p>
+      <w:pPr>
+        <w:pStyle w:val="BodyText"/>
+        <w:spacing w:line="480" w:lineRule="auto" w:after="0" w:before="0"/>
+      </w:pPr>
+      <w:r>
+        <w:rPr>
+          <w:rFonts w:ascii="Times New Roman" w:hAnsi="Times New Roman" w:eastAsia="Times New Roman"/>
+          <w:sz w:val="24"/>
+        </w:rPr>
+        <w:t xml:space="preserve">[18] Rasul K, et al. Lag-Llama: Towards Foundation Models for Probabilistic Time Series Forecasting. NeurIPS Workshop Robustness Found Models; 2023.</w:t>
+      </w:r>
+    </w:p>
+    <w:p>
+      <w:pPr>
+        <w:pStyle w:val="BodyText"/>
+        <w:spacing w:line="480" w:lineRule="auto" w:after="0" w:before="0"/>
+      </w:pPr>
+      <w:r>
+        <w:rPr>
+          <w:rFonts w:ascii="Times New Roman" w:hAnsi="Times New Roman" w:eastAsia="Times New Roman"/>
+          <w:sz w:val="24"/>
+        </w:rPr>
+        <w:t xml:space="preserve">[19] Woo G, et al. Unified Training of Universal Time Series Forecasting Transformers. Proc Mach Learn Res 2024;235:53140–64.</w:t>
+      </w:r>
+    </w:p>
+    <w:p>
+      <w:pPr>
+        <w:pStyle w:val="BodyText"/>
+        <w:spacing w:line="480" w:lineRule="auto" w:after="0" w:before="0"/>
+      </w:pPr>
+      <w:r>
+        <w:rPr>
+          <w:rFonts w:ascii="Times New Roman" w:hAnsi="Times New Roman" w:eastAsia="Times New Roman"/>
+          <w:sz w:val="24"/>
+        </w:rPr>
+        <w:t xml:space="preserve">[20] Yao Q, et al. Towards Neural Scaling Laws for Time Series Foundation Models. Int Conf Learn Represent; 2025.</w:t>
+      </w:r>
+    </w:p>
+    <w:p>
+      <w:pPr>
+        <w:pStyle w:val="BodyText"/>
+        <w:spacing w:line="480" w:lineRule="auto" w:after="0" w:before="0"/>
+      </w:pPr>
+      <w:r>
+        <w:rPr>
+          <w:rFonts w:ascii="Times New Roman" w:hAnsi="Times New Roman" w:eastAsia="Times New Roman"/>
+          <w:sz w:val="24"/>
+        </w:rPr>
+        <w:t xml:space="preserve">[21] Crawley DB, et al. EnergyPlus: creating a new-generation building energy simulation program. Energy Build 2001;33(4):319–31.</w:t>
+      </w:r>
+    </w:p>
+    <w:p>
+      <w:pPr>
+        <w:pStyle w:val="BodyText"/>
+        <w:spacing w:line="480" w:lineRule="auto" w:after="0" w:before="0"/>
+      </w:pPr>
+      <w:r>
+        <w:rPr>
+          <w:rFonts w:ascii="Times New Roman" w:hAnsi="Times New Roman" w:eastAsia="Times New Roman"/>
+          <w:sz w:val="24"/>
+        </w:rPr>
+        <w:t xml:space="preserve">[22] Deru M, et al. U.S. Department of Energy Commercial Reference Building Models of the National Building Stock. Golden (CO): National Renewable Energy Laboratory; 2011. Report No.: NREL/TP-5500-46861.</w:t>
+      </w:r>
+    </w:p>
+    <w:p>
+      <w:pPr>
+        <w:pStyle w:val="BodyText"/>
+        <w:spacing w:line="480" w:lineRule="auto" w:after="0" w:before="0"/>
+      </w:pPr>
+      <w:r>
+        <w:rPr>
+          <w:rFonts w:ascii="Times New Roman" w:hAnsi="Times New Roman" w:eastAsia="Times New Roman"/>
+          <w:sz w:val="24"/>
+        </w:rPr>
+        <w:t xml:space="preserve">[23] McKay MD, Beckman RJ, Conover WJ. A Comparison of Three Methods for Selecting Values of Input Variables in the Analysis of Output from a Computer Code. Technometrics 1979;21(2):239–45.</w:t>
+      </w:r>
+    </w:p>
+    <w:p>
+      <w:pPr>
+        <w:pStyle w:val="BodyText"/>
+        <w:spacing w:line="480" w:lineRule="auto" w:after="0" w:before="0"/>
+      </w:pPr>
+      <w:r>
+        <w:rPr>
+          <w:rFonts w:ascii="Times New Roman" w:hAnsi="Times New Roman" w:eastAsia="Times New Roman"/>
+          <w:sz w:val="24"/>
+        </w:rPr>
+        <w:t xml:space="preserve">[24] Box GEP, Cox DR. An Analysis of Transformations. J R Stat Soc B 1964;26(2):211–52.</w:t>
+      </w:r>
+    </w:p>
+    <w:p>
+      <w:pPr>
+        <w:pStyle w:val="BodyText"/>
+        <w:spacing w:line="480" w:lineRule="auto" w:after="0" w:before="0"/>
+      </w:pPr>
+      <w:r>
+        <w:rPr>
+          <w:rFonts w:ascii="Times New Roman" w:hAnsi="Times New Roman" w:eastAsia="Times New Roman"/>
+          <w:sz w:val="24"/>
+        </w:rPr>
+        <w:t xml:space="preserve">[25] Loshchilov I, Hutter F. Decoupled Weight Decay Regularization. Int Conf Learn Represent; 2019.</w:t>
+      </w:r>
+    </w:p>
+    <w:p>
+      <w:pPr>
+        <w:pStyle w:val="BodyText"/>
+        <w:spacing w:line="480" w:lineRule="auto" w:after="0" w:before="0"/>
+      </w:pPr>
+      <w:r>
+        <w:rPr>
+          <w:rFonts w:ascii="Times New Roman" w:hAnsi="Times New Roman" w:eastAsia="Times New Roman"/>
+          <w:sz w:val="24"/>
+        </w:rPr>
+        <w:t xml:space="preserve">[26] Miller C, et al. The Building Data Genome Project 2, energy meter data from the ASHRAE Great Energy Predictor III competition. Sci Data 2020;7:368.</w:t>
+      </w:r>
+    </w:p>
+    <w:p>
+      <w:pPr>
+        <w:pStyle w:val="BodyText"/>
+        <w:spacing w:line="480" w:lineRule="auto" w:after="0" w:before="0"/>
+      </w:pPr>
+      <w:r>
+        <w:rPr>
+          <w:rFonts w:ascii="Times New Roman" w:hAnsi="Times New Roman" w:eastAsia="Times New Roman"/>
+          <w:sz w:val="24"/>
+        </w:rPr>
+        <w:t xml:space="preserve">[27] Trindade A. ElectricityLoadDiagrams20112014 [dataset]. UCI Machine Learning Repository; 2015.</w:t>
+      </w:r>
+    </w:p>
+    <w:p>
+      <w:pPr>
+        <w:spacing w:line="480" w:lineRule="auto" w:after="0" w:before="0"/>
+      </w:pPr>
+      <w:r>
+        <w:rPr>
+          <w:rFonts w:ascii="Times New Roman" w:hAnsi="Times New Roman" w:eastAsia="Times New Roman"/>
+          <w:sz w:val="24"/>
+        </w:rPr>
+        <w:pict>
+          <v:rect style="width:0;height:1.5pt" o:hralign="center" o:hrstd="t" o:hr="t"/>
+        </w:pict>
+      </w:r>
+    </w:p>
+    <w:bookmarkEnd w:id="36"/>
+    <w:bookmarkStart w:id="42" w:name="appendix-a-multi-seed-results"/>
     <w:p>
       <w:pPr>
         <w:pStyle w:val="Heading2"/>
@@ -5731,509 +6761,10 @@
           <w:i w:val="0"/>
           <w:sz w:val="26"/>
         </w:rPr>
-        <w:t xml:space="preserve">CRediT Author Statement</w:t>
-      </w:r>
-    </w:p>
-    <w:p>
-      <w:pPr>
-        <w:pStyle w:val="FirstParagraph"/>
-        <w:spacing w:line="480" w:lineRule="auto" w:after="0" w:before="0"/>
-      </w:pPr>
-      <w:r>
-        <w:rPr>
-          <w:rFonts w:ascii="Times New Roman" w:hAnsi="Times New Roman" w:eastAsia="Times New Roman"/>
-          <w:b/>
-          <w:bCs/>
-          <w:sz w:val="24"/>
-        </w:rPr>
-        <w:t xml:space="preserve">Jeong-Uk Kim</w:t>
-      </w:r>
-      <w:r>
-        <w:rPr>
-          <w:rFonts w:ascii="Times New Roman" w:hAnsi="Times New Roman" w:eastAsia="Times New Roman"/>
-          <w:sz w:val="24"/>
-        </w:rPr>
-        <w:t xml:space="preserve">: Conceptualization, Methodology, Software, Validation, Formal analysis, Investigation, Data curation, Writing - original draft, Writing - review &amp; editing, Visualization.</w:t>
-      </w:r>
-    </w:p>
-    <w:bookmarkEnd w:id="34"/>
-    <w:bookmarkStart w:id="35" w:name="data-availability"/>
-    <w:p>
-      <w:pPr>
-        <w:pStyle w:val="Heading2"/>
-        <w:keepNext/>
-        <w:spacing w:line="480" w:lineRule="auto" w:after="60" w:before="120"/>
-      </w:pPr>
-      <w:r>
-        <w:rPr>
-          <w:rFonts w:ascii="Times New Roman" w:hAnsi="Times New Roman" w:eastAsia="Times New Roman"/>
-          <w:b/>
-          <w:i w:val="0"/>
-          <w:sz w:val="26"/>
-        </w:rPr>
-        <w:t xml:space="preserve">Data Availability</w:t>
-      </w:r>
-    </w:p>
-    <w:p>
-      <w:pPr>
-        <w:pStyle w:val="FirstParagraph"/>
-        <w:spacing w:line="480" w:lineRule="auto" w:after="0" w:before="0"/>
-      </w:pPr>
-      <w:r>
-        <w:rPr>
-          <w:rFonts w:ascii="Times New Roman" w:hAnsi="Times New Roman" w:eastAsia="Times New Roman"/>
-          <w:sz w:val="24"/>
-        </w:rPr>
-        <w:t xml:space="preserve">The simulation pipeline, model source code, and training configurations are publicly available at https://github.com/jukkim/korean-buildingsbench. The 700-building parametric simulation dataset can be regenerated from the provided pipeline (EnergyPlus IDF generation, simulation, and post-processing scripts in Section 3.1) or is available from the corresponding author upon request. Pretrained checkpoints for the primary results (Korean-700 seeds 42–46, BB-700, BB 900K + RevIN, US-TMY-700 seeds 42–46) and n-scaling intermediate points (n = 2–4, 6–9, 20, 30, 40, 60, 70, 80) are available from the corresponding author upon request. The BuildingsBench evaluation data can be downloaded from the NREL Open Energy Data Initiative (https://data.openei.org/submissions/5859) under a CC-BY 4.0 license.</w:t>
-      </w:r>
-    </w:p>
-    <w:bookmarkEnd w:id="35"/>
-    <w:bookmarkStart w:id="36" w:name="declaration-of-competing-interest"/>
-    <w:p>
-      <w:pPr>
-        <w:pStyle w:val="Heading2"/>
-        <w:keepNext/>
-        <w:spacing w:line="480" w:lineRule="auto" w:after="60" w:before="120"/>
-      </w:pPr>
-      <w:r>
-        <w:rPr>
-          <w:rFonts w:ascii="Times New Roman" w:hAnsi="Times New Roman" w:eastAsia="Times New Roman"/>
-          <w:b/>
-          <w:i w:val="0"/>
-          <w:sz w:val="26"/>
-        </w:rPr>
-        <w:t xml:space="preserve">Declaration of Competing Interest</w:t>
-      </w:r>
-    </w:p>
-    <w:p>
-      <w:pPr>
-        <w:pStyle w:val="FirstParagraph"/>
-        <w:spacing w:line="480" w:lineRule="auto" w:after="0" w:before="0"/>
-      </w:pPr>
-      <w:r>
-        <w:rPr>
-          <w:rFonts w:ascii="Times New Roman" w:hAnsi="Times New Roman" w:eastAsia="Times New Roman"/>
-          <w:sz w:val="24"/>
-        </w:rPr>
-        <w:t xml:space="preserve">The author declares no known competing financial interests or personal relationships that could have appeared to influence the work reported in this paper.</w:t>
-      </w:r>
-    </w:p>
-    <w:p>
-      <w:pPr>
-        <w:spacing w:line="480" w:lineRule="auto" w:after="0" w:before="0"/>
-      </w:pPr>
-      <w:r>
-        <w:rPr>
-          <w:rFonts w:ascii="Times New Roman" w:hAnsi="Times New Roman" w:eastAsia="Times New Roman"/>
-          <w:sz w:val="24"/>
-        </w:rPr>
-        <w:pict>
-          <v:rect style="width:0;height:1.5pt" o:hralign="center" o:hrstd="t" o:hr="t"/>
-        </w:pict>
-      </w:r>
-    </w:p>
-    <w:bookmarkEnd w:id="36"/>
-    <w:bookmarkStart w:id="37" w:name="references"/>
-    <w:p>
-      <w:pPr>
-        <w:pStyle w:val="Heading2"/>
-        <w:keepNext/>
-        <w:spacing w:line="480" w:lineRule="auto" w:after="60" w:before="120"/>
-      </w:pPr>
-      <w:r>
-        <w:rPr>
-          <w:rFonts w:ascii="Times New Roman" w:hAnsi="Times New Roman" w:eastAsia="Times New Roman"/>
-          <w:b/>
-          <w:i w:val="0"/>
-          <w:sz w:val="26"/>
-        </w:rPr>
-        <w:t xml:space="preserve">References</w:t>
-      </w:r>
-    </w:p>
-    <w:p>
-      <w:pPr>
-        <w:pStyle w:val="FirstParagraph"/>
-        <w:spacing w:line="480" w:lineRule="auto" w:after="0" w:before="0"/>
-      </w:pPr>
-      <w:r>
-        <w:rPr>
-          <w:rFonts w:ascii="Times New Roman" w:hAnsi="Times New Roman" w:eastAsia="Times New Roman"/>
-          <w:sz w:val="24"/>
-        </w:rPr>
-        <w:t xml:space="preserve">[1] Fan C, et al. A short-term building cooling load prediction method using deep learning algorithms. Appl Energy 2017;195:222–33.</w:t>
-      </w:r>
-    </w:p>
-    <w:p>
-      <w:pPr>
-        <w:pStyle w:val="BodyText"/>
-        <w:spacing w:line="480" w:lineRule="auto" w:after="0" w:before="0"/>
-      </w:pPr>
-      <w:r>
-        <w:rPr>
-          <w:rFonts w:ascii="Times New Roman" w:hAnsi="Times New Roman" w:eastAsia="Times New Roman"/>
-          <w:sz w:val="24"/>
-        </w:rPr>
-        <w:t xml:space="preserve">[2] Hong T, et al. Ten questions on urban building energy modeling. Build Environ 2019;168:106508.</w:t>
-      </w:r>
-    </w:p>
-    <w:p>
-      <w:pPr>
-        <w:pStyle w:val="BodyText"/>
-        <w:spacing w:line="480" w:lineRule="auto" w:after="0" w:before="0"/>
-      </w:pPr>
-      <w:r>
-        <w:rPr>
-          <w:rFonts w:ascii="Times New Roman" w:hAnsi="Times New Roman" w:eastAsia="Times New Roman"/>
-          <w:sz w:val="24"/>
-        </w:rPr>
-        <w:t xml:space="preserve">[3] Emami P, Sahu A, Graf P. BuildingsBench: A Large-Scale Dataset of 900K Buildings and Benchmark for Short-Term Load Forecasting. Adv Neural Inf Process Syst 2023;36.</w:t>
-      </w:r>
-    </w:p>
-    <w:p>
-      <w:pPr>
-        <w:pStyle w:val="BodyText"/>
-        <w:spacing w:line="480" w:lineRule="auto" w:after="0" w:before="0"/>
-      </w:pPr>
-      <w:r>
-        <w:rPr>
-          <w:rFonts w:ascii="Times New Roman" w:hAnsi="Times New Roman" w:eastAsia="Times New Roman"/>
-          <w:sz w:val="24"/>
-        </w:rPr>
-        <w:t xml:space="preserve">[4] Wilson E, et al. End-Use Load Profiles for the U.S. Building Stock. Golden (CO): National Renewable Energy Laboratory; 2022. Report No.: NREL/TP-5500-80889.</w:t>
-      </w:r>
-    </w:p>
-    <w:p>
-      <w:pPr>
-        <w:pStyle w:val="BodyText"/>
-        <w:spacing w:line="480" w:lineRule="auto" w:after="0" w:before="0"/>
-      </w:pPr>
-      <w:r>
-        <w:rPr>
-          <w:rFonts w:ascii="Times New Roman" w:hAnsi="Times New Roman" w:eastAsia="Times New Roman"/>
-          <w:sz w:val="24"/>
-        </w:rPr>
-        <w:t xml:space="preserve">[5] Shi J, et al. Scaling Law for Time Series Forecasting. Adv Neural Inf Process Syst 2024;37.</w:t>
-      </w:r>
-    </w:p>
-    <w:p>
-      <w:pPr>
-        <w:pStyle w:val="BodyText"/>
-        <w:spacing w:line="480" w:lineRule="auto" w:after="0" w:before="0"/>
-      </w:pPr>
-      <w:r>
-        <w:rPr>
-          <w:rFonts w:ascii="Times New Roman" w:hAnsi="Times New Roman" w:eastAsia="Times New Roman"/>
-          <w:sz w:val="24"/>
-        </w:rPr>
-        <w:t xml:space="preserve">[6] Liu X, et al. MOIRAI-MoE: Empowering Time Series Foundation Models with Sparse Mixture of Experts. Proc Mach Learn Res 2025;267:38940–62.</w:t>
-      </w:r>
-    </w:p>
-    <w:p>
-      <w:pPr>
-        <w:pStyle w:val="BodyText"/>
-        <w:spacing w:line="480" w:lineRule="auto" w:after="0" w:before="0"/>
-      </w:pPr>
-      <w:r>
-        <w:rPr>
-          <w:rFonts w:ascii="Times New Roman" w:hAnsi="Times New Roman" w:eastAsia="Times New Roman"/>
-          <w:sz w:val="24"/>
-        </w:rPr>
-        <w:t xml:space="preserve">[7] Zha D, et al. Data-centric AI: Perspectives and Challenges. Proc SIAM Int Conf Data Min; 2023. p. 945–8.</w:t>
-      </w:r>
-    </w:p>
-    <w:p>
-      <w:pPr>
-        <w:pStyle w:val="BodyText"/>
-        <w:spacing w:line="480" w:lineRule="auto" w:after="0" w:before="0"/>
-      </w:pPr>
-      <w:r>
-        <w:rPr>
-          <w:rFonts w:ascii="Times New Roman" w:hAnsi="Times New Roman" w:eastAsia="Times New Roman"/>
-          <w:sz w:val="24"/>
-        </w:rPr>
-        <w:t xml:space="preserve">[8] Kim T, et al. Reversible Instance Normalization for Accurate Time-Series Forecasting against Distribution Shift. Int Conf Learn Represent; 2022.</w:t>
-      </w:r>
-    </w:p>
-    <w:p>
-      <w:pPr>
-        <w:pStyle w:val="BodyText"/>
-        <w:spacing w:line="480" w:lineRule="auto" w:after="0" w:before="0"/>
-      </w:pPr>
-      <w:r>
-        <w:rPr>
-          <w:rFonts w:ascii="Times New Roman" w:hAnsi="Times New Roman" w:eastAsia="Times New Roman"/>
-          <w:sz w:val="24"/>
-        </w:rPr>
-        <w:t xml:space="preserve">[9] Amasyali K, El-Gohary NM. A review of data-driven building energy consumption prediction studies. Renew Sustain Energy Rev 2018;81:1192–205.</w:t>
-      </w:r>
-    </w:p>
-    <w:p>
-      <w:pPr>
-        <w:pStyle w:val="BodyText"/>
-        <w:spacing w:line="480" w:lineRule="auto" w:after="0" w:before="0"/>
-      </w:pPr>
-      <w:r>
-        <w:rPr>
-          <w:rFonts w:ascii="Times New Roman" w:hAnsi="Times New Roman" w:eastAsia="Times New Roman"/>
-          <w:sz w:val="24"/>
-        </w:rPr>
-        <w:t xml:space="preserve">[10] Chen T, Guestrin C. XGBoost: A Scalable Tree Boosting System. Proc 22nd ACM SIGKDD Int Conf Knowl Discov Data Min; 2016. p. 785–94.</w:t>
-      </w:r>
-    </w:p>
-    <w:p>
-      <w:pPr>
-        <w:pStyle w:val="BodyText"/>
-        <w:spacing w:line="480" w:lineRule="auto" w:after="0" w:before="0"/>
-      </w:pPr>
-      <w:r>
-        <w:rPr>
-          <w:rFonts w:ascii="Times New Roman" w:hAnsi="Times New Roman" w:eastAsia="Times New Roman"/>
-          <w:sz w:val="24"/>
-        </w:rPr>
-        <w:t xml:space="preserve">[11] Hochreiter S, Schmidhuber J. Long Short-Term Memory. Neural Comput 1997;9(8):1735–80.</w:t>
-      </w:r>
-    </w:p>
-    <w:p>
-      <w:pPr>
-        <w:pStyle w:val="BodyText"/>
-        <w:spacing w:line="480" w:lineRule="auto" w:after="0" w:before="0"/>
-      </w:pPr>
-      <w:r>
-        <w:rPr>
-          <w:rFonts w:ascii="Times New Roman" w:hAnsi="Times New Roman" w:eastAsia="Times New Roman"/>
-          <w:sz w:val="24"/>
-        </w:rPr>
-        <w:t xml:space="preserve">[12] Vaswani A, et al. Attention Is All You Need. Adv Neural Inf Process Syst 2017;30.</w:t>
-      </w:r>
-    </w:p>
-    <w:p>
-      <w:pPr>
-        <w:pStyle w:val="BodyText"/>
-        <w:spacing w:line="480" w:lineRule="auto" w:after="0" w:before="0"/>
-      </w:pPr>
-      <w:r>
-        <w:rPr>
-          <w:rFonts w:ascii="Times New Roman" w:hAnsi="Times New Roman" w:eastAsia="Times New Roman"/>
-          <w:sz w:val="24"/>
-        </w:rPr>
-        <w:t xml:space="preserve">[13] Nie Y, et al. A Time Series is Worth 64 Words: Long-term Forecasting with Transformers. Int Conf Learn Represent; 2023.</w:t>
-      </w:r>
-    </w:p>
-    <w:p>
-      <w:pPr>
-        <w:pStyle w:val="BodyText"/>
-        <w:spacing w:line="480" w:lineRule="auto" w:after="0" w:before="0"/>
-      </w:pPr>
-      <w:r>
-        <w:rPr>
-          <w:rFonts w:ascii="Times New Roman" w:hAnsi="Times New Roman" w:eastAsia="Times New Roman"/>
-          <w:sz w:val="24"/>
-        </w:rPr>
-        <w:t xml:space="preserve">[14] Ribeiro M, et al. Transfer learning with seasonal and trend adjustment for cross-building energy forecasting. Energy Build 2018;165:352–63.</w:t>
-      </w:r>
-    </w:p>
-    <w:p>
-      <w:pPr>
-        <w:pStyle w:val="BodyText"/>
-        <w:spacing w:line="480" w:lineRule="auto" w:after="0" w:before="0"/>
-      </w:pPr>
-      <w:r>
-        <w:rPr>
-          <w:rFonts w:ascii="Times New Roman" w:hAnsi="Times New Roman" w:eastAsia="Times New Roman"/>
-          <w:sz w:val="24"/>
-        </w:rPr>
-        <w:t xml:space="preserve">[15] Spencer R, et al. Transfer Learning on Transformers for Building Energy Consumption Forecasting — A Comparative Study. Energy Build 2025;336:115632.</w:t>
-      </w:r>
-    </w:p>
-    <w:p>
-      <w:pPr>
-        <w:pStyle w:val="BodyText"/>
-        <w:spacing w:line="480" w:lineRule="auto" w:after="0" w:before="0"/>
-      </w:pPr>
-      <w:r>
-        <w:rPr>
-          <w:rFonts w:ascii="Times New Roman" w:hAnsi="Times New Roman" w:eastAsia="Times New Roman"/>
-          <w:sz w:val="24"/>
-        </w:rPr>
-        <w:t xml:space="preserve">[16] Das A, et al. A decoder-only foundation model for time-series forecasting. Proc Mach Learn Res 2024;235:10148–67.</w:t>
-      </w:r>
-    </w:p>
-    <w:p>
-      <w:pPr>
-        <w:pStyle w:val="BodyText"/>
-        <w:spacing w:line="480" w:lineRule="auto" w:after="0" w:before="0"/>
-      </w:pPr>
-      <w:r>
-        <w:rPr>
-          <w:rFonts w:ascii="Times New Roman" w:hAnsi="Times New Roman" w:eastAsia="Times New Roman"/>
-          <w:sz w:val="24"/>
-        </w:rPr>
-        <w:t xml:space="preserve">[17] Ansari AF, et al. Chronos: Learning the Language of Time Series. Trans Mach Learn Res 2024.</w:t>
-      </w:r>
-    </w:p>
-    <w:p>
-      <w:pPr>
-        <w:pStyle w:val="BodyText"/>
-        <w:spacing w:line="480" w:lineRule="auto" w:after="0" w:before="0"/>
-      </w:pPr>
-      <w:r>
-        <w:rPr>
-          <w:rFonts w:ascii="Times New Roman" w:hAnsi="Times New Roman" w:eastAsia="Times New Roman"/>
-          <w:sz w:val="24"/>
-        </w:rPr>
-        <w:t xml:space="preserve">[18] Rasul K, et al. Lag-Llama: Towards Foundation Models for Probabilistic Time Series Forecasting. NeurIPS Workshop Robustness Found Models; 2023.</w:t>
-      </w:r>
-    </w:p>
-    <w:p>
-      <w:pPr>
-        <w:pStyle w:val="BodyText"/>
-        <w:spacing w:line="480" w:lineRule="auto" w:after="0" w:before="0"/>
-      </w:pPr>
-      <w:r>
-        <w:rPr>
-          <w:rFonts w:ascii="Times New Roman" w:hAnsi="Times New Roman" w:eastAsia="Times New Roman"/>
-          <w:sz w:val="24"/>
-        </w:rPr>
-        <w:t xml:space="preserve">[19] Woo G, et al. Unified Training of Universal Time Series Forecasting Transformers. Proc Mach Learn Res 2024;235:53140–64.</w:t>
-      </w:r>
-    </w:p>
-    <w:p>
-      <w:pPr>
-        <w:pStyle w:val="BodyText"/>
-        <w:spacing w:line="480" w:lineRule="auto" w:after="0" w:before="0"/>
-      </w:pPr>
-      <w:r>
-        <w:rPr>
-          <w:rFonts w:ascii="Times New Roman" w:hAnsi="Times New Roman" w:eastAsia="Times New Roman"/>
-          <w:sz w:val="24"/>
-        </w:rPr>
-        <w:t xml:space="preserve">[20] Yao Q, et al. Towards Neural Scaling Laws for Time Series Foundation Models. Int Conf Learn Represent; 2025.</w:t>
-      </w:r>
-    </w:p>
-    <w:p>
-      <w:pPr>
-        <w:pStyle w:val="BodyText"/>
-        <w:spacing w:line="480" w:lineRule="auto" w:after="0" w:before="0"/>
-      </w:pPr>
-      <w:r>
-        <w:rPr>
-          <w:rFonts w:ascii="Times New Roman" w:hAnsi="Times New Roman" w:eastAsia="Times New Roman"/>
-          <w:sz w:val="24"/>
-        </w:rPr>
-        <w:t xml:space="preserve">[21] Crawley DB, et al. EnergyPlus: creating a new-generation building energy simulation program. Energy Build 2001;33(4):319–31.</w:t>
-      </w:r>
-    </w:p>
-    <w:p>
-      <w:pPr>
-        <w:pStyle w:val="BodyText"/>
-        <w:spacing w:line="480" w:lineRule="auto" w:after="0" w:before="0"/>
-      </w:pPr>
-      <w:r>
-        <w:rPr>
-          <w:rFonts w:ascii="Times New Roman" w:hAnsi="Times New Roman" w:eastAsia="Times New Roman"/>
-          <w:sz w:val="24"/>
-        </w:rPr>
-        <w:t xml:space="preserve">[22] Deru M, et al. U.S. Department of Energy Commercial Reference Building Models of the National Building Stock. Golden (CO): National Renewable Energy Laboratory; 2011. Report No.: NREL/TP-5500-46861.</w:t>
-      </w:r>
-    </w:p>
-    <w:p>
-      <w:pPr>
-        <w:pStyle w:val="BodyText"/>
-        <w:spacing w:line="480" w:lineRule="auto" w:after="0" w:before="0"/>
-      </w:pPr>
-      <w:r>
-        <w:rPr>
-          <w:rFonts w:ascii="Times New Roman" w:hAnsi="Times New Roman" w:eastAsia="Times New Roman"/>
-          <w:sz w:val="24"/>
-        </w:rPr>
-        <w:t xml:space="preserve">[23] McKay MD, Beckman RJ, Conover WJ. A Comparison of Three Methods for Selecting Values of Input Variables in the Analysis of Output from a Computer Code. Technometrics 1979;21(2):239–45.</w:t>
-      </w:r>
-    </w:p>
-    <w:p>
-      <w:pPr>
-        <w:pStyle w:val="BodyText"/>
-        <w:spacing w:line="480" w:lineRule="auto" w:after="0" w:before="0"/>
-      </w:pPr>
-      <w:r>
-        <w:rPr>
-          <w:rFonts w:ascii="Times New Roman" w:hAnsi="Times New Roman" w:eastAsia="Times New Roman"/>
-          <w:sz w:val="24"/>
-        </w:rPr>
-        <w:t xml:space="preserve">[24] Box GEP, Cox DR. An Analysis of Transformations. J R Stat Soc B 1964;26(2):211–52.</w:t>
-      </w:r>
-    </w:p>
-    <w:p>
-      <w:pPr>
-        <w:pStyle w:val="BodyText"/>
-        <w:spacing w:line="480" w:lineRule="auto" w:after="0" w:before="0"/>
-      </w:pPr>
-      <w:r>
-        <w:rPr>
-          <w:rFonts w:ascii="Times New Roman" w:hAnsi="Times New Roman" w:eastAsia="Times New Roman"/>
-          <w:sz w:val="24"/>
-        </w:rPr>
-        <w:t xml:space="preserve">[25] Loshchilov I, Hutter F. Decoupled Weight Decay Regularization. Int Conf Learn Represent; 2019.</w:t>
-      </w:r>
-    </w:p>
-    <w:p>
-      <w:pPr>
-        <w:pStyle w:val="BodyText"/>
-        <w:spacing w:line="480" w:lineRule="auto" w:after="0" w:before="0"/>
-      </w:pPr>
-      <w:r>
-        <w:rPr>
-          <w:rFonts w:ascii="Times New Roman" w:hAnsi="Times New Roman" w:eastAsia="Times New Roman"/>
-          <w:sz w:val="24"/>
-        </w:rPr>
-        <w:t xml:space="preserve">[26] Miller C, et al. The Building Data Genome Project 2, energy meter data from the ASHRAE Great Energy Predictor III competition. Sci Data 2020;7:368.</w:t>
-      </w:r>
-    </w:p>
-    <w:p>
-      <w:pPr>
-        <w:pStyle w:val="BodyText"/>
-        <w:spacing w:line="480" w:lineRule="auto" w:after="0" w:before="0"/>
-      </w:pPr>
-      <w:r>
-        <w:rPr>
-          <w:rFonts w:ascii="Times New Roman" w:hAnsi="Times New Roman" w:eastAsia="Times New Roman"/>
-          <w:sz w:val="24"/>
-        </w:rPr>
-        <w:t xml:space="preserve">[27] Trindade A. ElectricityLoadDiagrams20112014 [dataset]. UCI Machine Learning Repository; 2015.</w:t>
-      </w:r>
-    </w:p>
-    <w:p>
-      <w:pPr>
-        <w:spacing w:line="480" w:lineRule="auto" w:after="0" w:before="0"/>
-      </w:pPr>
-      <w:r>
-        <w:rPr>
-          <w:rFonts w:ascii="Times New Roman" w:hAnsi="Times New Roman" w:eastAsia="Times New Roman"/>
-          <w:sz w:val="24"/>
-        </w:rPr>
-        <w:pict>
-          <v:rect style="width:0;height:1.5pt" o:hralign="center" o:hrstd="t" o:hr="t"/>
-        </w:pict>
-      </w:r>
-    </w:p>
-    <w:bookmarkEnd w:id="37"/>
-    <w:bookmarkStart w:id="42" w:name="appendix-a-multi-seed-results"/>
-    <w:p>
-      <w:pPr>
-        <w:pStyle w:val="Heading2"/>
-        <w:keepNext/>
-        <w:spacing w:line="480" w:lineRule="auto" w:after="60" w:before="120"/>
-      </w:pPr>
-      <w:r>
-        <w:rPr>
-          <w:rFonts w:ascii="Times New Roman" w:hAnsi="Times New Roman" w:eastAsia="Times New Roman"/>
-          <w:b/>
-          <w:i w:val="0"/>
-          <w:sz w:val="26"/>
-        </w:rPr>
         <w:t xml:space="preserve">Appendix A: Multi-Seed Results</w:t>
       </w:r>
     </w:p>
-    <w:bookmarkStart w:id="38" w:name="a.1-korean-700-revin-on-s-18000-5-seeds"/>
+    <w:bookmarkStart w:id="37" w:name="a.1-korean-700-revin-on-s-18000-5-seeds"/>
     <w:p>
       <w:pPr>
         <w:pStyle w:val="Heading3"/>
@@ -6253,7 +6784,8 @@
     <w:tbl>
       <w:tblPr>
         <w:tblStyle w:val="Table"/>
-        <w:tblW w:type="auto" w:w="0"/>
+        <w:tblW w:type="pct" w:w="5000"/>
+        <w:tblLayout w:type="autofit"/>
         <w:tblLook w:firstRow="1" w:lastRow="0" w:firstColumn="0" w:lastColumn="0" w:noHBand="0" w:noVBand="0" w:val="0020"/>
       </w:tblPr>
       <w:tblGrid>
@@ -6644,6 +7176,11 @@
     </w:tbl>
     <w:p>
       <w:pPr>
+        <w:spacing w:line="480" w:lineRule="auto" w:after="0" w:before="0"/>
+      </w:pPr>
+    </w:p>
+    <w:p>
+      <w:pPr>
         <w:pStyle w:val="BodyText"/>
         <w:spacing w:line="480" w:lineRule="auto" w:after="0" w:before="0"/>
       </w:pPr>
@@ -6655,8 +7192,13 @@
         <w:t xml:space="preserve">‡ Four-seed mean (seeds 42, 43, 44, 46); seed 45 NCRPS not evaluated with the retrained checkpoint used for NRMSE.</w:t>
       </w:r>
     </w:p>
-    <w:bookmarkEnd w:id="38"/>
-    <w:bookmarkStart w:id="39" w:name="a.2-korean-700-revin-off-s-18000-3-seeds"/>
+    <w:bookmarkEnd w:id="37"/>
+    <w:bookmarkStart w:id="38" w:name="a.2-korean-700-revin-off-s-18000-3-seeds"/>
+    <w:p>
+      <w:pPr>
+        <w:spacing w:line="480" w:lineRule="auto" w:after="0" w:before="0"/>
+      </w:pPr>
+    </w:p>
     <w:p>
       <w:pPr>
         <w:pStyle w:val="Heading3"/>
@@ -6676,7 +7218,8 @@
     <w:tbl>
       <w:tblPr>
         <w:tblStyle w:val="Table"/>
-        <w:tblW w:type="auto" w:w="0"/>
+        <w:tblW w:type="pct" w:w="5000"/>
+        <w:tblLayout w:type="autofit"/>
         <w:tblLook w:firstRow="1" w:lastRow="0" w:firstColumn="0" w:lastColumn="0" w:noHBand="0" w:noVBand="0" w:val="0020"/>
       </w:tblPr>
       <w:tblGrid>
@@ -6961,6 +7504,11 @@
     </w:tbl>
     <w:p>
       <w:pPr>
+        <w:spacing w:line="480" w:lineRule="auto" w:after="0" w:before="0"/>
+      </w:pPr>
+    </w:p>
+    <w:p>
+      <w:pPr>
         <w:pStyle w:val="BodyText"/>
         <w:spacing w:line="480" w:lineRule="auto" w:after="0" w:before="0"/>
       </w:pPr>
@@ -6972,8 +7520,13 @@
         <w:t xml:space="preserve">§ Two-seed mean (seeds 42, 44); seed 43 NCRPS not evaluated due to broken original checkpoint.</w:t>
       </w:r>
     </w:p>
-    <w:bookmarkEnd w:id="39"/>
-    <w:bookmarkStart w:id="40" w:name="a.3-korean-700-revin-on-s-16000-5-seeds"/>
+    <w:bookmarkEnd w:id="38"/>
+    <w:bookmarkStart w:id="39" w:name="a.3-korean-700-revin-on-s-16000-5-seeds"/>
+    <w:p>
+      <w:pPr>
+        <w:spacing w:line="480" w:lineRule="auto" w:after="0" w:before="0"/>
+      </w:pPr>
+    </w:p>
     <w:p>
       <w:pPr>
         <w:pStyle w:val="Heading3"/>
@@ -7006,7 +7559,8 @@
     <w:tbl>
       <w:tblPr>
         <w:tblStyle w:val="Table"/>
-        <w:tblW w:type="auto" w:w="0"/>
+        <w:tblW w:type="pct" w:w="5000"/>
+        <w:tblLayout w:type="autofit"/>
         <w:tblLook w:firstRow="1" w:lastRow="0" w:firstColumn="0" w:lastColumn="0" w:noHBand="0" w:noVBand="0" w:val="0020"/>
       </w:tblPr>
       <w:tblGrid>
@@ -7273,8 +7827,13 @@
         </w:tc>
       </w:tr>
     </w:tbl>
-    <w:bookmarkEnd w:id="40"/>
-    <w:bookmarkStart w:id="41" w:name="a.4-bb-900k-revin"/>
+    <w:p>
+      <w:pPr>
+        <w:spacing w:line="480" w:lineRule="auto" w:after="0" w:before="0"/>
+      </w:pPr>
+    </w:p>
+    <w:bookmarkEnd w:id="39"/>
+    <w:bookmarkStart w:id="40" w:name="X19de30977b2efbcd7dd418f1d5e794ff568bf73"/>
     <w:p>
       <w:pPr>
         <w:pStyle w:val="Heading3"/>
@@ -7288,7 +7847,335 @@
           <w:i w:val="0"/>
           <w:sz w:val="24"/>
         </w:rPr>
-        <w:t xml:space="preserve">A.4 BB 900K + RevIN</w:t>
+        <w:t xml:space="preserve">A.4 Korean-700 RevIN ON, No Augmentation (s = 18,000, 3 seeds)</w:t>
+      </w:r>
+    </w:p>
+    <w:tbl>
+      <w:tblPr>
+        <w:tblStyle w:val="Table"/>
+        <w:tblW w:type="pct" w:w="5000"/>
+        <w:tblLayout w:type="autofit"/>
+        <w:tblLook w:firstRow="1" w:lastRow="0" w:firstColumn="0" w:lastColumn="0" w:noHBand="0" w:noVBand="0" w:val="0020"/>
+      </w:tblPr>
+      <w:tblGrid>
+        <w:gridCol w:w="2640"/>
+        <w:gridCol w:w="2640"/>
+        <w:gridCol w:w="2640"/>
+      </w:tblGrid>
+      <w:tr>
+        <w:trPr>
+          <w:tblHeader w:val="on"/>
+        </w:trPr>
+        <w:tc>
+          <w:tcPr/>
+          <w:p>
+            <w:pPr>
+              <w:pStyle w:val="Compact"/>
+              <w:spacing w:line="240" w:lineRule="auto" w:after="20" w:before="0"/>
+              <w:jc w:val="center"/>
+            </w:pPr>
+            <w:r>
+              <w:rPr>
+                <w:rFonts w:ascii="Times New Roman" w:hAnsi="Times New Roman" w:eastAsia="Times New Roman"/>
+                <w:sz w:val="20"/>
+              </w:rPr>
+              <w:t xml:space="preserve">Seed</w:t>
+            </w:r>
+          </w:p>
+        </w:tc>
+        <w:tc>
+          <w:tcPr/>
+          <w:p>
+            <w:pPr>
+              <w:pStyle w:val="Compact"/>
+              <w:spacing w:line="240" w:lineRule="auto" w:after="20" w:before="0"/>
+              <w:jc w:val="center"/>
+            </w:pPr>
+            <w:r>
+              <w:rPr>
+                <w:rFonts w:ascii="Times New Roman" w:hAnsi="Times New Roman" w:eastAsia="Times New Roman"/>
+                <w:sz w:val="20"/>
+              </w:rPr>
+              <w:t xml:space="preserve">NRMSE (%)</w:t>
+            </w:r>
+          </w:p>
+        </w:tc>
+        <w:tc>
+          <w:tcPr/>
+          <w:p>
+            <w:pPr>
+              <w:pStyle w:val="Compact"/>
+              <w:spacing w:line="240" w:lineRule="auto" w:after="20" w:before="0"/>
+              <w:jc w:val="center"/>
+            </w:pPr>
+            <w:r>
+              <w:rPr>
+                <w:rFonts w:ascii="Times New Roman" w:hAnsi="Times New Roman" w:eastAsia="Times New Roman"/>
+                <w:sz w:val="20"/>
+              </w:rPr>
+              <w:t xml:space="preserve">NCRPS (%)</w:t>
+            </w:r>
+          </w:p>
+        </w:tc>
+      </w:tr>
+      <w:tr>
+        <w:tc>
+          <w:tcPr/>
+          <w:p>
+            <w:pPr>
+              <w:pStyle w:val="Compact"/>
+              <w:spacing w:line="240" w:lineRule="auto" w:after="20" w:before="0"/>
+              <w:jc w:val="center"/>
+            </w:pPr>
+            <w:r>
+              <w:rPr>
+                <w:rFonts w:ascii="Times New Roman" w:hAnsi="Times New Roman" w:eastAsia="Times New Roman"/>
+                <w:sz w:val="20"/>
+              </w:rPr>
+              <w:t xml:space="preserve">42</w:t>
+            </w:r>
+          </w:p>
+        </w:tc>
+        <w:tc>
+          <w:tcPr/>
+          <w:p>
+            <w:pPr>
+              <w:pStyle w:val="Compact"/>
+              <w:spacing w:line="240" w:lineRule="auto" w:after="20" w:before="0"/>
+              <w:jc w:val="center"/>
+            </w:pPr>
+            <w:r>
+              <w:rPr>
+                <w:rFonts w:ascii="Times New Roman" w:hAnsi="Times New Roman" w:eastAsia="Times New Roman"/>
+                <w:sz w:val="20"/>
+              </w:rPr>
+              <w:t xml:space="preserve">13.48</w:t>
+            </w:r>
+          </w:p>
+        </w:tc>
+        <w:tc>
+          <w:tcPr/>
+          <w:p>
+            <w:pPr>
+              <w:pStyle w:val="Compact"/>
+              <w:spacing w:line="240" w:lineRule="auto" w:after="20" w:before="0"/>
+              <w:jc w:val="center"/>
+            </w:pPr>
+            <w:r>
+              <w:rPr>
+                <w:rFonts w:ascii="Times New Roman" w:hAnsi="Times New Roman" w:eastAsia="Times New Roman"/>
+                <w:sz w:val="20"/>
+              </w:rPr>
+              <w:t xml:space="preserve">7.95</w:t>
+            </w:r>
+          </w:p>
+        </w:tc>
+      </w:tr>
+      <w:tr>
+        <w:tc>
+          <w:tcPr/>
+          <w:p>
+            <w:pPr>
+              <w:pStyle w:val="Compact"/>
+              <w:spacing w:line="240" w:lineRule="auto" w:after="20" w:before="0"/>
+              <w:jc w:val="center"/>
+            </w:pPr>
+            <w:r>
+              <w:rPr>
+                <w:rFonts w:ascii="Times New Roman" w:hAnsi="Times New Roman" w:eastAsia="Times New Roman"/>
+                <w:sz w:val="20"/>
+              </w:rPr>
+              <w:t xml:space="preserve">43</w:t>
+            </w:r>
+          </w:p>
+        </w:tc>
+        <w:tc>
+          <w:tcPr/>
+          <w:p>
+            <w:pPr>
+              <w:pStyle w:val="Compact"/>
+              <w:spacing w:line="240" w:lineRule="auto" w:after="20" w:before="0"/>
+              <w:jc w:val="center"/>
+            </w:pPr>
+            <w:r>
+              <w:rPr>
+                <w:rFonts w:ascii="Times New Roman" w:hAnsi="Times New Roman" w:eastAsia="Times New Roman"/>
+                <w:sz w:val="20"/>
+              </w:rPr>
+              <w:t xml:space="preserve">13.89</w:t>
+            </w:r>
+          </w:p>
+        </w:tc>
+        <w:tc>
+          <w:tcPr/>
+          <w:p>
+            <w:pPr>
+              <w:pStyle w:val="Compact"/>
+              <w:spacing w:line="240" w:lineRule="auto" w:after="20" w:before="0"/>
+              <w:jc w:val="center"/>
+            </w:pPr>
+            <w:r>
+              <w:rPr>
+                <w:rFonts w:ascii="Times New Roman" w:hAnsi="Times New Roman" w:eastAsia="Times New Roman"/>
+                <w:sz w:val="20"/>
+              </w:rPr>
+              <w:t xml:space="preserve">8.21</w:t>
+            </w:r>
+          </w:p>
+        </w:tc>
+      </w:tr>
+      <w:tr>
+        <w:tc>
+          <w:tcPr/>
+          <w:p>
+            <w:pPr>
+              <w:pStyle w:val="Compact"/>
+              <w:spacing w:line="240" w:lineRule="auto" w:after="20" w:before="0"/>
+              <w:jc w:val="center"/>
+            </w:pPr>
+            <w:r>
+              <w:rPr>
+                <w:rFonts w:ascii="Times New Roman" w:hAnsi="Times New Roman" w:eastAsia="Times New Roman"/>
+                <w:sz w:val="20"/>
+              </w:rPr>
+              <w:t xml:space="preserve">44</w:t>
+            </w:r>
+          </w:p>
+        </w:tc>
+        <w:tc>
+          <w:tcPr/>
+          <w:p>
+            <w:pPr>
+              <w:pStyle w:val="Compact"/>
+              <w:spacing w:line="240" w:lineRule="auto" w:after="20" w:before="0"/>
+              <w:jc w:val="center"/>
+            </w:pPr>
+            <w:r>
+              <w:rPr>
+                <w:rFonts w:ascii="Times New Roman" w:hAnsi="Times New Roman" w:eastAsia="Times New Roman"/>
+                <w:sz w:val="20"/>
+              </w:rPr>
+              <w:t xml:space="preserve">13.65</w:t>
+            </w:r>
+          </w:p>
+        </w:tc>
+        <w:tc>
+          <w:tcPr/>
+          <w:p>
+            <w:pPr>
+              <w:pStyle w:val="Compact"/>
+              <w:spacing w:line="240" w:lineRule="auto" w:after="20" w:before="0"/>
+              <w:jc w:val="center"/>
+            </w:pPr>
+            <w:r>
+              <w:rPr>
+                <w:rFonts w:ascii="Times New Roman" w:hAnsi="Times New Roman" w:eastAsia="Times New Roman"/>
+                <w:sz w:val="20"/>
+              </w:rPr>
+              <w:t xml:space="preserve">8.31</w:t>
+            </w:r>
+          </w:p>
+        </w:tc>
+      </w:tr>
+      <w:tr>
+        <w:tc>
+          <w:tcPr/>
+          <w:p>
+            <w:pPr>
+              <w:pStyle w:val="Compact"/>
+              <w:spacing w:line="240" w:lineRule="auto" w:after="20" w:before="0"/>
+              <w:jc w:val="center"/>
+            </w:pPr>
+            <w:r>
+              <w:rPr>
+                <w:rFonts w:ascii="Times New Roman" w:hAnsi="Times New Roman" w:eastAsia="Times New Roman"/>
+                <w:b/>
+                <w:bCs/>
+                <w:sz w:val="20"/>
+              </w:rPr>
+              <w:t xml:space="preserve">Mean ± Std</w:t>
+            </w:r>
+          </w:p>
+        </w:tc>
+        <w:tc>
+          <w:tcPr/>
+          <w:p>
+            <w:pPr>
+              <w:pStyle w:val="Compact"/>
+              <w:spacing w:line="240" w:lineRule="auto" w:after="20" w:before="0"/>
+              <w:jc w:val="center"/>
+            </w:pPr>
+            <w:r>
+              <w:rPr>
+                <w:rFonts w:ascii="Times New Roman" w:hAnsi="Times New Roman" w:eastAsia="Times New Roman"/>
+                <w:b/>
+                <w:bCs/>
+                <w:sz w:val="20"/>
+              </w:rPr>
+              <w:t xml:space="preserve">13.67 ± 0.21</w:t>
+            </w:r>
+          </w:p>
+        </w:tc>
+        <w:tc>
+          <w:tcPr/>
+          <w:p>
+            <w:pPr>
+              <w:pStyle w:val="Compact"/>
+              <w:spacing w:line="240" w:lineRule="auto" w:after="20" w:before="0"/>
+              <w:jc w:val="center"/>
+            </w:pPr>
+            <w:r>
+              <w:rPr>
+                <w:rFonts w:ascii="Times New Roman" w:hAnsi="Times New Roman" w:eastAsia="Times New Roman"/>
+                <w:b/>
+                <w:bCs/>
+                <w:sz w:val="20"/>
+              </w:rPr>
+              <w:t xml:space="preserve">8.16 ± 0.18</w:t>
+            </w:r>
+          </w:p>
+        </w:tc>
+      </w:tr>
+    </w:tbl>
+    <w:p>
+      <w:pPr>
+        <w:spacing w:line="480" w:lineRule="auto" w:after="0" w:before="0"/>
+      </w:pPr>
+    </w:p>
+    <w:p>
+      <w:pPr>
+        <w:pStyle w:val="BodyText"/>
+        <w:spacing w:line="480" w:lineRule="auto" w:after="0" w:before="0"/>
+      </w:pPr>
+      <w:r>
+        <w:rPr>
+          <w:rFonts w:ascii="Times New Roman" w:hAnsi="Times New Roman" w:eastAsia="Times New Roman"/>
+          <w:sz w:val="24"/>
+        </w:rPr>
+        <w:t xml:space="preserve">Augmentation contributes 0.56 pp to NRMSE (13.67% → 13.11%) and 1.02 pp to NCRPS (8.16% → 7.14%).</w:t>
+      </w:r>
+    </w:p>
+    <w:bookmarkEnd w:id="40"/>
+    <w:bookmarkStart w:id="41" w:name="a.5-bb-900k-revin"/>
+    <w:p>
+      <w:pPr>
+        <w:spacing w:line="480" w:lineRule="auto" w:after="0" w:before="0"/>
+      </w:pPr>
+    </w:p>
+    <w:p>
+      <w:pPr>
+        <w:pStyle w:val="Heading3"/>
+        <w:keepNext/>
+        <w:spacing w:line="480" w:lineRule="auto" w:after="60" w:before="120"/>
+      </w:pPr>
+      <w:r>
+        <w:rPr>
+          <w:rFonts w:ascii="Times New Roman" w:hAnsi="Times New Roman" w:eastAsia="Times New Roman"/>
+          <w:b/>
+          <w:i w:val="0"/>
+          <w:sz w:val="24"/>
+        </w:rPr>
+        <w:t xml:space="preserve">A.5 BB 900K + RevIN</w:t>
       </w:r>
     </w:p>
     <w:p>
@@ -7340,7 +8227,8 @@
     <w:tbl>
       <w:tblPr>
         <w:tblStyle w:val="Table"/>
-        <w:tblW w:type="auto" w:w="0"/>
+        <w:tblW w:type="pct" w:w="5000"/>
+        <w:tblLayout w:type="autofit"/>
         <w:tblLook w:firstRow="1" w:lastRow="0" w:firstColumn="0" w:lastColumn="0" w:noHBand="0" w:noVBand="0" w:val="0020"/>
       </w:tblPr>
       <w:tblGrid>
@@ -7975,6 +8863,11 @@
     </w:tbl>
     <w:p>
       <w:pPr>
+        <w:spacing w:line="480" w:lineRule="auto" w:after="0" w:before="0"/>
+      </w:pPr>
+    </w:p>
+    <w:p>
+      <w:pPr>
         <w:pStyle w:val="BodyText"/>
         <w:spacing w:line="480" w:lineRule="auto" w:after="0" w:before="0"/>
       </w:pPr>
@@ -7996,7 +8889,7 @@
           <w:rFonts w:ascii="Times New Roman" w:hAnsi="Times New Roman" w:eastAsia="Times New Roman"/>
           <w:sz w:val="24"/>
         </w:rPr>
-        <w:t xml:space="preserve">All results verified through unified evaluation (torch 2.0.1, autocast, identical protocol as BB SOTA reproduction).</w:t>
+        <w:t xml:space="preserve">All results verified through unified evaluation (torch 2.0.1, autocast, identical protocol as BB-900K baseline reproduction).</w:t>
       </w:r>
     </w:p>
     <w:p>
@@ -8048,14 +8941,14 @@
       <w:tblPr>
         <w:tblStyle w:val="Table"/>
         <w:tblW w:type="pct" w:w="5000"/>
-        <w:tblLayout w:type="fixed"/>
+        <w:tblLayout w:type="autofit"/>
         <w:tblLook w:firstRow="1" w:lastRow="0" w:firstColumn="0" w:lastColumn="0" w:noHBand="0" w:noVBand="0" w:val="0020"/>
       </w:tblPr>
       <w:tblGrid>
-        <w:gridCol w:w="1667"/>
-        <w:gridCol w:w="1667"/>
-        <w:gridCol w:w="3751"/>
-        <w:gridCol w:w="833"/>
+        <w:gridCol w:w="1980"/>
+        <w:gridCol w:w="1980"/>
+        <w:gridCol w:w="1980"/>
+        <w:gridCol w:w="1980"/>
       </w:tblGrid>
       <w:tr>
         <w:trPr>
@@ -8107,7 +9000,7 @@
                 <w:rFonts w:ascii="Times New Roman" w:hAnsi="Times New Roman" w:eastAsia="Times New Roman"/>
                 <w:sz w:val="20"/>
               </w:rPr>
-              <w:t xml:space="preserve">Delta vs Table 3 baseline</w:t>
+              <w:t xml:space="preserve">Δ baseline</w:t>
             </w:r>
           </w:p>
         </w:tc>
@@ -8141,7 +9034,7 @@
                 <w:rFonts w:ascii="Times New Roman" w:hAnsi="Times New Roman" w:eastAsia="Times New Roman"/>
                 <w:sz w:val="20"/>
               </w:rPr>
-              <w:t xml:space="preserve">BB Box-Cox (BB-fitted scale/location)</w:t>
+              <w:t xml:space="preserve">BB Box-Cox</w:t>
             </w:r>
           </w:p>
         </w:tc>
@@ -8191,7 +9084,7 @@
                 <w:rFonts w:ascii="Times New Roman" w:hAnsi="Times New Roman" w:eastAsia="Times New Roman"/>
                 <w:sz w:val="20"/>
               </w:rPr>
-              <w:t xml:space="preserve">Korean loads mapped outside trained range</w:t>
+              <w:t xml:space="preserve">Box-Cox mismatch</w:t>
             </w:r>
           </w:p>
         </w:tc>
@@ -8209,7 +9102,7 @@
                 <w:rFonts w:ascii="Times New Roman" w:hAnsi="Times New Roman" w:eastAsia="Times New Roman"/>
                 <w:sz w:val="20"/>
               </w:rPr>
-              <w:t xml:space="preserve">4× training tokens (168K steps, ~84 epochs)</w:t>
+              <w:t xml:space="preserve">4× tokens (168K steps)</w:t>
             </w:r>
           </w:p>
         </w:tc>
@@ -8259,7 +9152,7 @@
                 <w:rFonts w:ascii="Times New Roman" w:hAnsi="Times New Roman" w:eastAsia="Times New Roman"/>
                 <w:sz w:val="20"/>
               </w:rPr>
-              <w:t xml:space="preserve">Overfitting to synthetic artifacts</w:t>
+              <w:t xml:space="preserve">Synthetic overfitting</w:t>
             </w:r>
           </w:p>
         </w:tc>
@@ -8277,7 +9170,7 @@
                 <w:rFonts w:ascii="Times New Roman" w:hAnsi="Times New Roman" w:eastAsia="Times New Roman"/>
                 <w:sz w:val="20"/>
               </w:rPr>
-              <w:t xml:space="preserve">5K cap per archetype (70K buildings total)</w:t>
+              <w:t xml:space="preserve">5K cap (70K buildings)</w:t>
             </w:r>
           </w:p>
         </w:tc>
@@ -8327,7 +9220,7 @@
                 <w:rFonts w:ascii="Times New Roman" w:hAnsi="Times New Roman" w:eastAsia="Times New Roman"/>
                 <w:sz w:val="20"/>
               </w:rPr>
-              <w:t xml:space="preserve">Fixed-budget under-sampling at scale</w:t>
+              <w:t xml:space="preserve">Fixed-budget undersampling</w:t>
             </w:r>
           </w:p>
         </w:tc>
@@ -8345,7 +9238,7 @@
                 <w:rFonts w:ascii="Times New Roman" w:hAnsi="Times New Roman" w:eastAsia="Times New Roman"/>
                 <w:sz w:val="20"/>
               </w:rPr>
-              <w:t xml:space="preserve">Seasonal decomposition + RevIN</w:t>
+              <w:t xml:space="preserve">Seasonal decomp + RevIN</w:t>
             </w:r>
           </w:p>
         </w:tc>
@@ -8395,7 +9288,7 @@
                 <w:rFonts w:ascii="Times New Roman" w:hAnsi="Times New Roman" w:eastAsia="Times New Roman"/>
                 <w:sz w:val="20"/>
               </w:rPr>
-              <w:t xml:space="preserve">Trend-seasonal separation hurts OOD transfer</w:t>
+              <w:t xml:space="preserve">Seasonality disruption</w:t>
             </w:r>
           </w:p>
         </w:tc>
@@ -8403,6 +9296,11 @@
     </w:tbl>
     <w:p>
       <w:pPr>
+        <w:spacing w:line="480" w:lineRule="auto" w:after="0" w:before="0"/>
+      </w:pPr>
+    </w:p>
+    <w:p>
+      <w:pPr>
         <w:pStyle w:val="BodyText"/>
         <w:spacing w:line="480" w:lineRule="auto" w:after="0" w:before="0"/>
       </w:pPr>
@@ -8414,15 +9312,331 @@
         <w:t xml:space="preserve">Each failure mode reflects a distinct mechanism. (1) Replacing the Korean-fitted Box-Cox parameters with the BB-fitted values maps Korean load magnitudes into a different region of the transformed space, causing a systematic mismatch between the training distribution and the expected input range (+3.31 pp). (2) Extending training to 168K steps (~84 epochs over 700 buildings) allows the model to memorize simulation-specific schedule artifacts—ramp shapes, exact transition widths, and load plateaus—that do not generalize to real buildings (+3.09 pp). (3) Scaling to 70,000 buildings with the same 18,000-step budget reduces each building’s contribution to roughly 0.03 sampled training windows on average, insufficient to learn building-specific patterns while still constrained by the same total optimization budget (+2.42 pp). (4) Applying seasonal decomposition before RevIN separates trend and seasonal components, disrupting the temporal shape diversity that LHS is designed to provide; when RevIN subsequently normalizes the residual, the model loses access to the periodicity signals that aid OOD generalization (+3.72 pp).</w:t>
       </w:r>
     </w:p>
+    <w:p>
+      <w:pPr>
+        <w:spacing w:line="480" w:lineRule="auto" w:after="0" w:before="0"/>
+      </w:pPr>
+      <w:r>
+        <w:rPr>
+          <w:rFonts w:ascii="Times New Roman" w:hAnsi="Times New Roman" w:eastAsia="Times New Roman"/>
+          <w:sz w:val="24"/>
+        </w:rPr>
+        <w:pict>
+          <v:rect style="width:0;height:1.5pt" o:hralign="center" o:hrstd="t" o:hr="t"/>
+        </w:pict>
+      </w:r>
+    </w:p>
     <w:bookmarkEnd w:id="44"/>
+    <w:bookmarkStart w:id="45" w:name="figures"/>
+    <w:p>
+      <w:pPr>
+        <w:pStyle w:val="Heading2"/>
+        <w:keepNext/>
+        <w:spacing w:line="480" w:lineRule="auto" w:after="60" w:before="120"/>
+      </w:pPr>
+      <w:r>
+        <w:rPr>
+          <w:rFonts w:ascii="Times New Roman" w:hAnsi="Times New Roman" w:eastAsia="Times New Roman"/>
+          <w:b/>
+          <w:i w:val="0"/>
+          <w:sz w:val="26"/>
+        </w:rPr>
+        <w:t xml:space="preserve">Figures</w:t>
+      </w:r>
+    </w:p>
+    <w:p>
+      <w:pPr>
+        <w:spacing w:line="240" w:lineRule="auto" w:after="60" w:before="240"/>
+        <w:jc w:val="center"/>
+      </w:pPr>
+      <w:r>
+        <w:drawing>
+          <wp:inline>
+            <wp:extent cx="5400000" cy="1515108"/>
+            <wp:docPr id="1" name="Picture 1"/>
+            <wp:cNvGraphicFramePr>
+              <a:graphicFrameLocks noChangeAspect="1"/>
+            </wp:cNvGraphicFramePr>
+            <a:graphic>
+              <a:graphicData uri="http://schemas.openxmlformats.org/drawingml/2006/picture">
+                <pic:pic>
+                  <pic:nvPicPr>
+                    <pic:cNvPr id="0" name="fig1_pipeline.png"/>
+                    <pic:cNvPicPr/>
+                  </pic:nvPicPr>
+                  <pic:blipFill>
+                    <a:blip r:embed="rId9"/>
+                    <a:stretch>
+                      <a:fillRect/>
+                    </a:stretch>
+                  </pic:blipFill>
+                  <pic:spPr>
+                    <a:xfrm>
+                      <a:off x="0" y="0"/>
+                      <a:ext cx="5400000" cy="1515108"/>
+                    </a:xfrm>
+                    <a:prstGeom prst="rect"/>
+                  </pic:spPr>
+                </pic:pic>
+              </a:graphicData>
+            </a:graphic>
+          </wp:inline>
+        </w:drawing>
+      </w:r>
+    </w:p>
+    <w:p>
+      <w:pPr>
+        <w:pStyle w:val="FirstParagraph"/>
+        <w:spacing w:line="240" w:lineRule="auto" w:after="40" w:before="240"/>
+      </w:pPr>
+      <w:r>
+        <w:rPr>
+          <w:rFonts w:ascii="Times New Roman" w:hAnsi="Times New Roman" w:eastAsia="Times New Roman"/>
+          <w:b w:val="0"/>
+          <w:bCs/>
+          <w:sz w:val="22"/>
+        </w:rPr>
+        <w:t xml:space="preserve">Fig. 1.</w:t>
+      </w:r>
+      <w:r>
+        <w:rPr>
+          <w:rFonts w:ascii="Times New Roman" w:hAnsi="Times New Roman" w:eastAsia="Times New Roman"/>
+          <w:b w:val="0"/>
+          <w:sz w:val="22"/>
+        </w:rPr>
+        <w:t xml:space="preserve"> </w:t>
+      </w:r>
+      <w:r>
+        <w:rPr>
+          <w:rFonts w:ascii="Times New Roman" w:hAnsi="Times New Roman" w:eastAsia="Times New Roman"/>
+          <w:b w:val="0"/>
+          <w:sz w:val="22"/>
+        </w:rPr>
+        <w:t xml:space="preserve">End-to-end pipeline: from building archetype selection and 12D LHS parameter sampling through EnergyPlus simulation, Box-Cox normalization, RevIN-equipped Transformer training, to zero-shot inference without geographic information.</w:t>
+      </w:r>
+    </w:p>
+    <w:p>
+      <w:pPr>
+        <w:spacing w:line="240" w:lineRule="auto" w:after="60" w:before="240"/>
+        <w:jc w:val="center"/>
+      </w:pPr>
+      <w:r>
+        <w:drawing>
+          <wp:inline>
+            <wp:extent cx="5400000" cy="2915158"/>
+            <wp:docPr id="2" name="Picture 2"/>
+            <wp:cNvGraphicFramePr>
+              <a:graphicFrameLocks noChangeAspect="1"/>
+            </wp:cNvGraphicFramePr>
+            <a:graphic>
+              <a:graphicData uri="http://schemas.openxmlformats.org/drawingml/2006/picture">
+                <pic:pic>
+                  <pic:nvPicPr>
+                    <pic:cNvPr id="0" name="fig2_comparison.png"/>
+                    <pic:cNvPicPr/>
+                  </pic:nvPicPr>
+                  <pic:blipFill>
+                    <a:blip r:embed="rId10"/>
+                    <a:stretch>
+                      <a:fillRect/>
+                    </a:stretch>
+                  </pic:blipFill>
+                  <pic:spPr>
+                    <a:xfrm>
+                      <a:off x="0" y="0"/>
+                      <a:ext cx="5400000" cy="2915158"/>
+                    </a:xfrm>
+                    <a:prstGeom prst="rect"/>
+                  </pic:spPr>
+                </pic:pic>
+              </a:graphicData>
+            </a:graphic>
+          </wp:inline>
+        </w:drawing>
+      </w:r>
+    </w:p>
+    <w:p>
+      <w:pPr>
+        <w:pStyle w:val="BodyText"/>
+        <w:spacing w:line="240" w:lineRule="auto" w:after="40" w:before="240"/>
+      </w:pPr>
+      <w:r>
+        <w:rPr>
+          <w:rFonts w:ascii="Times New Roman" w:hAnsi="Times New Roman" w:eastAsia="Times New Roman"/>
+          <w:b w:val="0"/>
+          <w:bCs/>
+          <w:sz w:val="22"/>
+        </w:rPr>
+        <w:t xml:space="preserve">Fig. 2.</w:t>
+      </w:r>
+      <w:r>
+        <w:rPr>
+          <w:rFonts w:ascii="Times New Roman" w:hAnsi="Times New Roman" w:eastAsia="Times New Roman"/>
+          <w:b w:val="0"/>
+          <w:sz w:val="22"/>
+        </w:rPr>
+        <w:t xml:space="preserve"> </w:t>
+      </w:r>
+      <w:r>
+        <w:rPr>
+          <w:rFonts w:ascii="Times New Roman" w:hAnsi="Times New Roman" w:eastAsia="Times New Roman"/>
+          <w:b w:val="0"/>
+          <w:sz w:val="22"/>
+        </w:rPr>
+        <w:t xml:space="preserve">Zero-shot load forecasting performance (NRMSE, %) across model configurations on the 955-building evaluation set (U.S. commercial buildings and Portuguese electricity consumers). The dashed line indicates the BB-900K baseline (13.27%). Korean-700 (RevIN ON, aug) achieves a five-seed mean of 13.11%, 0.16 pp below the baseline, with the best seed reaching 12.93%. The paired per-building comparison is reported in Section 4.1.</w:t>
+      </w:r>
+    </w:p>
+    <w:p>
+      <w:pPr>
+        <w:spacing w:line="240" w:lineRule="auto" w:after="60" w:before="240"/>
+        <w:jc w:val="center"/>
+      </w:pPr>
+      <w:r>
+        <w:drawing>
+          <wp:inline>
+            <wp:extent cx="5400000" cy="3214892"/>
+            <wp:docPr id="3" name="Picture 3"/>
+            <wp:cNvGraphicFramePr>
+              <a:graphicFrameLocks noChangeAspect="1"/>
+            </wp:cNvGraphicFramePr>
+            <a:graphic>
+              <a:graphicData uri="http://schemas.openxmlformats.org/drawingml/2006/picture">
+                <pic:pic>
+                  <pic:nvPicPr>
+                    <pic:cNvPr id="0" name="fig3_nscaling_new.png"/>
+                    <pic:cNvPicPr/>
+                  </pic:nvPicPr>
+                  <pic:blipFill>
+                    <a:blip r:embed="rId11"/>
+                    <a:stretch>
+                      <a:fillRect/>
+                    </a:stretch>
+                  </pic:blipFill>
+                  <pic:spPr>
+                    <a:xfrm>
+                      <a:off x="0" y="0"/>
+                      <a:ext cx="5400000" cy="3214892"/>
+                    </a:xfrm>
+                    <a:prstGeom prst="rect"/>
+                  </pic:spPr>
+                </pic:pic>
+              </a:graphicData>
+            </a:graphic>
+          </wp:inline>
+        </w:drawing>
+      </w:r>
+    </w:p>
+    <w:p>
+      <w:pPr>
+        <w:pStyle w:val="BodyText"/>
+        <w:spacing w:line="240" w:lineRule="auto" w:after="40" w:before="240"/>
+      </w:pPr>
+      <w:r>
+        <w:rPr>
+          <w:rFonts w:ascii="Times New Roman" w:hAnsi="Times New Roman" w:eastAsia="Times New Roman"/>
+          <w:b w:val="0"/>
+          <w:bCs/>
+          <w:sz w:val="22"/>
+        </w:rPr>
+        <w:t xml:space="preserve">Fig. 3.</w:t>
+      </w:r>
+      <w:r>
+        <w:rPr>
+          <w:rFonts w:ascii="Times New Roman" w:hAnsi="Times New Roman" w:eastAsia="Times New Roman"/>
+          <w:b w:val="0"/>
+          <w:sz w:val="22"/>
+        </w:rPr>
+        <w:t xml:space="preserve"> </w:t>
+      </w:r>
+      <w:r>
+        <w:rPr>
+          <w:rFonts w:ascii="Times New Roman" w:hAnsi="Times New Roman" w:eastAsia="Times New Roman"/>
+          <w:b w:val="0"/>
+          <w:sz w:val="22"/>
+        </w:rPr>
+        <w:t xml:space="preserve">N-scaling curve showing NRMSE as a function of the number of training buildings (seed = 42). Performance reaches the BB-900K baseline from 70 buildings (n = 5, seed 42: 13.24%, five-seed mean: 13.28 ± 0.12%), with gains becoming incremental beyond 140 buildings (n = 10). The BB-900K baseline (13.27%) is shown for reference.</w:t>
+      </w:r>
+    </w:p>
+    <w:p>
+      <w:pPr>
+        <w:spacing w:line="240" w:lineRule="auto" w:after="60" w:before="240"/>
+        <w:jc w:val="center"/>
+      </w:pPr>
+      <w:r>
+        <w:drawing>
+          <wp:inline>
+            <wp:extent cx="5400000" cy="3273839"/>
+            <wp:docPr id="4" name="Picture 4"/>
+            <wp:cNvGraphicFramePr>
+              <a:graphicFrameLocks noChangeAspect="1"/>
+            </wp:cNvGraphicFramePr>
+            <a:graphic>
+              <a:graphicData uri="http://schemas.openxmlformats.org/drawingml/2006/picture">
+                <pic:pic>
+                  <pic:nvPicPr>
+                    <pic:cNvPr id="0" name="fig4_revin_asymmetry.png"/>
+                    <pic:cNvPicPr/>
+                  </pic:nvPicPr>
+                  <pic:blipFill>
+                    <a:blip r:embed="rId12"/>
+                    <a:stretch>
+                      <a:fillRect/>
+                    </a:stretch>
+                  </pic:blipFill>
+                  <pic:spPr>
+                    <a:xfrm>
+                      <a:off x="0" y="0"/>
+                      <a:ext cx="5400000" cy="3273839"/>
+                    </a:xfrm>
+                    <a:prstGeom prst="rect"/>
+                  </pic:spPr>
+                </pic:pic>
+              </a:graphicData>
+            </a:graphic>
+          </wp:inline>
+        </w:drawing>
+      </w:r>
+    </w:p>
+    <w:p>
+      <w:pPr>
+        <w:pStyle w:val="BodyText"/>
+        <w:spacing w:line="240" w:lineRule="auto" w:after="40" w:before="240"/>
+      </w:pPr>
+      <w:r>
+        <w:rPr>
+          <w:rFonts w:ascii="Times New Roman" w:hAnsi="Times New Roman" w:eastAsia="Times New Roman"/>
+          <w:b w:val="0"/>
+          <w:bCs/>
+          <w:sz w:val="22"/>
+        </w:rPr>
+        <w:t xml:space="preserve">Fig. 4.</w:t>
+      </w:r>
+      <w:r>
+        <w:rPr>
+          <w:rFonts w:ascii="Times New Roman" w:hAnsi="Times New Roman" w:eastAsia="Times New Roman"/>
+          <w:b w:val="0"/>
+          <w:sz w:val="22"/>
+        </w:rPr>
+        <w:t xml:space="preserve"> </w:t>
+      </w:r>
+      <w:r>
+        <w:rPr>
+          <w:rFonts w:ascii="Times New Roman" w:hAnsi="Times New Roman" w:eastAsia="Times New Roman"/>
+          <w:b w:val="0"/>
+          <w:sz w:val="22"/>
+        </w:rPr>
+        <w:t xml:space="preserve">RevIN’s regime-dependent effect. Korean-700 bars use five-seed means; BB-700 and BB-900K bars use seed-42 runs. Green arrows indicate lower NRMSE; red indicates degradation.</w:t>
+      </w:r>
+    </w:p>
     <w:bookmarkEnd w:id="45"/>
+    <w:bookmarkEnd w:id="46"/>
     <w:sectPr>
       <w:footnotePr>
         <w:numRestart w:val="eachSect"/>
       </w:footnotePr>
       <w:pgSz w:w="11906" w:h="16838"/>
       <w:pgMar w:top="1417" w:bottom="1417" w:left="1701" w:right="1417"/>
-      <w:lnNumType w:countBy="1" w:restart="newPage" w:start="1" w:distance="720"/>
+      <w:lnNumType w:countBy="1" w:restart="newPage" w:start="0" w:distance="720"/>
     </w:sectPr>
   </w:body>
 </w:document>
@@ -8529,8 +9743,123 @@
       </w:pPr>
     </w:lvl>
   </w:abstractNum>
+  <w:abstractNum w:abstractNumId="99411">
+    <w:nsid w:val="00A99411"/>
+    <w:multiLevelType w:val="multilevel"/>
+    <w:lvl w:ilvl="0">
+      <w:start w:val="1"/>
+      <w:numFmt w:val="decimal"/>
+      <w:lvlText w:val="%1."/>
+      <w:lvlJc w:val="left"/>
+      <w:pPr>
+        <w:ind w:left="720" w:hanging="360"/>
+      </w:pPr>
+    </w:lvl>
+    <w:lvl w:ilvl="1">
+      <w:start w:val="1"/>
+      <w:numFmt w:val="decimal"/>
+      <w:lvlText w:val="%2."/>
+      <w:lvlJc w:val="left"/>
+      <w:pPr>
+        <w:ind w:left="1440" w:hanging="360"/>
+      </w:pPr>
+    </w:lvl>
+    <w:lvl w:ilvl="2">
+      <w:start w:val="1"/>
+      <w:numFmt w:val="decimal"/>
+      <w:lvlText w:val="%3."/>
+      <w:lvlJc w:val="left"/>
+      <w:pPr>
+        <w:ind w:left="2160" w:hanging="360"/>
+      </w:pPr>
+    </w:lvl>
+    <w:lvl w:ilvl="3">
+      <w:start w:val="1"/>
+      <w:numFmt w:val="decimal"/>
+      <w:lvlText w:val="%4."/>
+      <w:lvlJc w:val="left"/>
+      <w:pPr>
+        <w:ind w:left="2880" w:hanging="360"/>
+      </w:pPr>
+    </w:lvl>
+    <w:lvl w:ilvl="4">
+      <w:start w:val="1"/>
+      <w:numFmt w:val="decimal"/>
+      <w:lvlText w:val="%5."/>
+      <w:lvlJc w:val="left"/>
+      <w:pPr>
+        <w:ind w:left="3600" w:hanging="360"/>
+      </w:pPr>
+    </w:lvl>
+    <w:lvl w:ilvl="5">
+      <w:start w:val="1"/>
+      <w:numFmt w:val="decimal"/>
+      <w:lvlText w:val="%6."/>
+      <w:lvlJc w:val="left"/>
+      <w:pPr>
+        <w:ind w:left="4320" w:hanging="360"/>
+      </w:pPr>
+    </w:lvl>
+    <w:lvl w:ilvl="6">
+      <w:start w:val="1"/>
+      <w:numFmt w:val="decimal"/>
+      <w:lvlText w:val="%7."/>
+      <w:lvlJc w:val="left"/>
+      <w:pPr>
+        <w:ind w:left="5040" w:hanging="360"/>
+      </w:pPr>
+    </w:lvl>
+    <w:lvl w:ilvl="7">
+      <w:start w:val="1"/>
+      <w:numFmt w:val="decimal"/>
+      <w:lvlText w:val="%8."/>
+      <w:lvlJc w:val="left"/>
+      <w:pPr>
+        <w:ind w:left="5760" w:hanging="360"/>
+      </w:pPr>
+    </w:lvl>
+    <w:lvl w:ilvl="8">
+      <w:start w:val="1"/>
+      <w:numFmt w:val="decimal"/>
+      <w:lvlText w:val="%9."/>
+      <w:lvlJc w:val="left"/>
+      <w:pPr>
+        <w:ind w:left="6480" w:hanging="360"/>
+      </w:pPr>
+    </w:lvl>
+  </w:abstractNum>
   <w:num w:numId="1000">
     <w:abstractNumId w:val="990"/>
+  </w:num>
+  <w:num w:numId="1001">
+    <w:abstractNumId w:val="99411"/>
+    <w:lvlOverride w:ilvl="0">
+      <w:startOverride w:val="1"/>
+    </w:lvlOverride>
+    <w:lvlOverride w:ilvl="1">
+      <w:startOverride w:val="1"/>
+    </w:lvlOverride>
+    <w:lvlOverride w:ilvl="2">
+      <w:startOverride w:val="1"/>
+    </w:lvlOverride>
+    <w:lvlOverride w:ilvl="3">
+      <w:startOverride w:val="1"/>
+    </w:lvlOverride>
+    <w:lvlOverride w:ilvl="4">
+      <w:startOverride w:val="1"/>
+    </w:lvlOverride>
+    <w:lvlOverride w:ilvl="5">
+      <w:startOverride w:val="1"/>
+    </w:lvlOverride>
+    <w:lvlOverride w:ilvl="6">
+      <w:startOverride w:val="1"/>
+    </w:lvlOverride>
+    <w:lvlOverride w:ilvl="7">
+      <w:startOverride w:val="1"/>
+    </w:lvlOverride>
+    <w:lvlOverride w:ilvl="8">
+      <w:startOverride w:val="1"/>
+    </w:lvlOverride>
   </w:num>
 </w:numbering>
 </file>

--- a/docs/paper_ae.docx
+++ b/docs/paper_ae.docx
@@ -130,7 +130,7 @@
           <w:rFonts w:ascii="Times New Roman" w:hAnsi="Times New Roman" w:eastAsia="Times New Roman"/>
           <w:sz w:val="24"/>
         </w:rPr>
-        <w:t xml:space="preserve">Zero-shot building load forecasting—predicting energy consumption for unseen buildings without retraining—is essential for grid balancing and demand response, yet current approaches assume that large-scale synthetic corpora are required. We show that carefully designed operational diversity, rather than corpus scale alone, is sufficient for high-accuracy zero-shot forecasting. A Transformer trained on only 700 Korean-weather EnergyPlus simulations—fifty per archetype across 14 building types—with operational schedules sampled via 12-dimensional Latin Hypercube Sampling (LHS), Reversible Instance Normalization (RevIN), and no geographic features reaches BuildingsBench-level performance on 955 real U.S. commercial buildings and Portuguese electricity consumers, achieving 13.11 ± 0.17% NRMSE (five-seed mean), numerically below the reproduced 900,000-building baseline of 13.27%. Controlled experiments at matched scale consistently favor the LHS-designed corpus over matched BB-700 controls, supporting operational diversity as a primary driver beyond RevIN or augmentation alone. Applying RevIN to the full 900K corpus degrades performance in a single-run comparison, suggesting that RevIN’s benefit is regime-dependent rather than universal. N-scaling saturates rapidly: 70 buildings already reach the benchmark level. A U.S.-weather ablation remains competitive and still outperforms the matched BB-700 control, supporting operational diversity as a major driver while revealing residual weather sensitivity.</w:t>
+        <w:t xml:space="preserve">Zero-shot building load forecasting—predicting energy consumption for unseen buildings without retraining—is essential for grid balancing and demand response, yet current approaches assume that large-scale synthetic corpora are required. We show that carefully designed operational diversity, rather than corpus scale alone, is sufficient for high-accuracy zero-shot forecasting. A Transformer trained on only 700 Korean-weather EnergyPlus simulations—fifty per archetype across 14 building types—with operational schedules sampled via 12-dimensional Latin Hypercube Sampling (LHS), Reversible Instance Normalization (RevIN), and no geographic features reaches BuildingsBench-level performance on 955 real U.S. commercial buildings and Portuguese electricity consumers, achieving 13.11 ± 0.17% NRMSE (five-seed mean), numerically below the reproduced 900,000-building baseline of 13.27%. Controlled experiments at matched scale consistently favor the LHS-designed corpus over matched BB-700 controls, supporting operational diversity as a primary driver beyond RevIN or augmentation alone. Applying RevIN to the full 900K corpus degrades performance in a single-run comparison, suggesting that RevIN’s benefit is regime-dependent rather than universal. N-scaling saturates rapidly: 70 buildings already reach the benchmark level. A U.S.-weather ablation remains competitive and still outperforms the matched BB-700 control, indicating that the conclusion is not solely a Korean-weather artifact while revealing residual weather sensitivity.</w:t>
       </w:r>
     </w:p>
     <w:p>
@@ -153,84 +153,6 @@
           <w:sz w:val="24"/>
         </w:rPr>
         <w:t xml:space="preserve">: building energy forecasting, zero-shot learning, foundation models, parametric simulation, data-centric AI, reversible instance normalization</w:t>
-      </w:r>
-    </w:p>
-    <w:p>
-      <w:pPr>
-        <w:pStyle w:val="BodyText"/>
-        <w:spacing w:line="480" w:lineRule="auto" w:after="0" w:before="0"/>
-      </w:pPr>
-      <w:r>
-        <w:rPr>
-          <w:rFonts w:ascii="Times New Roman" w:hAnsi="Times New Roman" w:eastAsia="Times New Roman"/>
-          <w:b/>
-          <w:bCs/>
-          <w:sz w:val="24"/>
-        </w:rPr>
-        <w:t xml:space="preserve">Highlights</w:t>
-      </w:r>
-      <w:r>
-        <w:rPr>
-          <w:rFonts w:ascii="Times New Roman" w:hAnsi="Times New Roman" w:eastAsia="Times New Roman"/>
-          <w:sz w:val="24"/>
-        </w:rPr>
-        <w:t xml:space="preserve">:</w:t>
-      </w:r>
-      <w:r>
-        <w:rPr>
-          <w:rFonts w:ascii="Times New Roman" w:hAnsi="Times New Roman" w:eastAsia="Times New Roman"/>
-          <w:sz w:val="24"/>
-        </w:rPr>
-        <w:t xml:space="preserve"> </w:t>
-      </w:r>
-      <w:r>
-        <w:rPr>
-          <w:rFonts w:ascii="Times New Roman" w:hAnsi="Times New Roman" w:eastAsia="Times New Roman"/>
-          <w:sz w:val="24"/>
-        </w:rPr>
-        <w:t xml:space="preserve">- 700 simulations reach benchmark-level accuracy using no geographic metadata</w:t>
-      </w:r>
-      <w:r>
-        <w:rPr>
-          <w:rFonts w:ascii="Times New Roman" w:hAnsi="Times New Roman" w:eastAsia="Times New Roman"/>
-          <w:sz w:val="24"/>
-        </w:rPr>
-        <w:t xml:space="preserve"> </w:t>
-      </w:r>
-      <w:r>
-        <w:rPr>
-          <w:rFonts w:ascii="Times New Roman" w:hAnsi="Times New Roman" w:eastAsia="Times New Roman"/>
-          <w:sz w:val="24"/>
-        </w:rPr>
-        <w:t xml:space="preserve">- 12D Latin Hypercube Sampling yields operational diversity over stock-model scale</w:t>
-      </w:r>
-      <w:r>
-        <w:rPr>
-          <w:rFonts w:ascii="Times New Roman" w:hAnsi="Times New Roman" w:eastAsia="Times New Roman"/>
-          <w:sz w:val="24"/>
-        </w:rPr>
-        <w:t xml:space="preserve"> </w:t>
-      </w:r>
-      <w:r>
-        <w:rPr>
-          <w:rFonts w:ascii="Times New Roman" w:hAnsi="Times New Roman" w:eastAsia="Times New Roman"/>
-          <w:sz w:val="24"/>
-        </w:rPr>
-        <w:t xml:space="preserve">- RevIN helps 700-building models but degrades BB-900K retraining</w:t>
-      </w:r>
-      <w:r>
-        <w:rPr>
-          <w:rFonts w:ascii="Times New Roman" w:hAnsi="Times New Roman" w:eastAsia="Times New Roman"/>
-          <w:sz w:val="24"/>
-        </w:rPr>
-        <w:t xml:space="preserve"> </w:t>
-      </w:r>
-      <w:r>
-        <w:rPr>
-          <w:rFonts w:ascii="Times New Roman" w:hAnsi="Times New Roman" w:eastAsia="Times New Roman"/>
-          <w:sz w:val="24"/>
-        </w:rPr>
-        <w:t xml:space="preserve">- Korean-weather training transfers zero-shot to U.S./Portuguese real buildings</w:t>
       </w:r>
     </w:p>
     <w:p>
@@ -340,7 +262,7 @@
           <w:rFonts w:ascii="Times New Roman" w:hAnsi="Times New Roman" w:eastAsia="Times New Roman"/>
           <w:sz w:val="24"/>
         </w:rPr>
-        <w:t xml:space="preserve">Controlled experiments on matched 700-building subsets—one from our parametric simulations, one from BuildingsBench—show that the improvement cannot be attributed to RevIN alone and is strongly linked to data design. Applying RevIN to the full 900K BuildingsBench corpus worsens performance, an asymmetry suggesting that RevIN is beneficial in small-data regimes but not universally helpful at scale. The n-scaling curve shows that 70 buildings already reach the benchmark level. A U.S.-weather/LHS ablation—retraining on the same 700 LHS schedules with U.S. TMY weather—still outperforms the matched BB-700 control, supporting operational diversity as a major driver while revealing residual weather sensitivity.</w:t>
+        <w:t xml:space="preserve">Controlled experiments on matched 700-building subsets—one from our parametric simulations, one from BuildingsBench—show that the improvement cannot be attributed to RevIN alone and is strongly linked to data design. Applying RevIN to the full 900K BuildingsBench corpus worsens performance, an asymmetry suggesting that RevIN is beneficial in small-data regimes but not universally helpful at scale. The n-scaling curve shows that 70 buildings already reach the benchmark level. A U.S.-weather/LHS ablation—retraining on the same 700 LHS schedules with U.S. TMY weather—still outperforms the matched BB-700 control, indicating that the conclusion is not solely a Korean-weather artifact while revealing residual weather sensitivity.</w:t>
       </w:r>
     </w:p>
     <w:p>
@@ -592,7 +514,7 @@
           <w:rFonts w:ascii="Times New Roman" w:hAnsi="Times New Roman" w:eastAsia="Times New Roman"/>
           <w:sz w:val="24"/>
         </w:rPr>
-        <w:t xml:space="preserve">BuildingsBench [3] framed building load forecasting as a zero-shot generalization problem. The training corpus, Buildings-900K, comprises approximately 350,000 commercial (ComStock) and 550,000 residential (ResStock) synthetic buildings with hourly electricity consumption generated by the NREL EULP pipeline [4]. The model—an encoder-decoder Transformer predicting 24-hour Gaussian distributions from 168-hour context—trains for a fraction of one epoch (approximately 0.067 epochs by our calculation, equivalent to roughly 2–3 sampled training windows per building on average) using a fitted global Box-Cox normalization (λ = −0.067, as measured from the provided checkpoint). The reported state-of-the-art (SOTA) is 13.28% median NRMSE on commercial buildings. Our work keeps the model architecture and evaluation protocol fixed while changing the training data and normalization strategy.</w:t>
+        <w:t xml:space="preserve">BuildingsBench [3] framed building load forecasting as a zero-shot generalization problem. The training corpus, Buildings-900K, comprises approximately 350,000 commercial (ComStock) and 550,000 residential (ResStock) synthetic buildings with hourly electricity consumption generated by the NREL EULP pipeline [4]. The model—an encoder-decoder Transformer predicting 24-hour Gaussian distributions from 168-hour context—trains for a fraction of one epoch (approximately 0.067 epochs by our calculation, equivalent to roughly 2–3 sampled training windows per building on average) using a fitted global Box-Cox normalization (λ = −0.067, as measured from the provided checkpoint). The reported benchmark result is 13.28% median NRMSE on commercial buildings. Our work keeps the model architecture and evaluation protocol fixed while changing the training data and normalization strategy.</w:t>
       </w:r>
     </w:p>
     <w:p>

--- a/docs/paper_ae.docx
+++ b/docs/paper_ae.docx
@@ -210,7 +210,7 @@
           <w:rFonts w:ascii="Times New Roman" w:hAnsi="Times New Roman" w:eastAsia="Times New Roman"/>
           <w:sz w:val="24"/>
         </w:rPr>
-        <w:t xml:space="preserve">BuildingsBench [3] operationalized this idea for the building energy domain. By assembling Buildings-900K, a synthetic corpus of roughly 900,000 residential and commercial buildings drawn from the NREL End-Use Load Profiles database [4], and training an encoder-decoder Transformer with Gaussian negative log-likelihood loss, the authors achieved 13.28% median NRMSE on 955 unseen real load series from U.S. commercial buildings and Portuguese electricity consumers (which we reproduce at 13.27%). The result established a benchmark and carried an implicit message: scale matters. More synthetic buildings, more patterns, better generalization.</w:t>
+        <w:t xml:space="preserve">BuildingsBench [3] operationalized this idea for the building energy domain. By assembling Buildings-900K, a synthetic corpus of roughly 900,000 residential and commercial buildings drawn from the NREL End-Use Load Profiles database [4], and training an encoder-decoder Transformer with Gaussian negative log-likelihood loss, the authors achieved 13.28% median NRMSE on 955 unseen real load series from U.S. commercial buildings and Portuguese electricity consumers (which we reproduce at 13.27%). The result established a benchmark and suggested that synthetic corpus scale is central to generalization.</w:t>
       </w:r>
     </w:p>
     <w:p>
@@ -5845,7 +5845,7 @@
           <w:rFonts w:ascii="Times New Roman" w:hAnsi="Times New Roman" w:eastAsia="Times New Roman"/>
           <w:sz w:val="24"/>
         </w:rPr>
-        <w:t xml:space="preserve">Seven hundred buildings with LHS-designed operational schedules reach benchmark-level performance comparable to 900,000 stock-model buildings on the BuildingsBench evaluation protocol (with RevIN and augmentation). Buildings-900K draws from the NREL End-Use Load Profiles for the U.S. building stock. This is a carefully constructed stock model, but a stock model nonetheless. It generates buildings whose operational parameters reflect the statistical distribution of real U.S. commercial buildings: most offices operate 08:00 to 18:00 on weekdays; most retail stores have moderate baseloads; most hospitals run continuously. Adding more buildings from this distribution increases the sample size but does not proportionally increase the diversity of temporal patterns the model encounters. Many of the 900,000 buildings share similar operational profiles because they are drawn from the same assumptions about how buildings operate.</w:t>
+        <w:t xml:space="preserve">Seven hundred buildings with LHS-designed operational schedules reach benchmark-level performance comparable to 900,000 stock-model buildings on the BuildingsBench evaluation protocol (with RevIN and augmentation). Buildings-900K draws from the NREL End-Use Load Profiles for the U.S. building stock. Although carefully constructed, it remains a stock-model sample. It generates buildings whose operational parameters reflect the statistical distribution of real U.S. commercial buildings: most offices operate 08:00 to 18:00 on weekdays; most retail stores have moderate baseloads; most hospitals run continuously. Adding more buildings from this distribution increases the sample size but does not proportionally increase the diversity of temporal patterns the model encounters. Many of the 900,000 buildings share similar operational profiles because they are drawn from the same assumptions about how buildings operate.</w:t>
       </w:r>
     </w:p>
     <w:p>
@@ -5858,7 +5858,7 @@
           <w:rFonts w:ascii="Times New Roman" w:hAnsi="Times New Roman" w:eastAsia="Times New Roman"/>
           <w:sz w:val="24"/>
         </w:rPr>
-        <w:t xml:space="preserve">Our 12D LHS design takes a different approach. By sampling operational parameters uniformly across their feasible ranges, we produce buildings that occupy regions of operational space rarely seen in a stock-model sample: offices that run 24 hours with 95% baseload, schools with random weekly schedule disruptions, warehouses with strong seasonal oscillation. These extreme and unusual patterns may be rare in reality, but they teach the model about the full range of temporal dynamics that building loads can exhibit. The BuildingsBench evaluation set contains real buildings, and real buildings—especially non-standard ones like data centers, 24-hour retail, or buildings with unusual HVAC systems—may have operational patterns closer to our LHS extremes than to the stock-model center.</w:t>
+        <w:t xml:space="preserve">Our 12D LHS design takes a different approach. By sampling operational parameters uniformly across their feasible ranges, we produce buildings that occupy regions of operational space rarely seen in a stock-model sample: offices that run 24 hours with 95% baseload, schools with random weekly schedule disruptions, warehouses with strong seasonal oscillation. These extreme and unusual patterns may be rare in reality, but they expose the model to a wider range of temporal dynamics than stock-model sampling alone. The BuildingsBench evaluation set contains real buildings, and real buildings—especially non-standard ones like data centers, 24-hour retail, or buildings with unusual HVAC systems—may have operational patterns closer to our LHS extremes than to the stock-model center.</w:t>
       </w:r>
     </w:p>
     <w:p>
@@ -5920,7 +5920,7 @@
           <w:rFonts w:ascii="Times New Roman" w:hAnsi="Times New Roman" w:eastAsia="Times New Roman"/>
           <w:sz w:val="24"/>
         </w:rPr>
-        <w:t xml:space="preserve">Deployment follows a straightforward path. An organization can generate several hundred parametric EnergyPlus simulations conforming to local building codes and climate, train a standard Transformer with RevIN and augmentation, and deploy zero-shot forecasting—without assembling a 900,000-building dataset or collecting extensive real-world measurements.</w:t>
+        <w:t xml:space="preserve">An organization can generate several hundred parametric EnergyPlus simulations conforming to local building codes and climate, train a standard Transformer with RevIN and augmentation, and deploy zero-shot forecasting—without assembling a 900,000-building dataset or collecting extensive real-world measurements.</w:t>
       </w:r>
     </w:p>
     <w:p>

--- a/docs/paper_ae.docx
+++ b/docs/paper_ae.docx
@@ -130,7 +130,7 @@
           <w:rFonts w:ascii="Times New Roman" w:hAnsi="Times New Roman" w:eastAsia="Times New Roman"/>
           <w:sz w:val="24"/>
         </w:rPr>
-        <w:t xml:space="preserve">Zero-shot building load forecasting—predicting energy consumption for unseen buildings without retraining—is essential for grid balancing and demand response, yet current approaches assume that large-scale synthetic corpora are required. We show that carefully designed operational diversity, rather than corpus scale alone, is sufficient for high-accuracy zero-shot forecasting. A Transformer trained on only 700 Korean-weather EnergyPlus simulations—fifty per archetype across 14 building types—with operational schedules sampled via 12-dimensional Latin Hypercube Sampling (LHS), Reversible Instance Normalization (RevIN), and no geographic features reaches BuildingsBench-level performance on 955 real U.S. commercial buildings and Portuguese electricity consumers, achieving 13.11 ± 0.17% NRMSE (five-seed mean), numerically below the reproduced 900,000-building baseline of 13.27%. Controlled experiments at matched scale consistently favor the LHS-designed corpus over matched BB-700 controls, supporting operational diversity as a primary driver beyond RevIN or augmentation alone. Applying RevIN to the full 900K corpus degrades performance in a single-run comparison, suggesting that RevIN’s benefit is regime-dependent rather than universal. N-scaling saturates rapidly: 70 buildings already reach the benchmark level. A U.S.-weather ablation remains competitive and still outperforms the matched BB-700 control, indicating that the conclusion is not solely a Korean-weather artifact while revealing residual weather sensitivity.</w:t>
+        <w:t xml:space="preserve">Zero-shot building load forecasting—predicting energy consumption for unseen buildings without retraining—is essential for grid balancing and demand response, yet current approaches assume that large-scale synthetic corpora are required. We show that carefully designed operational diversity, rather than corpus scale alone, is sufficient for high-accuracy zero-shot forecasting. A Transformer trained on only 700 Korean-weather EnergyPlus simulations—fifty per archetype across 14 building types—with operational schedules sampled via 12-dimensional Latin Hypercube Sampling (LHS), Reversible Instance Normalization (RevIN), and no geographic features reaches BuildingsBench-level performance on 955 real U.S. commercial buildings and Portuguese electricity consumers, achieving 13.11 ± 0.17% NRMSE (five-seed mean), numerically below the reproduced 900,000-building baseline of 13.27%. Controlled experiments at matched scale consistently favor the LHS-designed corpus over matched BuildingsBench-700 (BB-700) controls, supporting operational diversity as a primary driver beyond RevIN or augmentation alone. Applying RevIN to the full 900K corpus degrades performance in a single-run comparison, suggesting that RevIN’s benefit is regime-dependent rather than universal. N-scaling saturates rapidly: 70 buildings already reach the benchmark level. A U.S.-weather ablation remains competitive and still outperforms the matched BB-700 control, indicating that the conclusion is not solely a Korean-weather artifact while revealing residual weather sensitivity.</w:t>
       </w:r>
     </w:p>
     <w:p>

--- a/docs/paper_ae.docx
+++ b/docs/paper_ae.docx
@@ -2,7 +2,7 @@
 <file path=word/document.xml><?xml version="1.0" encoding="utf-8"?>
 <w:document xmlns:w="http://schemas.openxmlformats.org/wordprocessingml/2006/main" xmlns:m="http://schemas.openxmlformats.org/officeDocument/2006/math" xmlns:r="http://schemas.openxmlformats.org/officeDocument/2006/relationships" xmlns:o="urn:schemas-microsoft-com:office:office" xmlns:v="urn:schemas-microsoft-com:vml" xmlns:w10="urn:schemas-microsoft-com:office:word" xmlns:a="http://schemas.openxmlformats.org/drawingml/2006/main" xmlns:pic="http://schemas.openxmlformats.org/drawingml/2006/picture" xmlns:wp="http://schemas.openxmlformats.org/drawingml/2006/wordprocessingDrawing">
   <w:body>
-    <w:bookmarkStart w:id="46" w:name="X64cda2f792497c7ff91792d0bdc6bcf3828ab8a"/>
+    <w:bookmarkStart w:id="47" w:name="X64cda2f792497c7ff91792d0bdc6bcf3828ab8a"/>
     <w:p>
       <w:pPr>
         <w:pStyle w:val="Heading1"/>
@@ -6286,7 +6286,7 @@
       </w:r>
     </w:p>
     <w:bookmarkEnd w:id="35"/>
-    <w:bookmarkStart w:id="36" w:name="references"/>
+    <w:bookmarkStart w:id="36" w:name="X1f74eb43af444059c7518034463b6c89b1cacf4"/>
     <w:p>
       <w:pPr>
         <w:pStyle w:val="Heading2"/>
@@ -6300,7 +6300,7 @@
           <w:i w:val="0"/>
           <w:sz w:val="26"/>
         </w:rPr>
-        <w:t xml:space="preserve">References</w:t>
+        <w:t xml:space="preserve">Declaration of Generative AI and AI-Assisted Technologies in the Manuscript Preparation Process</w:t>
       </w:r>
     </w:p>
     <w:p>
@@ -6313,345 +6313,7 @@
           <w:rFonts w:ascii="Times New Roman" w:hAnsi="Times New Roman" w:eastAsia="Times New Roman"/>
           <w:sz w:val="24"/>
         </w:rPr>
-        <w:t xml:space="preserve">[1] Fan C, et al. A short-term building cooling load prediction method using deep learning algorithms. Appl Energy 2017;195:222–33.</w:t>
-      </w:r>
-    </w:p>
-    <w:p>
-      <w:pPr>
-        <w:pStyle w:val="BodyText"/>
-        <w:spacing w:line="480" w:lineRule="auto" w:after="0" w:before="0"/>
-      </w:pPr>
-      <w:r>
-        <w:rPr>
-          <w:rFonts w:ascii="Times New Roman" w:hAnsi="Times New Roman" w:eastAsia="Times New Roman"/>
-          <w:sz w:val="24"/>
-        </w:rPr>
-        <w:t xml:space="preserve">[2] Hong T, et al. Ten questions on urban building energy modeling. Build Environ 2019;168:106508.</w:t>
-      </w:r>
-    </w:p>
-    <w:p>
-      <w:pPr>
-        <w:pStyle w:val="BodyText"/>
-        <w:spacing w:line="480" w:lineRule="auto" w:after="0" w:before="0"/>
-      </w:pPr>
-      <w:r>
-        <w:rPr>
-          <w:rFonts w:ascii="Times New Roman" w:hAnsi="Times New Roman" w:eastAsia="Times New Roman"/>
-          <w:sz w:val="24"/>
-        </w:rPr>
-        <w:t xml:space="preserve">[3] Emami P, Sahu A, Graf P. BuildingsBench: A Large-Scale Dataset of 900K Buildings and Benchmark for Short-Term Load Forecasting. Adv Neural Inf Process Syst 2023;36.</w:t>
-      </w:r>
-    </w:p>
-    <w:p>
-      <w:pPr>
-        <w:pStyle w:val="BodyText"/>
-        <w:spacing w:line="480" w:lineRule="auto" w:after="0" w:before="0"/>
-      </w:pPr>
-      <w:r>
-        <w:rPr>
-          <w:rFonts w:ascii="Times New Roman" w:hAnsi="Times New Roman" w:eastAsia="Times New Roman"/>
-          <w:sz w:val="24"/>
-        </w:rPr>
-        <w:t xml:space="preserve">[4] Wilson E, et al. End-Use Load Profiles for the U.S. Building Stock. Golden (CO): National Renewable Energy Laboratory; 2022. Report No.: NREL/TP-5500-80889.</w:t>
-      </w:r>
-    </w:p>
-    <w:p>
-      <w:pPr>
-        <w:pStyle w:val="BodyText"/>
-        <w:spacing w:line="480" w:lineRule="auto" w:after="0" w:before="0"/>
-      </w:pPr>
-      <w:r>
-        <w:rPr>
-          <w:rFonts w:ascii="Times New Roman" w:hAnsi="Times New Roman" w:eastAsia="Times New Roman"/>
-          <w:sz w:val="24"/>
-        </w:rPr>
-        <w:t xml:space="preserve">[5] Shi J, et al. Scaling Law for Time Series Forecasting. Adv Neural Inf Process Syst 2024;37.</w:t>
-      </w:r>
-    </w:p>
-    <w:p>
-      <w:pPr>
-        <w:pStyle w:val="BodyText"/>
-        <w:spacing w:line="480" w:lineRule="auto" w:after="0" w:before="0"/>
-      </w:pPr>
-      <w:r>
-        <w:rPr>
-          <w:rFonts w:ascii="Times New Roman" w:hAnsi="Times New Roman" w:eastAsia="Times New Roman"/>
-          <w:sz w:val="24"/>
-        </w:rPr>
-        <w:t xml:space="preserve">[6] Liu X, et al. MOIRAI-MoE: Empowering Time Series Foundation Models with Sparse Mixture of Experts. Proc Mach Learn Res 2025;267:38940–62.</w:t>
-      </w:r>
-    </w:p>
-    <w:p>
-      <w:pPr>
-        <w:pStyle w:val="BodyText"/>
-        <w:spacing w:line="480" w:lineRule="auto" w:after="0" w:before="0"/>
-      </w:pPr>
-      <w:r>
-        <w:rPr>
-          <w:rFonts w:ascii="Times New Roman" w:hAnsi="Times New Roman" w:eastAsia="Times New Roman"/>
-          <w:sz w:val="24"/>
-        </w:rPr>
-        <w:t xml:space="preserve">[7] Zha D, et al. Data-centric AI: Perspectives and Challenges. Proc SIAM Int Conf Data Min; 2023. p. 945–8.</w:t>
-      </w:r>
-    </w:p>
-    <w:p>
-      <w:pPr>
-        <w:pStyle w:val="BodyText"/>
-        <w:spacing w:line="480" w:lineRule="auto" w:after="0" w:before="0"/>
-      </w:pPr>
-      <w:r>
-        <w:rPr>
-          <w:rFonts w:ascii="Times New Roman" w:hAnsi="Times New Roman" w:eastAsia="Times New Roman"/>
-          <w:sz w:val="24"/>
-        </w:rPr>
-        <w:t xml:space="preserve">[8] Kim T, et al. Reversible Instance Normalization for Accurate Time-Series Forecasting against Distribution Shift. Int Conf Learn Represent; 2022.</w:t>
-      </w:r>
-    </w:p>
-    <w:p>
-      <w:pPr>
-        <w:pStyle w:val="BodyText"/>
-        <w:spacing w:line="480" w:lineRule="auto" w:after="0" w:before="0"/>
-      </w:pPr>
-      <w:r>
-        <w:rPr>
-          <w:rFonts w:ascii="Times New Roman" w:hAnsi="Times New Roman" w:eastAsia="Times New Roman"/>
-          <w:sz w:val="24"/>
-        </w:rPr>
-        <w:t xml:space="preserve">[9] Amasyali K, El-Gohary NM. A review of data-driven building energy consumption prediction studies. Renew Sustain Energy Rev 2018;81:1192–205.</w:t>
-      </w:r>
-    </w:p>
-    <w:p>
-      <w:pPr>
-        <w:pStyle w:val="BodyText"/>
-        <w:spacing w:line="480" w:lineRule="auto" w:after="0" w:before="0"/>
-      </w:pPr>
-      <w:r>
-        <w:rPr>
-          <w:rFonts w:ascii="Times New Roman" w:hAnsi="Times New Roman" w:eastAsia="Times New Roman"/>
-          <w:sz w:val="24"/>
-        </w:rPr>
-        <w:t xml:space="preserve">[10] Chen T, Guestrin C. XGBoost: A Scalable Tree Boosting System. Proc 22nd ACM SIGKDD Int Conf Knowl Discov Data Min; 2016. p. 785–94.</w:t>
-      </w:r>
-    </w:p>
-    <w:p>
-      <w:pPr>
-        <w:pStyle w:val="BodyText"/>
-        <w:spacing w:line="480" w:lineRule="auto" w:after="0" w:before="0"/>
-      </w:pPr>
-      <w:r>
-        <w:rPr>
-          <w:rFonts w:ascii="Times New Roman" w:hAnsi="Times New Roman" w:eastAsia="Times New Roman"/>
-          <w:sz w:val="24"/>
-        </w:rPr>
-        <w:t xml:space="preserve">[11] Hochreiter S, Schmidhuber J. Long Short-Term Memory. Neural Comput 1997;9(8):1735–80.</w:t>
-      </w:r>
-    </w:p>
-    <w:p>
-      <w:pPr>
-        <w:pStyle w:val="BodyText"/>
-        <w:spacing w:line="480" w:lineRule="auto" w:after="0" w:before="0"/>
-      </w:pPr>
-      <w:r>
-        <w:rPr>
-          <w:rFonts w:ascii="Times New Roman" w:hAnsi="Times New Roman" w:eastAsia="Times New Roman"/>
-          <w:sz w:val="24"/>
-        </w:rPr>
-        <w:t xml:space="preserve">[12] Vaswani A, et al. Attention Is All You Need. Adv Neural Inf Process Syst 2017;30.</w:t>
-      </w:r>
-    </w:p>
-    <w:p>
-      <w:pPr>
-        <w:pStyle w:val="BodyText"/>
-        <w:spacing w:line="480" w:lineRule="auto" w:after="0" w:before="0"/>
-      </w:pPr>
-      <w:r>
-        <w:rPr>
-          <w:rFonts w:ascii="Times New Roman" w:hAnsi="Times New Roman" w:eastAsia="Times New Roman"/>
-          <w:sz w:val="24"/>
-        </w:rPr>
-        <w:t xml:space="preserve">[13] Nie Y, et al. A Time Series is Worth 64 Words: Long-term Forecasting with Transformers. Int Conf Learn Represent; 2023.</w:t>
-      </w:r>
-    </w:p>
-    <w:p>
-      <w:pPr>
-        <w:pStyle w:val="BodyText"/>
-        <w:spacing w:line="480" w:lineRule="auto" w:after="0" w:before="0"/>
-      </w:pPr>
-      <w:r>
-        <w:rPr>
-          <w:rFonts w:ascii="Times New Roman" w:hAnsi="Times New Roman" w:eastAsia="Times New Roman"/>
-          <w:sz w:val="24"/>
-        </w:rPr>
-        <w:t xml:space="preserve">[14] Ribeiro M, et al. Transfer learning with seasonal and trend adjustment for cross-building energy forecasting. Energy Build 2018;165:352–63.</w:t>
-      </w:r>
-    </w:p>
-    <w:p>
-      <w:pPr>
-        <w:pStyle w:val="BodyText"/>
-        <w:spacing w:line="480" w:lineRule="auto" w:after="0" w:before="0"/>
-      </w:pPr>
-      <w:r>
-        <w:rPr>
-          <w:rFonts w:ascii="Times New Roman" w:hAnsi="Times New Roman" w:eastAsia="Times New Roman"/>
-          <w:sz w:val="24"/>
-        </w:rPr>
-        <w:t xml:space="preserve">[15] Spencer R, et al. Transfer Learning on Transformers for Building Energy Consumption Forecasting — A Comparative Study. Energy Build 2025;336:115632.</w:t>
-      </w:r>
-    </w:p>
-    <w:p>
-      <w:pPr>
-        <w:pStyle w:val="BodyText"/>
-        <w:spacing w:line="480" w:lineRule="auto" w:after="0" w:before="0"/>
-      </w:pPr>
-      <w:r>
-        <w:rPr>
-          <w:rFonts w:ascii="Times New Roman" w:hAnsi="Times New Roman" w:eastAsia="Times New Roman"/>
-          <w:sz w:val="24"/>
-        </w:rPr>
-        <w:t xml:space="preserve">[16] Das A, et al. A decoder-only foundation model for time-series forecasting. Proc Mach Learn Res 2024;235:10148–67.</w:t>
-      </w:r>
-    </w:p>
-    <w:p>
-      <w:pPr>
-        <w:pStyle w:val="BodyText"/>
-        <w:spacing w:line="480" w:lineRule="auto" w:after="0" w:before="0"/>
-      </w:pPr>
-      <w:r>
-        <w:rPr>
-          <w:rFonts w:ascii="Times New Roman" w:hAnsi="Times New Roman" w:eastAsia="Times New Roman"/>
-          <w:sz w:val="24"/>
-        </w:rPr>
-        <w:t xml:space="preserve">[17] Ansari AF, et al. Chronos: Learning the Language of Time Series. Trans Mach Learn Res 2024.</w:t>
-      </w:r>
-    </w:p>
-    <w:p>
-      <w:pPr>
-        <w:pStyle w:val="BodyText"/>
-        <w:spacing w:line="480" w:lineRule="auto" w:after="0" w:before="0"/>
-      </w:pPr>
-      <w:r>
-        <w:rPr>
-          <w:rFonts w:ascii="Times New Roman" w:hAnsi="Times New Roman" w:eastAsia="Times New Roman"/>
-          <w:sz w:val="24"/>
-        </w:rPr>
-        <w:t xml:space="preserve">[18] Rasul K, et al. Lag-Llama: Towards Foundation Models for Probabilistic Time Series Forecasting. NeurIPS Workshop Robustness Found Models; 2023.</w:t>
-      </w:r>
-    </w:p>
-    <w:p>
-      <w:pPr>
-        <w:pStyle w:val="BodyText"/>
-        <w:spacing w:line="480" w:lineRule="auto" w:after="0" w:before="0"/>
-      </w:pPr>
-      <w:r>
-        <w:rPr>
-          <w:rFonts w:ascii="Times New Roman" w:hAnsi="Times New Roman" w:eastAsia="Times New Roman"/>
-          <w:sz w:val="24"/>
-        </w:rPr>
-        <w:t xml:space="preserve">[19] Woo G, et al. Unified Training of Universal Time Series Forecasting Transformers. Proc Mach Learn Res 2024;235:53140–64.</w:t>
-      </w:r>
-    </w:p>
-    <w:p>
-      <w:pPr>
-        <w:pStyle w:val="BodyText"/>
-        <w:spacing w:line="480" w:lineRule="auto" w:after="0" w:before="0"/>
-      </w:pPr>
-      <w:r>
-        <w:rPr>
-          <w:rFonts w:ascii="Times New Roman" w:hAnsi="Times New Roman" w:eastAsia="Times New Roman"/>
-          <w:sz w:val="24"/>
-        </w:rPr>
-        <w:t xml:space="preserve">[20] Yao Q, et al. Towards Neural Scaling Laws for Time Series Foundation Models. Int Conf Learn Represent; 2025.</w:t>
-      </w:r>
-    </w:p>
-    <w:p>
-      <w:pPr>
-        <w:pStyle w:val="BodyText"/>
-        <w:spacing w:line="480" w:lineRule="auto" w:after="0" w:before="0"/>
-      </w:pPr>
-      <w:r>
-        <w:rPr>
-          <w:rFonts w:ascii="Times New Roman" w:hAnsi="Times New Roman" w:eastAsia="Times New Roman"/>
-          <w:sz w:val="24"/>
-        </w:rPr>
-        <w:t xml:space="preserve">[21] Crawley DB, et al. EnergyPlus: creating a new-generation building energy simulation program. Energy Build 2001;33(4):319–31.</w:t>
-      </w:r>
-    </w:p>
-    <w:p>
-      <w:pPr>
-        <w:pStyle w:val="BodyText"/>
-        <w:spacing w:line="480" w:lineRule="auto" w:after="0" w:before="0"/>
-      </w:pPr>
-      <w:r>
-        <w:rPr>
-          <w:rFonts w:ascii="Times New Roman" w:hAnsi="Times New Roman" w:eastAsia="Times New Roman"/>
-          <w:sz w:val="24"/>
-        </w:rPr>
-        <w:t xml:space="preserve">[22] Deru M, et al. U.S. Department of Energy Commercial Reference Building Models of the National Building Stock. Golden (CO): National Renewable Energy Laboratory; 2011. Report No.: NREL/TP-5500-46861.</w:t>
-      </w:r>
-    </w:p>
-    <w:p>
-      <w:pPr>
-        <w:pStyle w:val="BodyText"/>
-        <w:spacing w:line="480" w:lineRule="auto" w:after="0" w:before="0"/>
-      </w:pPr>
-      <w:r>
-        <w:rPr>
-          <w:rFonts w:ascii="Times New Roman" w:hAnsi="Times New Roman" w:eastAsia="Times New Roman"/>
-          <w:sz w:val="24"/>
-        </w:rPr>
-        <w:t xml:space="preserve">[23] McKay MD, Beckman RJ, Conover WJ. A Comparison of Three Methods for Selecting Values of Input Variables in the Analysis of Output from a Computer Code. Technometrics 1979;21(2):239–45.</w:t>
-      </w:r>
-    </w:p>
-    <w:p>
-      <w:pPr>
-        <w:pStyle w:val="BodyText"/>
-        <w:spacing w:line="480" w:lineRule="auto" w:after="0" w:before="0"/>
-      </w:pPr>
-      <w:r>
-        <w:rPr>
-          <w:rFonts w:ascii="Times New Roman" w:hAnsi="Times New Roman" w:eastAsia="Times New Roman"/>
-          <w:sz w:val="24"/>
-        </w:rPr>
-        <w:t xml:space="preserve">[24] Box GEP, Cox DR. An Analysis of Transformations. J R Stat Soc B 1964;26(2):211–52.</w:t>
-      </w:r>
-    </w:p>
-    <w:p>
-      <w:pPr>
-        <w:pStyle w:val="BodyText"/>
-        <w:spacing w:line="480" w:lineRule="auto" w:after="0" w:before="0"/>
-      </w:pPr>
-      <w:r>
-        <w:rPr>
-          <w:rFonts w:ascii="Times New Roman" w:hAnsi="Times New Roman" w:eastAsia="Times New Roman"/>
-          <w:sz w:val="24"/>
-        </w:rPr>
-        <w:t xml:space="preserve">[25] Loshchilov I, Hutter F. Decoupled Weight Decay Regularization. Int Conf Learn Represent; 2019.</w:t>
-      </w:r>
-    </w:p>
-    <w:p>
-      <w:pPr>
-        <w:pStyle w:val="BodyText"/>
-        <w:spacing w:line="480" w:lineRule="auto" w:after="0" w:before="0"/>
-      </w:pPr>
-      <w:r>
-        <w:rPr>
-          <w:rFonts w:ascii="Times New Roman" w:hAnsi="Times New Roman" w:eastAsia="Times New Roman"/>
-          <w:sz w:val="24"/>
-        </w:rPr>
-        <w:t xml:space="preserve">[26] Miller C, et al. The Building Data Genome Project 2, energy meter data from the ASHRAE Great Energy Predictor III competition. Sci Data 2020;7:368.</w:t>
-      </w:r>
-    </w:p>
-    <w:p>
-      <w:pPr>
-        <w:pStyle w:val="BodyText"/>
-        <w:spacing w:line="480" w:lineRule="auto" w:after="0" w:before="0"/>
-      </w:pPr>
-      <w:r>
-        <w:rPr>
-          <w:rFonts w:ascii="Times New Roman" w:hAnsi="Times New Roman" w:eastAsia="Times New Roman"/>
-          <w:sz w:val="24"/>
-        </w:rPr>
-        <w:t xml:space="preserve">[27] Trindade A. ElectricityLoadDiagrams20112014 [dataset]. UCI Machine Learning Repository; 2015.</w:t>
+        <w:t xml:space="preserve">During the preparation of this work the author used Claude (Anthropic) in order to assist with code development for simulation post-processing, figure generation scripts, and manuscript formatting (Markdown-to-DOCX conversion). After using this tool, the author reviewed and edited the content as needed and takes full responsibility for the content of the published article.</w:t>
       </w:r>
     </w:p>
     <w:p>
@@ -6669,7 +6331,7 @@
       </w:r>
     </w:p>
     <w:bookmarkEnd w:id="36"/>
-    <w:bookmarkStart w:id="42" w:name="appendix-a-multi-seed-results"/>
+    <w:bookmarkStart w:id="37" w:name="references"/>
     <w:p>
       <w:pPr>
         <w:pStyle w:val="Heading2"/>
@@ -6683,10 +6345,393 @@
           <w:i w:val="0"/>
           <w:sz w:val="26"/>
         </w:rPr>
+        <w:t xml:space="preserve">References</w:t>
+      </w:r>
+    </w:p>
+    <w:p>
+      <w:pPr>
+        <w:pStyle w:val="FirstParagraph"/>
+        <w:spacing w:line="480" w:lineRule="auto" w:after="0" w:before="0"/>
+      </w:pPr>
+      <w:r>
+        <w:rPr>
+          <w:rFonts w:ascii="Times New Roman" w:hAnsi="Times New Roman" w:eastAsia="Times New Roman"/>
+          <w:sz w:val="24"/>
+        </w:rPr>
+        <w:t xml:space="preserve">[1] Fan C, et al. A short-term building cooling load prediction method using deep learning algorithms. Appl Energy 2017;195:222–33.</w:t>
+      </w:r>
+    </w:p>
+    <w:p>
+      <w:pPr>
+        <w:pStyle w:val="BodyText"/>
+        <w:spacing w:line="480" w:lineRule="auto" w:after="0" w:before="0"/>
+      </w:pPr>
+      <w:r>
+        <w:rPr>
+          <w:rFonts w:ascii="Times New Roman" w:hAnsi="Times New Roman" w:eastAsia="Times New Roman"/>
+          <w:sz w:val="24"/>
+        </w:rPr>
+        <w:t xml:space="preserve">[2] Hong T, et al. Ten questions on urban building energy modeling. Build Environ 2019;168:106508.</w:t>
+      </w:r>
+    </w:p>
+    <w:p>
+      <w:pPr>
+        <w:pStyle w:val="BodyText"/>
+        <w:spacing w:line="480" w:lineRule="auto" w:after="0" w:before="0"/>
+      </w:pPr>
+      <w:r>
+        <w:rPr>
+          <w:rFonts w:ascii="Times New Roman" w:hAnsi="Times New Roman" w:eastAsia="Times New Roman"/>
+          <w:sz w:val="24"/>
+        </w:rPr>
+        <w:t xml:space="preserve">[3] Emami P, Sahu A, Graf P. BuildingsBench: A Large-Scale Dataset of 900K Buildings and Benchmark for Short-Term Load Forecasting. Adv Neural Inf Process Syst 2023;36.</w:t>
+      </w:r>
+    </w:p>
+    <w:p>
+      <w:pPr>
+        <w:pStyle w:val="BodyText"/>
+        <w:spacing w:line="480" w:lineRule="auto" w:after="0" w:before="0"/>
+      </w:pPr>
+      <w:r>
+        <w:rPr>
+          <w:rFonts w:ascii="Times New Roman" w:hAnsi="Times New Roman" w:eastAsia="Times New Roman"/>
+          <w:sz w:val="24"/>
+        </w:rPr>
+        <w:t xml:space="preserve">[4] Wilson E, et al. End-Use Load Profiles for the U.S. Building Stock. Golden (CO): National Renewable Energy Laboratory; 2022. Report No.: NREL/TP-5500-80889.</w:t>
+      </w:r>
+    </w:p>
+    <w:p>
+      <w:pPr>
+        <w:pStyle w:val="BodyText"/>
+        <w:spacing w:line="480" w:lineRule="auto" w:after="0" w:before="0"/>
+      </w:pPr>
+      <w:r>
+        <w:rPr>
+          <w:rFonts w:ascii="Times New Roman" w:hAnsi="Times New Roman" w:eastAsia="Times New Roman"/>
+          <w:sz w:val="24"/>
+        </w:rPr>
+        <w:t xml:space="preserve">[5] Shi J, et al. Scaling Law for Time Series Forecasting. Adv Neural Inf Process Syst 2024;37.</w:t>
+      </w:r>
+    </w:p>
+    <w:p>
+      <w:pPr>
+        <w:pStyle w:val="BodyText"/>
+        <w:spacing w:line="480" w:lineRule="auto" w:after="0" w:before="0"/>
+      </w:pPr>
+      <w:r>
+        <w:rPr>
+          <w:rFonts w:ascii="Times New Roman" w:hAnsi="Times New Roman" w:eastAsia="Times New Roman"/>
+          <w:sz w:val="24"/>
+        </w:rPr>
+        <w:t xml:space="preserve">[6] Liu X, et al. MOIRAI-MoE: Empowering Time Series Foundation Models with Sparse Mixture of Experts. Proc Mach Learn Res 2025;267:38940–62.</w:t>
+      </w:r>
+    </w:p>
+    <w:p>
+      <w:pPr>
+        <w:pStyle w:val="BodyText"/>
+        <w:spacing w:line="480" w:lineRule="auto" w:after="0" w:before="0"/>
+      </w:pPr>
+      <w:r>
+        <w:rPr>
+          <w:rFonts w:ascii="Times New Roman" w:hAnsi="Times New Roman" w:eastAsia="Times New Roman"/>
+          <w:sz w:val="24"/>
+        </w:rPr>
+        <w:t xml:space="preserve">[7] Zha D, et al. Data-centric AI: Perspectives and Challenges. Proc SIAM Int Conf Data Min; 2023. p. 945–8.</w:t>
+      </w:r>
+    </w:p>
+    <w:p>
+      <w:pPr>
+        <w:pStyle w:val="BodyText"/>
+        <w:spacing w:line="480" w:lineRule="auto" w:after="0" w:before="0"/>
+      </w:pPr>
+      <w:r>
+        <w:rPr>
+          <w:rFonts w:ascii="Times New Roman" w:hAnsi="Times New Roman" w:eastAsia="Times New Roman"/>
+          <w:sz w:val="24"/>
+        </w:rPr>
+        <w:t xml:space="preserve">[8] Kim T, et al. Reversible Instance Normalization for Accurate Time-Series Forecasting against Distribution Shift. Int Conf Learn Represent; 2022.</w:t>
+      </w:r>
+    </w:p>
+    <w:p>
+      <w:pPr>
+        <w:pStyle w:val="BodyText"/>
+        <w:spacing w:line="480" w:lineRule="auto" w:after="0" w:before="0"/>
+      </w:pPr>
+      <w:r>
+        <w:rPr>
+          <w:rFonts w:ascii="Times New Roman" w:hAnsi="Times New Roman" w:eastAsia="Times New Roman"/>
+          <w:sz w:val="24"/>
+        </w:rPr>
+        <w:t xml:space="preserve">[9] Amasyali K, El-Gohary NM. A review of data-driven building energy consumption prediction studies. Renew Sustain Energy Rev 2018;81:1192–205.</w:t>
+      </w:r>
+    </w:p>
+    <w:p>
+      <w:pPr>
+        <w:pStyle w:val="BodyText"/>
+        <w:spacing w:line="480" w:lineRule="auto" w:after="0" w:before="0"/>
+      </w:pPr>
+      <w:r>
+        <w:rPr>
+          <w:rFonts w:ascii="Times New Roman" w:hAnsi="Times New Roman" w:eastAsia="Times New Roman"/>
+          <w:sz w:val="24"/>
+        </w:rPr>
+        <w:t xml:space="preserve">[10] Chen T, Guestrin C. XGBoost: A Scalable Tree Boosting System. Proc 22nd ACM SIGKDD Int Conf Knowl Discov Data Min; 2016. p. 785–94.</w:t>
+      </w:r>
+    </w:p>
+    <w:p>
+      <w:pPr>
+        <w:pStyle w:val="BodyText"/>
+        <w:spacing w:line="480" w:lineRule="auto" w:after="0" w:before="0"/>
+      </w:pPr>
+      <w:r>
+        <w:rPr>
+          <w:rFonts w:ascii="Times New Roman" w:hAnsi="Times New Roman" w:eastAsia="Times New Roman"/>
+          <w:sz w:val="24"/>
+        </w:rPr>
+        <w:t xml:space="preserve">[11] Hochreiter S, Schmidhuber J. Long Short-Term Memory. Neural Comput 1997;9(8):1735–80.</w:t>
+      </w:r>
+    </w:p>
+    <w:p>
+      <w:pPr>
+        <w:pStyle w:val="BodyText"/>
+        <w:spacing w:line="480" w:lineRule="auto" w:after="0" w:before="0"/>
+      </w:pPr>
+      <w:r>
+        <w:rPr>
+          <w:rFonts w:ascii="Times New Roman" w:hAnsi="Times New Roman" w:eastAsia="Times New Roman"/>
+          <w:sz w:val="24"/>
+        </w:rPr>
+        <w:t xml:space="preserve">[12] Vaswani A, et al. Attention Is All You Need. Adv Neural Inf Process Syst 2017;30.</w:t>
+      </w:r>
+    </w:p>
+    <w:p>
+      <w:pPr>
+        <w:pStyle w:val="BodyText"/>
+        <w:spacing w:line="480" w:lineRule="auto" w:after="0" w:before="0"/>
+      </w:pPr>
+      <w:r>
+        <w:rPr>
+          <w:rFonts w:ascii="Times New Roman" w:hAnsi="Times New Roman" w:eastAsia="Times New Roman"/>
+          <w:sz w:val="24"/>
+        </w:rPr>
+        <w:t xml:space="preserve">[13] Nie Y, et al. A Time Series is Worth 64 Words: Long-term Forecasting with Transformers. Int Conf Learn Represent; 2023.</w:t>
+      </w:r>
+    </w:p>
+    <w:p>
+      <w:pPr>
+        <w:pStyle w:val="BodyText"/>
+        <w:spacing w:line="480" w:lineRule="auto" w:after="0" w:before="0"/>
+      </w:pPr>
+      <w:r>
+        <w:rPr>
+          <w:rFonts w:ascii="Times New Roman" w:hAnsi="Times New Roman" w:eastAsia="Times New Roman"/>
+          <w:sz w:val="24"/>
+        </w:rPr>
+        <w:t xml:space="preserve">[14] Ribeiro M, et al. Transfer learning with seasonal and trend adjustment for cross-building energy forecasting. Energy Build 2018;165:352–63.</w:t>
+      </w:r>
+    </w:p>
+    <w:p>
+      <w:pPr>
+        <w:pStyle w:val="BodyText"/>
+        <w:spacing w:line="480" w:lineRule="auto" w:after="0" w:before="0"/>
+      </w:pPr>
+      <w:r>
+        <w:rPr>
+          <w:rFonts w:ascii="Times New Roman" w:hAnsi="Times New Roman" w:eastAsia="Times New Roman"/>
+          <w:sz w:val="24"/>
+        </w:rPr>
+        <w:t xml:space="preserve">[15] Spencer R, et al. Transfer Learning on Transformers for Building Energy Consumption Forecasting — A Comparative Study. Energy Build 2025;336:115632.</w:t>
+      </w:r>
+    </w:p>
+    <w:p>
+      <w:pPr>
+        <w:pStyle w:val="BodyText"/>
+        <w:spacing w:line="480" w:lineRule="auto" w:after="0" w:before="0"/>
+      </w:pPr>
+      <w:r>
+        <w:rPr>
+          <w:rFonts w:ascii="Times New Roman" w:hAnsi="Times New Roman" w:eastAsia="Times New Roman"/>
+          <w:sz w:val="24"/>
+        </w:rPr>
+        <w:t xml:space="preserve">[16] Das A, et al. A decoder-only foundation model for time-series forecasting. Proc Mach Learn Res 2024;235:10148–67.</w:t>
+      </w:r>
+    </w:p>
+    <w:p>
+      <w:pPr>
+        <w:pStyle w:val="BodyText"/>
+        <w:spacing w:line="480" w:lineRule="auto" w:after="0" w:before="0"/>
+      </w:pPr>
+      <w:r>
+        <w:rPr>
+          <w:rFonts w:ascii="Times New Roman" w:hAnsi="Times New Roman" w:eastAsia="Times New Roman"/>
+          <w:sz w:val="24"/>
+        </w:rPr>
+        <w:t xml:space="preserve">[17] Ansari AF, et al. Chronos: Learning the Language of Time Series. Trans Mach Learn Res 2024.</w:t>
+      </w:r>
+    </w:p>
+    <w:p>
+      <w:pPr>
+        <w:pStyle w:val="BodyText"/>
+        <w:spacing w:line="480" w:lineRule="auto" w:after="0" w:before="0"/>
+      </w:pPr>
+      <w:r>
+        <w:rPr>
+          <w:rFonts w:ascii="Times New Roman" w:hAnsi="Times New Roman" w:eastAsia="Times New Roman"/>
+          <w:sz w:val="24"/>
+        </w:rPr>
+        <w:t xml:space="preserve">[18] Rasul K, et al. Lag-Llama: Towards Foundation Models for Probabilistic Time Series Forecasting. NeurIPS Workshop Robustness Found Models; 2023.</w:t>
+      </w:r>
+    </w:p>
+    <w:p>
+      <w:pPr>
+        <w:pStyle w:val="BodyText"/>
+        <w:spacing w:line="480" w:lineRule="auto" w:after="0" w:before="0"/>
+      </w:pPr>
+      <w:r>
+        <w:rPr>
+          <w:rFonts w:ascii="Times New Roman" w:hAnsi="Times New Roman" w:eastAsia="Times New Roman"/>
+          <w:sz w:val="24"/>
+        </w:rPr>
+        <w:t xml:space="preserve">[19] Woo G, et al. Unified Training of Universal Time Series Forecasting Transformers. Proc Mach Learn Res 2024;235:53140–64.</w:t>
+      </w:r>
+    </w:p>
+    <w:p>
+      <w:pPr>
+        <w:pStyle w:val="BodyText"/>
+        <w:spacing w:line="480" w:lineRule="auto" w:after="0" w:before="0"/>
+      </w:pPr>
+      <w:r>
+        <w:rPr>
+          <w:rFonts w:ascii="Times New Roman" w:hAnsi="Times New Roman" w:eastAsia="Times New Roman"/>
+          <w:sz w:val="24"/>
+        </w:rPr>
+        <w:t xml:space="preserve">[20] Yao Q, et al. Towards Neural Scaling Laws for Time Series Foundation Models. Int Conf Learn Represent; 2025.</w:t>
+      </w:r>
+    </w:p>
+    <w:p>
+      <w:pPr>
+        <w:pStyle w:val="BodyText"/>
+        <w:spacing w:line="480" w:lineRule="auto" w:after="0" w:before="0"/>
+      </w:pPr>
+      <w:r>
+        <w:rPr>
+          <w:rFonts w:ascii="Times New Roman" w:hAnsi="Times New Roman" w:eastAsia="Times New Roman"/>
+          <w:sz w:val="24"/>
+        </w:rPr>
+        <w:t xml:space="preserve">[21] Crawley DB, et al. EnergyPlus: creating a new-generation building energy simulation program. Energy Build 2001;33(4):319–31.</w:t>
+      </w:r>
+    </w:p>
+    <w:p>
+      <w:pPr>
+        <w:pStyle w:val="BodyText"/>
+        <w:spacing w:line="480" w:lineRule="auto" w:after="0" w:before="0"/>
+      </w:pPr>
+      <w:r>
+        <w:rPr>
+          <w:rFonts w:ascii="Times New Roman" w:hAnsi="Times New Roman" w:eastAsia="Times New Roman"/>
+          <w:sz w:val="24"/>
+        </w:rPr>
+        <w:t xml:space="preserve">[22] Deru M, et al. U.S. Department of Energy Commercial Reference Building Models of the National Building Stock. Golden (CO): National Renewable Energy Laboratory; 2011. Report No.: NREL/TP-5500-46861.</w:t>
+      </w:r>
+    </w:p>
+    <w:p>
+      <w:pPr>
+        <w:pStyle w:val="BodyText"/>
+        <w:spacing w:line="480" w:lineRule="auto" w:after="0" w:before="0"/>
+      </w:pPr>
+      <w:r>
+        <w:rPr>
+          <w:rFonts w:ascii="Times New Roman" w:hAnsi="Times New Roman" w:eastAsia="Times New Roman"/>
+          <w:sz w:val="24"/>
+        </w:rPr>
+        <w:t xml:space="preserve">[23] McKay MD, Beckman RJ, Conover WJ. A Comparison of Three Methods for Selecting Values of Input Variables in the Analysis of Output from a Computer Code. Technometrics 1979;21(2):239–45.</w:t>
+      </w:r>
+    </w:p>
+    <w:p>
+      <w:pPr>
+        <w:pStyle w:val="BodyText"/>
+        <w:spacing w:line="480" w:lineRule="auto" w:after="0" w:before="0"/>
+      </w:pPr>
+      <w:r>
+        <w:rPr>
+          <w:rFonts w:ascii="Times New Roman" w:hAnsi="Times New Roman" w:eastAsia="Times New Roman"/>
+          <w:sz w:val="24"/>
+        </w:rPr>
+        <w:t xml:space="preserve">[24] Box GEP, Cox DR. An Analysis of Transformations. J R Stat Soc B 1964;26(2):211–52.</w:t>
+      </w:r>
+    </w:p>
+    <w:p>
+      <w:pPr>
+        <w:pStyle w:val="BodyText"/>
+        <w:spacing w:line="480" w:lineRule="auto" w:after="0" w:before="0"/>
+      </w:pPr>
+      <w:r>
+        <w:rPr>
+          <w:rFonts w:ascii="Times New Roman" w:hAnsi="Times New Roman" w:eastAsia="Times New Roman"/>
+          <w:sz w:val="24"/>
+        </w:rPr>
+        <w:t xml:space="preserve">[25] Loshchilov I, Hutter F. Decoupled Weight Decay Regularization. Int Conf Learn Represent; 2019.</w:t>
+      </w:r>
+    </w:p>
+    <w:p>
+      <w:pPr>
+        <w:pStyle w:val="BodyText"/>
+        <w:spacing w:line="480" w:lineRule="auto" w:after="0" w:before="0"/>
+      </w:pPr>
+      <w:r>
+        <w:rPr>
+          <w:rFonts w:ascii="Times New Roman" w:hAnsi="Times New Roman" w:eastAsia="Times New Roman"/>
+          <w:sz w:val="24"/>
+        </w:rPr>
+        <w:t xml:space="preserve">[26] Miller C, et al. The Building Data Genome Project 2, energy meter data from the ASHRAE Great Energy Predictor III competition. Sci Data 2020;7:368.</w:t>
+      </w:r>
+    </w:p>
+    <w:p>
+      <w:pPr>
+        <w:pStyle w:val="BodyText"/>
+        <w:spacing w:line="480" w:lineRule="auto" w:after="0" w:before="0"/>
+      </w:pPr>
+      <w:r>
+        <w:rPr>
+          <w:rFonts w:ascii="Times New Roman" w:hAnsi="Times New Roman" w:eastAsia="Times New Roman"/>
+          <w:sz w:val="24"/>
+        </w:rPr>
+        <w:t xml:space="preserve">[27] Trindade A. ElectricityLoadDiagrams20112014 [dataset]. UCI Machine Learning Repository; 2015.</w:t>
+      </w:r>
+    </w:p>
+    <w:p>
+      <w:pPr>
+        <w:spacing w:line="480" w:lineRule="auto" w:after="0" w:before="0"/>
+      </w:pPr>
+      <w:r>
+        <w:rPr>
+          <w:rFonts w:ascii="Times New Roman" w:hAnsi="Times New Roman" w:eastAsia="Times New Roman"/>
+          <w:sz w:val="24"/>
+        </w:rPr>
+        <w:pict>
+          <v:rect style="width:0;height:1.5pt" o:hralign="center" o:hrstd="t" o:hr="t"/>
+        </w:pict>
+      </w:r>
+    </w:p>
+    <w:bookmarkEnd w:id="37"/>
+    <w:bookmarkStart w:id="43" w:name="appendix-a-multi-seed-results"/>
+    <w:p>
+      <w:pPr>
+        <w:pStyle w:val="Heading2"/>
+        <w:keepNext/>
+        <w:spacing w:line="480" w:lineRule="auto" w:after="60" w:before="120"/>
+      </w:pPr>
+      <w:r>
+        <w:rPr>
+          <w:rFonts w:ascii="Times New Roman" w:hAnsi="Times New Roman" w:eastAsia="Times New Roman"/>
+          <w:b/>
+          <w:i w:val="0"/>
+          <w:sz w:val="26"/>
+        </w:rPr>
         <w:t xml:space="preserve">Appendix A: Multi-Seed Results</w:t>
       </w:r>
     </w:p>
-    <w:bookmarkStart w:id="37" w:name="a.1-korean-700-revin-on-s-18000-5-seeds"/>
+    <w:bookmarkStart w:id="38" w:name="a.1-korean-700-revin-on-s-18000-5-seeds"/>
     <w:p>
       <w:pPr>
         <w:pStyle w:val="Heading3"/>
@@ -7114,8 +7159,8 @@
         <w:t xml:space="preserve">‡ Four-seed mean (seeds 42, 43, 44, 46); seed 45 NCRPS not evaluated with the retrained checkpoint used for NRMSE.</w:t>
       </w:r>
     </w:p>
-    <w:bookmarkEnd w:id="37"/>
-    <w:bookmarkStart w:id="38" w:name="a.2-korean-700-revin-off-s-18000-3-seeds"/>
+    <w:bookmarkEnd w:id="38"/>
+    <w:bookmarkStart w:id="39" w:name="a.2-korean-700-revin-off-s-18000-3-seeds"/>
     <w:p>
       <w:pPr>
         <w:spacing w:line="480" w:lineRule="auto" w:after="0" w:before="0"/>
@@ -7442,8 +7487,8 @@
         <w:t xml:space="preserve">§ Two-seed mean (seeds 42, 44); seed 43 NCRPS not evaluated due to broken original checkpoint.</w:t>
       </w:r>
     </w:p>
-    <w:bookmarkEnd w:id="38"/>
-    <w:bookmarkStart w:id="39" w:name="a.3-korean-700-revin-on-s-16000-5-seeds"/>
+    <w:bookmarkEnd w:id="39"/>
+    <w:bookmarkStart w:id="40" w:name="a.3-korean-700-revin-on-s-16000-5-seeds"/>
     <w:p>
       <w:pPr>
         <w:spacing w:line="480" w:lineRule="auto" w:after="0" w:before="0"/>
@@ -7754,8 +7799,8 @@
         <w:spacing w:line="480" w:lineRule="auto" w:after="0" w:before="0"/>
       </w:pPr>
     </w:p>
-    <w:bookmarkEnd w:id="39"/>
-    <w:bookmarkStart w:id="40" w:name="X19de30977b2efbcd7dd418f1d5e794ff568bf73"/>
+    <w:bookmarkEnd w:id="40"/>
+    <w:bookmarkStart w:id="41" w:name="X19de30977b2efbcd7dd418f1d5e794ff568bf73"/>
     <w:p>
       <w:pPr>
         <w:pStyle w:val="Heading3"/>
@@ -8077,8 +8122,8 @@
         <w:t xml:space="preserve">Augmentation contributes 0.56 pp to NRMSE (13.67% → 13.11%) and 1.02 pp to NCRPS (8.16% → 7.14%).</w:t>
       </w:r>
     </w:p>
-    <w:bookmarkEnd w:id="40"/>
-    <w:bookmarkStart w:id="41" w:name="a.5-bb-900k-revin"/>
+    <w:bookmarkEnd w:id="41"/>
+    <w:bookmarkStart w:id="42" w:name="a.5-bb-900k-revin"/>
     <w:p>
       <w:pPr>
         <w:spacing w:line="480" w:lineRule="auto" w:after="0" w:before="0"/>
@@ -8127,9 +8172,9 @@
         </w:pict>
       </w:r>
     </w:p>
-    <w:bookmarkEnd w:id="41"/>
     <w:bookmarkEnd w:id="42"/>
-    <w:bookmarkStart w:id="43" w:name="appendix-b-bb-700-and-bb-7k-scaling"/>
+    <w:bookmarkEnd w:id="43"/>
+    <w:bookmarkStart w:id="44" w:name="appendix-b-bb-700-and-bb-7k-scaling"/>
     <w:p>
       <w:pPr>
         <w:pStyle w:val="Heading2"/>
@@ -8828,8 +8873,8 @@
         </w:pict>
       </w:r>
     </w:p>
-    <w:bookmarkEnd w:id="43"/>
-    <w:bookmarkStart w:id="44" w:name="X7705841f826405c94727741dedee731c1f88735"/>
+    <w:bookmarkEnd w:id="44"/>
+    <w:bookmarkStart w:id="45" w:name="X7705841f826405c94727741dedee731c1f88735"/>
     <w:p>
       <w:pPr>
         <w:pStyle w:val="Heading2"/>
@@ -9248,8 +9293,8 @@
         </w:pict>
       </w:r>
     </w:p>
-    <w:bookmarkEnd w:id="44"/>
-    <w:bookmarkStart w:id="45" w:name="figures"/>
+    <w:bookmarkEnd w:id="45"/>
+    <w:bookmarkStart w:id="46" w:name="figures"/>
     <w:p>
       <w:pPr>
         <w:pStyle w:val="Heading2"/>
@@ -9550,8 +9595,8 @@
         <w:t xml:space="preserve">RevIN’s regime-dependent effect. Korean-700 bars use five-seed means; BB-700 and BB-900K bars use seed-42 runs. Green arrows indicate lower NRMSE; red indicates degradation.</w:t>
       </w:r>
     </w:p>
-    <w:bookmarkEnd w:id="45"/>
     <w:bookmarkEnd w:id="46"/>
+    <w:bookmarkEnd w:id="47"/>
     <w:sectPr>
       <w:footnotePr>
         <w:numRestart w:val="eachSect"/>
